--- a/lessons/4-2/downloads/4-2-notes.docx
+++ b/lessons/4-2/downloads/4-2-notes.docx
@@ -363,6 +363,610 @@
         <w:rPr>
           <w:b/>
           <w:bCs/>
+          <w:color w:val="1FA6A2"/>
+          <w:sz w:val="26"/>
+          <w:szCs w:val="26"/>
+        </w:rPr>
+        <w:t xml:space="preserve">Turn &amp; Talk — Discussion Points  (Level 1 support · Level 2)</w:t>
+      </w:r>
+    </w:p>
+    <w:p>
+      <w:pPr>
+        <w:spacing w:after="60"/>
+      </w:pPr>
+      <w:r>
+        <w:rPr>
+          <w:i/>
+          <w:iCs/>
+          <w:color w:val="5F6F80"/>
+          <w:sz w:val="19"/>
+          <w:szCs w:val="19"/>
+        </w:rPr>
+        <w:t xml:space="preserve">Talk with a partner. Use the Level 1 stems if you need help getting started; try the Level 2 question when you are ready for more.</w:t>
+      </w:r>
+    </w:p>
+    <w:p>
+      <w:pPr>
+        <w:spacing w:after="60"/>
+      </w:pPr>
+      <w:r>
+        <w:rPr>
+          <w:b/>
+          <w:bCs/>
+          <w:color w:val="12355B"/>
+          <w:sz w:val="21"/>
+          <w:szCs w:val="21"/>
+        </w:rPr>
+        <w:t xml:space="preserve">1. [Launch] </w:t>
+      </w:r>
+      <w:r>
+        <w:rPr>
+          <w:b/>
+          <w:bCs/>
+          <w:sz w:val="21"/>
+          <w:szCs w:val="21"/>
+        </w:rPr>
+        <w:t xml:space="preserve">A player scored 3/4 of the points. The leaderboard shows percents and the game engine uses decimals. What are three different ways to write the same score?</w:t>
+      </w:r>
+    </w:p>
+    <w:p>
+      <w:pPr>
+        <w:spacing w:after="60"/>
+      </w:pPr>
+      <w:r>
+        <w:rPr>
+          <w:b/>
+          <w:bCs/>
+          <w:color w:val="1FA6A2"/>
+          <w:sz w:val="20"/>
+          <w:szCs w:val="20"/>
+        </w:rPr>
+        <w:t xml:space="preserve">Level 1 — Start here: </w:t>
+      </w:r>
+      <w:r>
+        <w:rPr>
+          <w:sz w:val="20"/>
+          <w:szCs w:val="20"/>
+        </w:rPr>
+        <w:t xml:space="preserve">3/4, 0.75, and 75% all name the same score.</w:t>
+      </w:r>
+    </w:p>
+    <w:p>
+      <w:pPr>
+        <w:spacing w:after="60"/>
+      </w:pPr>
+      <w:r>
+        <w:rPr>
+          <w:sz w:val="21"/>
+          <w:szCs w:val="21"/>
+        </w:rPr>
+        <w:t xml:space="preserve">The fraction ___ is the same as the decimal ___ and the percent ___.</w:t>
+      </w:r>
+      <w:r>
+        <w:rPr>
+          <w:i/>
+          <w:iCs/>
+          <w:color w:val="5F6F80"/>
+          <w:sz w:val="19"/>
+          <w:szCs w:val="19"/>
+        </w:rPr>
+        <w:br/>
+        <w:t xml:space="preserve">
+La fracción ___ es igual al decimal ___ y al porcentaje ___.</w:t>
+      </w:r>
+    </w:p>
+    <w:p>
+      <w:pPr>
+        <w:spacing w:after="60"/>
+      </w:pPr>
+      <w:r>
+        <w:rPr>
+          <w:sz w:val="21"/>
+          <w:szCs w:val="21"/>
+        </w:rPr>
+        <w:t xml:space="preserve">I can write the same value as a fraction, a ___, or a ___.</w:t>
+      </w:r>
+      <w:r>
+        <w:rPr>
+          <w:i/>
+          <w:iCs/>
+          <w:color w:val="5F6F80"/>
+          <w:sz w:val="19"/>
+          <w:szCs w:val="19"/>
+        </w:rPr>
+        <w:br/>
+        <w:t xml:space="preserve">
+Puedo escribir el mismo valor como fracción, ___ o ___.</w:t>
+      </w:r>
+    </w:p>
+    <w:p>
+      <w:pPr>
+        <w:spacing w:after="60"/>
+      </w:pPr>
+      <w:r>
+        <w:rPr>
+          <w:b/>
+          <w:bCs/>
+          <w:color w:val="12355B"/>
+          <w:sz w:val="20"/>
+          <w:szCs w:val="20"/>
+        </w:rPr>
+        <w:t xml:space="preserve">Word bank: </w:t>
+      </w:r>
+      <w:r>
+        <w:rPr>
+          <w:color w:val="1FA6A2"/>
+          <w:sz w:val="20"/>
+          <w:szCs w:val="20"/>
+        </w:rPr>
+        <w:t xml:space="preserve">percent, decimal, equivalent, benchmark</w:t>
+      </w:r>
+    </w:p>
+    <w:p>
+      <w:pPr>
+        <w:spacing w:after="60"/>
+      </w:pPr>
+      <w:r>
+        <w:rPr>
+          <w:b/>
+          <w:bCs/>
+          <w:color w:val="12355B"/>
+          <w:sz w:val="19"/>
+          <w:szCs w:val="19"/>
+        </w:rPr>
+        <w:t xml:space="preserve">Listen for: </w:t>
+      </w:r>
+      <w:r>
+        <w:rPr>
+          <w:i/>
+          <w:iCs/>
+          <w:color w:val="5F6F80"/>
+          <w:sz w:val="19"/>
+          <w:szCs w:val="19"/>
+        </w:rPr>
+        <w:t xml:space="preserve">Students give 3/4 = 0.75 = 75% and recognize these are three forms of one value, not three different scores.</w:t>
+      </w:r>
+    </w:p>
+    <w:p>
+      <w:pPr>
+        <w:spacing w:after="60"/>
+      </w:pPr>
+      <w:r>
+        <w:rPr>
+          <w:b/>
+          <w:bCs/>
+          <w:color w:val="9A6B12"/>
+          <w:sz w:val="20"/>
+          <w:szCs w:val="20"/>
+        </w:rPr>
+        <w:t xml:space="preserve">Level 2: </w:t>
+      </w:r>
+      <w:r>
+        <w:rPr>
+          <w:sz w:val="20"/>
+          <w:szCs w:val="20"/>
+        </w:rPr>
+        <w:t xml:space="preserve">Which form would be easiest to read on a leaderboard, and which is easiest for the game engine to calculate with? Justify your choices.</w:t>
+      </w:r>
+    </w:p>
+    <w:p>
+      <w:pPr>
+        <w:spacing w:after="60"/>
+        <w:ind w:left="360"/>
+      </w:pPr>
+      <w:r>
+        <w:rPr>
+          <w:sz w:val="20"/>
+          <w:szCs w:val="20"/>
+        </w:rPr>
+        <w:t xml:space="preserve">• The ___ form is easiest to read because ___.</w:t>
+      </w:r>
+    </w:p>
+    <w:p>
+      <w:pPr>
+        <w:spacing w:after="60"/>
+        <w:ind w:left="360"/>
+      </w:pPr>
+      <w:r>
+        <w:rPr>
+          <w:sz w:val="20"/>
+          <w:szCs w:val="20"/>
+        </w:rPr>
+        <w:t xml:space="preserve">• The ___ form is easiest to calculate with because ___.</w:t>
+      </w:r>
+    </w:p>
+    <w:p>
+      <w:pPr>
+        <w:spacing w:after="60"/>
+      </w:pPr>
+      <w:r>
+        <w:rPr>
+          <w:b/>
+          <w:bCs/>
+          <w:color w:val="12355B"/>
+          <w:sz w:val="21"/>
+          <w:szCs w:val="21"/>
+        </w:rPr>
+        <w:t xml:space="preserve">2. [Explore] </w:t>
+      </w:r>
+      <w:r>
+        <w:rPr>
+          <w:b/>
+          <w:bCs/>
+          <w:sz w:val="21"/>
+          <w:szCs w:val="21"/>
+        </w:rPr>
+        <w:t xml:space="preserve">How did you convert a fraction like 3/5 into a decimal and a percent in the table?</w:t>
+      </w:r>
+    </w:p>
+    <w:p>
+      <w:pPr>
+        <w:spacing w:after="60"/>
+      </w:pPr>
+      <w:r>
+        <w:rPr>
+          <w:b/>
+          <w:bCs/>
+          <w:color w:val="1FA6A2"/>
+          <w:sz w:val="20"/>
+          <w:szCs w:val="20"/>
+        </w:rPr>
+        <w:t xml:space="preserve">Level 1 — Start here: </w:t>
+      </w:r>
+      <w:r>
+        <w:rPr>
+          <w:sz w:val="20"/>
+          <w:szCs w:val="20"/>
+        </w:rPr>
+        <w:t xml:space="preserve">I divided the numerator by the denominator, then multiplied by 100 to get the percent.</w:t>
+      </w:r>
+    </w:p>
+    <w:p>
+      <w:pPr>
+        <w:spacing w:after="60"/>
+      </w:pPr>
+      <w:r>
+        <w:rPr>
+          <w:sz w:val="21"/>
+          <w:szCs w:val="21"/>
+        </w:rPr>
+        <w:t xml:space="preserve">To change ___ to a decimal I divided ___ by ___.</w:t>
+      </w:r>
+      <w:r>
+        <w:rPr>
+          <w:i/>
+          <w:iCs/>
+          <w:color w:val="5F6F80"/>
+          <w:sz w:val="19"/>
+          <w:szCs w:val="19"/>
+        </w:rPr>
+        <w:br/>
+        <w:t xml:space="preserve">
+Para cambiar ___ a decimal dividí ___ entre ___.</w:t>
+      </w:r>
+    </w:p>
+    <w:p>
+      <w:pPr>
+        <w:spacing w:after="60"/>
+      </w:pPr>
+      <w:r>
+        <w:rPr>
+          <w:sz w:val="21"/>
+          <w:szCs w:val="21"/>
+        </w:rPr>
+        <w:t xml:space="preserve">To get the percent I multiplied the decimal by ___.</w:t>
+      </w:r>
+      <w:r>
+        <w:rPr>
+          <w:i/>
+          <w:iCs/>
+          <w:color w:val="5F6F80"/>
+          <w:sz w:val="19"/>
+          <w:szCs w:val="19"/>
+        </w:rPr>
+        <w:br/>
+        <w:t xml:space="preserve">
+Para obtener el porcentaje multipliqué el decimal por ___.</w:t>
+      </w:r>
+    </w:p>
+    <w:p>
+      <w:pPr>
+        <w:spacing w:after="60"/>
+      </w:pPr>
+      <w:r>
+        <w:rPr>
+          <w:b/>
+          <w:bCs/>
+          <w:color w:val="12355B"/>
+          <w:sz w:val="20"/>
+          <w:szCs w:val="20"/>
+        </w:rPr>
+        <w:t xml:space="preserve">Word bank: </w:t>
+      </w:r>
+      <w:r>
+        <w:rPr>
+          <w:color w:val="1FA6A2"/>
+          <w:sz w:val="20"/>
+          <w:szCs w:val="20"/>
+        </w:rPr>
+        <w:t xml:space="preserve">percent, decimal, equivalent, benchmark</w:t>
+      </w:r>
+    </w:p>
+    <w:p>
+      <w:pPr>
+        <w:spacing w:after="60"/>
+      </w:pPr>
+      <w:r>
+        <w:rPr>
+          <w:b/>
+          <w:bCs/>
+          <w:color w:val="12355B"/>
+          <w:sz w:val="19"/>
+          <w:szCs w:val="19"/>
+        </w:rPr>
+        <w:t xml:space="preserve">Listen for: </w:t>
+      </w:r>
+      <w:r>
+        <w:rPr>
+          <w:i/>
+          <w:iCs/>
+          <w:color w:val="5F6F80"/>
+          <w:sz w:val="19"/>
+          <w:szCs w:val="19"/>
+        </w:rPr>
+        <w:t xml:space="preserve">Students describe dividing numerator by denominator (3 div 5 = 0.6) and multiplying by 100 to get 60%, and call the three forms equivalent.</w:t>
+      </w:r>
+    </w:p>
+    <w:p>
+      <w:pPr>
+        <w:spacing w:after="60"/>
+      </w:pPr>
+      <w:r>
+        <w:rPr>
+          <w:b/>
+          <w:bCs/>
+          <w:color w:val="9A6B12"/>
+          <w:sz w:val="20"/>
+          <w:szCs w:val="20"/>
+        </w:rPr>
+        <w:t xml:space="preserve">Level 2: </w:t>
+      </w:r>
+      <w:r>
+        <w:rPr>
+          <w:sz w:val="20"/>
+          <w:szCs w:val="20"/>
+        </w:rPr>
+        <w:t xml:space="preserve">Some fractions like 1/4 give a clean decimal, but others do not. How can a benchmark like 1/2 or 1/4 help you estimate before you divide?</w:t>
+      </w:r>
+    </w:p>
+    <w:p>
+      <w:pPr>
+        <w:spacing w:after="60"/>
+        <w:ind w:left="360"/>
+      </w:pPr>
+      <w:r>
+        <w:rPr>
+          <w:sz w:val="20"/>
+          <w:szCs w:val="20"/>
+        </w:rPr>
+        <w:t xml:space="preserve">• A benchmark helps because ___.</w:t>
+      </w:r>
+    </w:p>
+    <w:p>
+      <w:pPr>
+        <w:spacing w:after="60"/>
+        <w:ind w:left="360"/>
+      </w:pPr>
+      <w:r>
+        <w:rPr>
+          <w:sz w:val="20"/>
+          <w:szCs w:val="20"/>
+        </w:rPr>
+        <w:t xml:space="preserve">• I know ___ is close to ___ because ___.</w:t>
+      </w:r>
+    </w:p>
+    <w:p>
+      <w:pPr>
+        <w:spacing w:after="60"/>
+      </w:pPr>
+      <w:r>
+        <w:rPr>
+          <w:b/>
+          <w:bCs/>
+          <w:color w:val="12355B"/>
+          <w:sz w:val="21"/>
+          <w:szCs w:val="21"/>
+        </w:rPr>
+        <w:t xml:space="preserve">3. [Connect] </w:t>
+      </w:r>
+      <w:r>
+        <w:rPr>
+          <w:b/>
+          <w:bCs/>
+          <w:sz w:val="21"/>
+          <w:szCs w:val="21"/>
+        </w:rPr>
+        <w:t xml:space="preserve">A sale says 'Everything 3/5 off!' One friend says that is 35% off and another says 60% off. Who is right, and how do you know?</w:t>
+      </w:r>
+    </w:p>
+    <w:p>
+      <w:pPr>
+        <w:spacing w:after="60"/>
+      </w:pPr>
+      <w:r>
+        <w:rPr>
+          <w:b/>
+          <w:bCs/>
+          <w:color w:val="1FA6A2"/>
+          <w:sz w:val="20"/>
+          <w:szCs w:val="20"/>
+        </w:rPr>
+        <w:t xml:space="preserve">Level 1 — Start here: </w:t>
+      </w:r>
+      <w:r>
+        <w:rPr>
+          <w:sz w:val="20"/>
+          <w:szCs w:val="20"/>
+        </w:rPr>
+        <w:t xml:space="preserve">3/5 equals 60%, so the friend who said 60% off is correct.</w:t>
+      </w:r>
+    </w:p>
+    <w:p>
+      <w:pPr>
+        <w:spacing w:after="60"/>
+      </w:pPr>
+      <w:r>
+        <w:rPr>
+          <w:sz w:val="21"/>
+          <w:szCs w:val="21"/>
+        </w:rPr>
+        <w:t xml:space="preserve">The friend who said ___% is correct because 3/5 = ___ = ___%.</w:t>
+      </w:r>
+      <w:r>
+        <w:rPr>
+          <w:i/>
+          <w:iCs/>
+          <w:color w:val="5F6F80"/>
+          <w:sz w:val="19"/>
+          <w:szCs w:val="19"/>
+        </w:rPr>
+        <w:br/>
+        <w:t xml:space="preserve">
+El amigo que dijo ___% tiene razón porque 3/5 = ___ = ___%.</w:t>
+      </w:r>
+    </w:p>
+    <w:p>
+      <w:pPr>
+        <w:spacing w:after="60"/>
+      </w:pPr>
+      <w:r>
+        <w:rPr>
+          <w:sz w:val="21"/>
+          <w:szCs w:val="21"/>
+        </w:rPr>
+        <w:t xml:space="preserve">The other friend is wrong because ___.</w:t>
+      </w:r>
+      <w:r>
+        <w:rPr>
+          <w:i/>
+          <w:iCs/>
+          <w:color w:val="5F6F80"/>
+          <w:sz w:val="19"/>
+          <w:szCs w:val="19"/>
+        </w:rPr>
+        <w:br/>
+        <w:t xml:space="preserve">
+El otro amigo está equivocado porque ___.</w:t>
+      </w:r>
+    </w:p>
+    <w:p>
+      <w:pPr>
+        <w:spacing w:after="60"/>
+      </w:pPr>
+      <w:r>
+        <w:rPr>
+          <w:b/>
+          <w:bCs/>
+          <w:color w:val="12355B"/>
+          <w:sz w:val="20"/>
+          <w:szCs w:val="20"/>
+        </w:rPr>
+        <w:t xml:space="preserve">Word bank: </w:t>
+      </w:r>
+      <w:r>
+        <w:rPr>
+          <w:color w:val="1FA6A2"/>
+          <w:sz w:val="20"/>
+          <w:szCs w:val="20"/>
+        </w:rPr>
+        <w:t xml:space="preserve">percent, decimal, equivalent, discount</w:t>
+      </w:r>
+    </w:p>
+    <w:p>
+      <w:pPr>
+        <w:spacing w:after="60"/>
+      </w:pPr>
+      <w:r>
+        <w:rPr>
+          <w:b/>
+          <w:bCs/>
+          <w:color w:val="12355B"/>
+          <w:sz w:val="19"/>
+          <w:szCs w:val="19"/>
+        </w:rPr>
+        <w:t xml:space="preserve">Listen for: </w:t>
+      </w:r>
+      <w:r>
+        <w:rPr>
+          <w:i/>
+          <w:iCs/>
+          <w:color w:val="5F6F80"/>
+          <w:sz w:val="19"/>
+          <w:szCs w:val="19"/>
+        </w:rPr>
+        <w:t xml:space="preserve">Students convert 3/5 to 0.6 and 60%, identify 60% off as correct, and can find the $40 game becomes $16.</w:t>
+      </w:r>
+    </w:p>
+    <w:p>
+      <w:pPr>
+        <w:spacing w:after="60"/>
+      </w:pPr>
+      <w:r>
+        <w:rPr>
+          <w:b/>
+          <w:bCs/>
+          <w:color w:val="9A6B12"/>
+          <w:sz w:val="20"/>
+          <w:szCs w:val="20"/>
+        </w:rPr>
+        <w:t xml:space="preserve">Level 2: </w:t>
+      </w:r>
+      <w:r>
+        <w:rPr>
+          <w:sz w:val="20"/>
+          <w:szCs w:val="20"/>
+        </w:rPr>
+        <w:t xml:space="preserve">The other friend got 35% by reading the digits 3 and 5. Explain why that shortcut fails, and describe a discount where reading the digits would accidentally give the right percent.</w:t>
+      </w:r>
+    </w:p>
+    <w:p>
+      <w:pPr>
+        <w:spacing w:after="60"/>
+        <w:ind w:left="360"/>
+      </w:pPr>
+      <w:r>
+        <w:rPr>
+          <w:sz w:val="20"/>
+          <w:szCs w:val="20"/>
+        </w:rPr>
+        <w:t xml:space="preserve">• Reading the digits fails because ___.</w:t>
+      </w:r>
+    </w:p>
+    <w:p>
+      <w:pPr>
+        <w:spacing w:after="60"/>
+        <w:ind w:left="360"/>
+      </w:pPr>
+      <w:r>
+        <w:rPr>
+          <w:sz w:val="20"/>
+          <w:szCs w:val="20"/>
+        </w:rPr>
+        <w:t xml:space="preserve">• It would only work by accident when ___.</w:t>
+      </w:r>
+    </w:p>
+    <w:p>
+      <w:pPr>
+        <w:pStyle w:val="Heading2"/>
+        <w:pBdr>
+          <w:left w:val="single" w:color="1FA6A2" w:sz="18" w:space="8"/>
+        </w:pBdr>
+        <w:spacing w:after="100" w:before="200"/>
+      </w:pPr>
+      <w:r>
+        <w:rPr>
+          <w:b/>
+          <w:bCs/>
           <w:color w:val="9A6B12"/>
           <w:sz w:val="26"/>
           <w:szCs w:val="26"/>
@@ -935,7 +1539,7 @@
           <w:sz w:val="21"/>
           <w:szCs w:val="21"/>
         </w:rPr>
-        <w:t xml:space="preserve">___ as a percent is ___.</w:t>
+        <w:t xml:space="preserve">The fraction ___ is the same as the decimal ___ and the percent ___.</w:t>
       </w:r>
       <w:r>
         <w:rPr>
@@ -947,19 +1551,19 @@
         </w:rPr>
         <w:br/>
         <w:t xml:space="preserve">
-___ como porcentaje es ___.</w:t>
-      </w:r>
-    </w:p>
-    <w:p>
-      <w:pPr>
-        <w:spacing w:after="60"/>
-      </w:pPr>
-      <w:r>
-        <w:rPr>
-          <w:sz w:val="21"/>
-          <w:szCs w:val="21"/>
-        </w:rPr>
-        <w:t xml:space="preserve">They are equal because ___.</w:t>
+La fracción ___ es igual al decimal ___ y al porcentaje ___.</w:t>
+      </w:r>
+    </w:p>
+    <w:p>
+      <w:pPr>
+        <w:spacing w:after="60"/>
+      </w:pPr>
+      <w:r>
+        <w:rPr>
+          <w:sz w:val="21"/>
+          <w:szCs w:val="21"/>
+        </w:rPr>
+        <w:t xml:space="preserve">I can write the same value as a fraction, a ___, or a ___.</w:t>
       </w:r>
       <w:r>
         <w:rPr>
@@ -971,19 +1575,19 @@
         </w:rPr>
         <w:br/>
         <w:t xml:space="preserve">
-Son iguales porque ___.</w:t>
-      </w:r>
-    </w:p>
-    <w:p>
-      <w:pPr>
-        <w:spacing w:after="60"/>
-      </w:pPr>
-      <w:r>
-        <w:rPr>
-          <w:sz w:val="21"/>
-          <w:szCs w:val="21"/>
-        </w:rPr>
-        <w:t xml:space="preserve">I see this when ___.</w:t>
+Puedo escribir el mismo valor como fracción, ___ o ___.</w:t>
+      </w:r>
+    </w:p>
+    <w:p>
+      <w:pPr>
+        <w:spacing w:after="60"/>
+      </w:pPr>
+      <w:r>
+        <w:rPr>
+          <w:sz w:val="21"/>
+          <w:szCs w:val="21"/>
+        </w:rPr>
+        <w:t xml:space="preserve">To change ___ to a decimal I divided ___ by ___.</w:t>
       </w:r>
       <w:r>
         <w:rPr>
@@ -995,7 +1599,7 @@
         </w:rPr>
         <w:br/>
         <w:t xml:space="preserve">
-Veo esto cuando ___.</w:t>
+Para cambiar ___ a decimal dividí ___ entre ___.</w:t>
       </w:r>
     </w:p>
     <w:p>

--- a/lessons/4-2/downloads/4-2-notes.docx
+++ b/lessons/4-2/downloads/4-2-notes.docx
@@ -437,6 +437,43 @@
       </w:pPr>
       <w:r>
         <w:rPr>
+          <w:b/>
+          <w:bCs/>
+          <w:color w:val="1FA6A2"/>
+          <w:sz w:val="20"/>
+          <w:szCs w:val="20"/>
+        </w:rPr>
+        <w:t xml:space="preserve">Hint (optional): </w:t>
+      </w:r>
+      <w:r>
+        <w:rPr>
+          <w:sz w:val="20"/>
+          <w:szCs w:val="20"/>
+        </w:rPr>
+        <w:t xml:space="preserve">Try starting with the word "percent" or "decimal". Re-read the question and underline what it is asking you to compare or find. Use one number or word from the problem as your evidence.</w:t>
+      </w:r>
+    </w:p>
+    <w:p>
+      <w:pPr>
+        <w:spacing w:after="60"/>
+      </w:pPr>
+      <w:r>
+        <w:rPr>
+          <w:b/>
+          <w:bCs/>
+          <w:color w:val="12355B"/>
+          <w:sz w:val="19"/>
+          <w:szCs w:val="19"/>
+        </w:rPr>
+        <w:t xml:space="preserve">Sentence starters (optional)</w:t>
+      </w:r>
+    </w:p>
+    <w:p>
+      <w:pPr>
+        <w:spacing w:after="60"/>
+      </w:pPr>
+      <w:r>
+        <w:rPr>
           <w:sz w:val="21"/>
           <w:szCs w:val="21"/>
         </w:rPr>
@@ -627,6 +664,43 @@
       </w:pPr>
       <w:r>
         <w:rPr>
+          <w:b/>
+          <w:bCs/>
+          <w:color w:val="1FA6A2"/>
+          <w:sz w:val="20"/>
+          <w:szCs w:val="20"/>
+        </w:rPr>
+        <w:t xml:space="preserve">Hint (optional): </w:t>
+      </w:r>
+      <w:r>
+        <w:rPr>
+          <w:sz w:val="20"/>
+          <w:szCs w:val="20"/>
+        </w:rPr>
+        <w:t xml:space="preserve">Try starting with the word "percent" or "decimal". Re-read the question and underline what it is asking you to compare or find. Use one number or word from the problem as your evidence.</w:t>
+      </w:r>
+    </w:p>
+    <w:p>
+      <w:pPr>
+        <w:spacing w:after="60"/>
+      </w:pPr>
+      <w:r>
+        <w:rPr>
+          <w:b/>
+          <w:bCs/>
+          <w:color w:val="12355B"/>
+          <w:sz w:val="19"/>
+          <w:szCs w:val="19"/>
+        </w:rPr>
+        <w:t xml:space="preserve">Sentence starters (optional)</w:t>
+      </w:r>
+    </w:p>
+    <w:p>
+      <w:pPr>
+        <w:spacing w:after="60"/>
+      </w:pPr>
+      <w:r>
+        <w:rPr>
           <w:sz w:val="21"/>
           <w:szCs w:val="21"/>
         </w:rPr>
@@ -809,6 +883,43 @@
           <w:szCs w:val="20"/>
         </w:rPr>
         <w:t xml:space="preserve">3/5 equals 60%, so the friend who said 60% off is correct.</w:t>
+      </w:r>
+    </w:p>
+    <w:p>
+      <w:pPr>
+        <w:spacing w:after="60"/>
+      </w:pPr>
+      <w:r>
+        <w:rPr>
+          <w:b/>
+          <w:bCs/>
+          <w:color w:val="1FA6A2"/>
+          <w:sz w:val="20"/>
+          <w:szCs w:val="20"/>
+        </w:rPr>
+        <w:t xml:space="preserve">Hint (optional): </w:t>
+      </w:r>
+      <w:r>
+        <w:rPr>
+          <w:sz w:val="20"/>
+          <w:szCs w:val="20"/>
+        </w:rPr>
+        <w:t xml:space="preserve">Try starting with the word "percent" or "decimal". Re-read the question and underline what it is asking you to compare or find. Use one number or word from the problem as your evidence.</w:t>
+      </w:r>
+    </w:p>
+    <w:p>
+      <w:pPr>
+        <w:spacing w:after="60"/>
+      </w:pPr>
+      <w:r>
+        <w:rPr>
+          <w:b/>
+          <w:bCs/>
+          <w:color w:val="12355B"/>
+          <w:sz w:val="19"/>
+          <w:szCs w:val="19"/>
+        </w:rPr>
+        <w:t xml:space="preserve">Sentence starters (optional)</w:t>
       </w:r>
     </w:p>
     <w:p>

--- a/lessons/4-2/downloads/4-2-notes.docx
+++ b/lessons/4-2/downloads/4-2-notes.docx
@@ -97,6 +97,69 @@
       </w:pPr>
       <w:r>
         <w:rPr>
+          <w:i/>
+          <w:iCs/>
+          <w:color w:val="5F6F80"/>
+          <w:sz w:val="19"/>
+          <w:szCs w:val="19"/>
+        </w:rPr>
+        <w:t xml:space="preserve">Picture first, then the word, then a plain-language meaning.</w:t>
+      </w:r>
+    </w:p>
+    <w:p>
+      <w:pPr>
+        <w:keepNext/>
+        <w:spacing w:after="20" w:before="120"/>
+        <w:jc w:val="center"/>
+      </w:pPr>
+      <w:r>
+        <w:drawing>
+          <wp:inline distT="0" distB="0" distL="0" distR="0">
+            <wp:extent cx="1238250" cy="933450"/>
+            <wp:effectExtent t="0" r="0" b="0" l="0"/>
+            <wp:docPr id="1" name="" descr="" title=""/>
+            <wp:cNvGraphicFramePr>
+              <a:graphicFrameLocks xmlns:a="http://schemas.openxmlformats.org/drawingml/2006/main" noChangeAspect="1"/>
+            </wp:cNvGraphicFramePr>
+            <a:graphic xmlns:a="http://schemas.openxmlformats.org/drawingml/2006/main">
+              <a:graphicData uri="http://schemas.openxmlformats.org/drawingml/2006/picture">
+                <pic:pic xmlns:pic="http://schemas.openxmlformats.org/drawingml/2006/picture">
+                  <pic:nvPicPr>
+                    <pic:cNvPr id="0" name="" descr=""/>
+                    <pic:cNvPicPr>
+                      <a:picLocks noChangeAspect="1" noChangeArrowheads="1"/>
+                    </pic:cNvPicPr>
+                  </pic:nvPicPr>
+                  <pic:blipFill>
+                    <a:blip r:embed="rId9" cstate="none"/>
+                    <a:srcRect/>
+                    <a:stretch>
+                      <a:fillRect/>
+                    </a:stretch>
+                  </pic:blipFill>
+                  <pic:spPr bwMode="auto">
+                    <a:xfrm>
+                      <a:off x="0" y="0"/>
+                      <a:ext cx="1238250" cy="933450"/>
+                    </a:xfrm>
+                    <a:prstGeom prst="rect">
+                      <a:avLst/>
+                    </a:prstGeom>
+                  </pic:spPr>
+                </pic:pic>
+              </a:graphicData>
+            </a:graphic>
+          </wp:inline>
+        </w:drawing>
+      </w:r>
+    </w:p>
+    <w:p>
+      <w:pPr>
+        <w:keepNext/>
+        <w:spacing w:after="20"/>
+      </w:pPr>
+      <w:r>
+        <w:rPr>
           <w:b/>
           <w:bCs/>
           <w:color w:val="12355B"/>
@@ -118,7 +181,7 @@
     </w:p>
     <w:p>
       <w:pPr>
-        <w:spacing w:after="60"/>
+        <w:spacing w:after="160"/>
       </w:pPr>
       <w:r>
         <w:rPr>
@@ -130,22 +193,55 @@
     </w:p>
     <w:p>
       <w:pPr>
-        <w:spacing w:after="60"/>
-      </w:pPr>
-      <w:r>
-        <w:rPr>
-          <w:i/>
-          <w:iCs/>
-          <w:color w:val="5F6F80"/>
-          <w:sz w:val="19"/>
-          <w:szCs w:val="19"/>
-        </w:rPr>
-        <w:t xml:space="preserve">25% means 25 out of 100</w:t>
-      </w:r>
-    </w:p>
-    <w:p>
-      <w:pPr>
-        <w:spacing w:after="60"/>
+        <w:keepNext/>
+        <w:spacing w:after="20" w:before="120"/>
+        <w:jc w:val="center"/>
+      </w:pPr>
+      <w:r>
+        <w:drawing>
+          <wp:inline distT="0" distB="0" distL="0" distR="0">
+            <wp:extent cx="1238250" cy="933450"/>
+            <wp:effectExtent t="0" r="0" b="0" l="0"/>
+            <wp:docPr id="1" name="" descr="" title=""/>
+            <wp:cNvGraphicFramePr>
+              <a:graphicFrameLocks xmlns:a="http://schemas.openxmlformats.org/drawingml/2006/main" noChangeAspect="1"/>
+            </wp:cNvGraphicFramePr>
+            <a:graphic xmlns:a="http://schemas.openxmlformats.org/drawingml/2006/main">
+              <a:graphicData uri="http://schemas.openxmlformats.org/drawingml/2006/picture">
+                <pic:pic xmlns:pic="http://schemas.openxmlformats.org/drawingml/2006/picture">
+                  <pic:nvPicPr>
+                    <pic:cNvPr id="0" name="" descr=""/>
+                    <pic:cNvPicPr>
+                      <a:picLocks noChangeAspect="1" noChangeArrowheads="1"/>
+                    </pic:cNvPicPr>
+                  </pic:nvPicPr>
+                  <pic:blipFill>
+                    <a:blip r:embed="rId10" cstate="none"/>
+                    <a:srcRect/>
+                    <a:stretch>
+                      <a:fillRect/>
+                    </a:stretch>
+                  </pic:blipFill>
+                  <pic:spPr bwMode="auto">
+                    <a:xfrm>
+                      <a:off x="0" y="0"/>
+                      <a:ext cx="1238250" cy="933450"/>
+                    </a:xfrm>
+                    <a:prstGeom prst="rect">
+                      <a:avLst/>
+                    </a:prstGeom>
+                  </pic:spPr>
+                </pic:pic>
+              </a:graphicData>
+            </a:graphic>
+          </wp:inline>
+        </w:drawing>
+      </w:r>
+    </w:p>
+    <w:p>
+      <w:pPr>
+        <w:keepNext/>
+        <w:spacing w:after="20"/>
       </w:pPr>
       <w:r>
         <w:rPr>
@@ -170,7 +266,7 @@
     </w:p>
     <w:p>
       <w:pPr>
-        <w:spacing w:after="60"/>
+        <w:spacing w:after="160"/>
       </w:pPr>
       <w:r>
         <w:rPr>
@@ -182,22 +278,55 @@
     </w:p>
     <w:p>
       <w:pPr>
-        <w:spacing w:after="60"/>
-      </w:pPr>
-      <w:r>
-        <w:rPr>
-          <w:i/>
-          <w:iCs/>
-          <w:color w:val="5F6F80"/>
-          <w:sz w:val="19"/>
-          <w:szCs w:val="19"/>
-        </w:rPr>
-        <w:t xml:space="preserve">0.75 means seventy-five hundredths</w:t>
-      </w:r>
-    </w:p>
-    <w:p>
-      <w:pPr>
-        <w:spacing w:after="60"/>
+        <w:keepNext/>
+        <w:spacing w:after="20" w:before="120"/>
+        <w:jc w:val="center"/>
+      </w:pPr>
+      <w:r>
+        <w:drawing>
+          <wp:inline distT="0" distB="0" distL="0" distR="0">
+            <wp:extent cx="1238250" cy="933450"/>
+            <wp:effectExtent t="0" r="0" b="0" l="0"/>
+            <wp:docPr id="1" name="" descr="" title=""/>
+            <wp:cNvGraphicFramePr>
+              <a:graphicFrameLocks xmlns:a="http://schemas.openxmlformats.org/drawingml/2006/main" noChangeAspect="1"/>
+            </wp:cNvGraphicFramePr>
+            <a:graphic xmlns:a="http://schemas.openxmlformats.org/drawingml/2006/main">
+              <a:graphicData uri="http://schemas.openxmlformats.org/drawingml/2006/picture">
+                <pic:pic xmlns:pic="http://schemas.openxmlformats.org/drawingml/2006/picture">
+                  <pic:nvPicPr>
+                    <pic:cNvPr id="0" name="" descr=""/>
+                    <pic:cNvPicPr>
+                      <a:picLocks noChangeAspect="1" noChangeArrowheads="1"/>
+                    </pic:cNvPicPr>
+                  </pic:nvPicPr>
+                  <pic:blipFill>
+                    <a:blip r:embed="rId11" cstate="none"/>
+                    <a:srcRect/>
+                    <a:stretch>
+                      <a:fillRect/>
+                    </a:stretch>
+                  </pic:blipFill>
+                  <pic:spPr bwMode="auto">
+                    <a:xfrm>
+                      <a:off x="0" y="0"/>
+                      <a:ext cx="1238250" cy="933450"/>
+                    </a:xfrm>
+                    <a:prstGeom prst="rect">
+                      <a:avLst/>
+                    </a:prstGeom>
+                  </pic:spPr>
+                </pic:pic>
+              </a:graphicData>
+            </a:graphic>
+          </wp:inline>
+        </w:drawing>
+      </w:r>
+    </w:p>
+    <w:p>
+      <w:pPr>
+        <w:keepNext/>
+        <w:spacing w:after="20"/>
       </w:pPr>
       <w:r>
         <w:rPr>
@@ -222,7 +351,7 @@
     </w:p>
     <w:p>
       <w:pPr>
-        <w:spacing w:after="60"/>
+        <w:spacing w:after="160"/>
       </w:pPr>
       <w:r>
         <w:rPr>
@@ -234,22 +363,55 @@
     </w:p>
     <w:p>
       <w:pPr>
-        <w:spacing w:after="60"/>
-      </w:pPr>
-      <w:r>
-        <w:rPr>
-          <w:i/>
-          <w:iCs/>
-          <w:color w:val="5F6F80"/>
-          <w:sz w:val="19"/>
-          <w:szCs w:val="19"/>
-        </w:rPr>
-        <w:t xml:space="preserve">1/2 = 0.5 = 50%</w:t>
-      </w:r>
-    </w:p>
-    <w:p>
-      <w:pPr>
-        <w:spacing w:after="60"/>
+        <w:keepNext/>
+        <w:spacing w:after="20" w:before="120"/>
+        <w:jc w:val="center"/>
+      </w:pPr>
+      <w:r>
+        <w:drawing>
+          <wp:inline distT="0" distB="0" distL="0" distR="0">
+            <wp:extent cx="1238250" cy="933450"/>
+            <wp:effectExtent t="0" r="0" b="0" l="0"/>
+            <wp:docPr id="1" name="" descr="" title=""/>
+            <wp:cNvGraphicFramePr>
+              <a:graphicFrameLocks xmlns:a="http://schemas.openxmlformats.org/drawingml/2006/main" noChangeAspect="1"/>
+            </wp:cNvGraphicFramePr>
+            <a:graphic xmlns:a="http://schemas.openxmlformats.org/drawingml/2006/main">
+              <a:graphicData uri="http://schemas.openxmlformats.org/drawingml/2006/picture">
+                <pic:pic xmlns:pic="http://schemas.openxmlformats.org/drawingml/2006/picture">
+                  <pic:nvPicPr>
+                    <pic:cNvPr id="0" name="" descr=""/>
+                    <pic:cNvPicPr>
+                      <a:picLocks noChangeAspect="1" noChangeArrowheads="1"/>
+                    </pic:cNvPicPr>
+                  </pic:nvPicPr>
+                  <pic:blipFill>
+                    <a:blip r:embed="rId12" cstate="none"/>
+                    <a:srcRect/>
+                    <a:stretch>
+                      <a:fillRect/>
+                    </a:stretch>
+                  </pic:blipFill>
+                  <pic:spPr bwMode="auto">
+                    <a:xfrm>
+                      <a:off x="0" y="0"/>
+                      <a:ext cx="1238250" cy="933450"/>
+                    </a:xfrm>
+                    <a:prstGeom prst="rect">
+                      <a:avLst/>
+                    </a:prstGeom>
+                  </pic:spPr>
+                </pic:pic>
+              </a:graphicData>
+            </a:graphic>
+          </wp:inline>
+        </w:drawing>
+      </w:r>
+    </w:p>
+    <w:p>
+      <w:pPr>
+        <w:keepNext/>
+        <w:spacing w:after="20"/>
       </w:pPr>
       <w:r>
         <w:rPr>
@@ -274,7 +436,7 @@
     </w:p>
     <w:p>
       <w:pPr>
-        <w:spacing w:after="60"/>
+        <w:spacing w:after="160"/>
       </w:pPr>
       <w:r>
         <w:rPr>
@@ -286,22 +448,55 @@
     </w:p>
     <w:p>
       <w:pPr>
-        <w:spacing w:after="60"/>
-      </w:pPr>
-      <w:r>
-        <w:rPr>
-          <w:i/>
-          <w:iCs/>
-          <w:color w:val="5F6F80"/>
-          <w:sz w:val="19"/>
-          <w:szCs w:val="19"/>
-        </w:rPr>
-        <w:t xml:space="preserve">Common benchmarks: 25%, 50%, 75%</w:t>
-      </w:r>
-    </w:p>
-    <w:p>
-      <w:pPr>
-        <w:spacing w:after="60"/>
+        <w:keepNext/>
+        <w:spacing w:after="20" w:before="120"/>
+        <w:jc w:val="center"/>
+      </w:pPr>
+      <w:r>
+        <w:drawing>
+          <wp:inline distT="0" distB="0" distL="0" distR="0">
+            <wp:extent cx="1238250" cy="933450"/>
+            <wp:effectExtent t="0" r="0" b="0" l="0"/>
+            <wp:docPr id="1" name="" descr="" title=""/>
+            <wp:cNvGraphicFramePr>
+              <a:graphicFrameLocks xmlns:a="http://schemas.openxmlformats.org/drawingml/2006/main" noChangeAspect="1"/>
+            </wp:cNvGraphicFramePr>
+            <a:graphic xmlns:a="http://schemas.openxmlformats.org/drawingml/2006/main">
+              <a:graphicData uri="http://schemas.openxmlformats.org/drawingml/2006/picture">
+                <pic:pic xmlns:pic="http://schemas.openxmlformats.org/drawingml/2006/picture">
+                  <pic:nvPicPr>
+                    <pic:cNvPr id="0" name="" descr=""/>
+                    <pic:cNvPicPr>
+                      <a:picLocks noChangeAspect="1" noChangeArrowheads="1"/>
+                    </pic:cNvPicPr>
+                  </pic:nvPicPr>
+                  <pic:blipFill>
+                    <a:blip r:embed="rId13" cstate="none"/>
+                    <a:srcRect/>
+                    <a:stretch>
+                      <a:fillRect/>
+                    </a:stretch>
+                  </pic:blipFill>
+                  <pic:spPr bwMode="auto">
+                    <a:xfrm>
+                      <a:off x="0" y="0"/>
+                      <a:ext cx="1238250" cy="933450"/>
+                    </a:xfrm>
+                    <a:prstGeom prst="rect">
+                      <a:avLst/>
+                    </a:prstGeom>
+                  </pic:spPr>
+                </pic:pic>
+              </a:graphicData>
+            </a:graphic>
+          </wp:inline>
+        </w:drawing>
+      </w:r>
+    </w:p>
+    <w:p>
+      <w:pPr>
+        <w:keepNext/>
+        <w:spacing w:after="20"/>
       </w:pPr>
       <w:r>
         <w:rPr>
@@ -326,7 +521,7 @@
     </w:p>
     <w:p>
       <w:pPr>
-        <w:spacing w:after="60"/>
+        <w:spacing w:after="160"/>
       </w:pPr>
       <w:r>
         <w:rPr>
@@ -334,21 +529,6 @@
           <w:szCs w:val="21"/>
         </w:rPr>
         <w:t xml:space="preserve">Money taken off the first price to make it cheaper.</w:t>
-      </w:r>
-    </w:p>
-    <w:p>
-      <w:pPr>
-        <w:spacing w:after="60"/>
-      </w:pPr>
-      <w:r>
-        <w:rPr>
-          <w:i/>
-          <w:iCs/>
-          <w:color w:val="5F6F80"/>
-          <w:sz w:val="19"/>
-          <w:szCs w:val="19"/>
-        </w:rPr>
-        <w:t xml:space="preserve">$40 shirt at 25% off: discount = $10</w:t>
       </w:r>
     </w:p>
     <w:p>

--- a/lessons/4-2/downloads/4-2-notes.docx
+++ b/lessons/4-2/downloads/4-2-notes.docx
@@ -1210,7 +1210,7 @@
           <w:sz w:val="24"/>
           <w:szCs w:val="24"/>
         </w:rPr>
-        <w:t xml:space="preserve">Try the Model</w:t>
+        <w:t xml:space="preserve">Solved Example</w:t>
       </w:r>
       <w:r>
         <w:rPr>
@@ -1220,90 +1220,130 @@
           <w:sz w:val="19"/>
           <w:szCs w:val="19"/>
         </w:rPr>
-        <w:t xml:space="preserve">   step through it together</w:t>
-      </w:r>
-    </w:p>
-    <w:p>
-      <w:pPr>
-        <w:spacing w:after="80"/>
-      </w:pPr>
-      <w:r>
-        <w:rPr>
-          <w:sz w:val="21"/>
-          <w:szCs w:val="21"/>
-        </w:rPr>
-        <w:t xml:space="preserve">Complete the conversion table. Each row shows the same value in three forms.</w:t>
-      </w:r>
-    </w:p>
-    <w:p>
-      <w:pPr>
+        <w:t xml:space="preserve">   I Do — watch each step</w:t>
+      </w:r>
+    </w:p>
+    <w:p>
+      <w:pPr>
+        <w:keepNext/>
         <w:spacing w:after="40"/>
       </w:pPr>
       <w:r>
-        <w:t xml:space="preserve"/>
-      </w:r>
-    </w:p>
-    <w:tbl>
-      <w:tblPr>
-        <w:tblW w:type="pct" w:w="100%"/>
-        <w:tblBorders>
-          <w:top w:val="single" w:color="C7D2DD" w:sz="6"/>
-          <w:left w:val="single" w:color="C7D2DD" w:sz="6"/>
-          <w:bottom w:val="single" w:color="C7D2DD" w:sz="6"/>
-          <w:right w:val="single" w:color="C7D2DD" w:sz="6"/>
-          <w:insideH w:val="single" w:color="auto" w:sz="4"/>
-          <w:insideV w:val="single" w:color="auto" w:sz="4"/>
-        </w:tblBorders>
-      </w:tblPr>
-      <w:tblGrid>
-        <w:gridCol w:w="100"/>
-      </w:tblGrid>
-      <w:tr>
-        <w:tc>
-          <w:tcPr>
-            <w:shd w:fill="E6F4F3" w:color="auto" w:val="clear"/>
-            <w:tcMar>
-              <w:top w:type="dxa" w:w="60"/>
-              <w:left w:type="dxa" w:w="120"/>
-              <w:bottom w:type="dxa" w:w="60"/>
-              <w:right w:type="dxa" w:w="120"/>
-            </w:tcMar>
-          </w:tcPr>
-          <w:p>
-            <w:pPr>
-              <w:spacing w:after="0" w:line="320"/>
-            </w:pPr>
-            <w:r>
-              <w:t xml:space="preserve"/>
-            </w:r>
-          </w:p>
-          <w:p>
-            <w:pPr>
-              <w:spacing w:after="0" w:line="320"/>
-            </w:pPr>
-            <w:r>
-              <w:t xml:space="preserve"/>
-            </w:r>
-          </w:p>
-          <w:p>
-            <w:pPr>
-              <w:spacing w:after="0" w:line="320"/>
-            </w:pPr>
-            <w:r>
-              <w:t xml:space="preserve"/>
-            </w:r>
-          </w:p>
-          <w:p>
-            <w:pPr>
-              <w:spacing w:after="0" w:line="320"/>
-            </w:pPr>
-            <w:r>
-              <w:t xml:space="preserve"/>
-            </w:r>
-          </w:p>
-        </w:tc>
-      </w:tr>
-    </w:tbl>
+        <w:rPr>
+          <w:b/>
+          <w:bCs/>
+          <w:color w:val="12355B"/>
+          <w:sz w:val="21"/>
+          <w:szCs w:val="21"/>
+        </w:rPr>
+        <w:t xml:space="preserve">Problem:  </w:t>
+      </w:r>
+      <w:r>
+        <w:rPr>
+          <w:sz w:val="21"/>
+          <w:szCs w:val="21"/>
+        </w:rPr>
+        <w:t xml:space="preserve">Convert 3/5 to a percent.</w:t>
+      </w:r>
+    </w:p>
+    <w:p>
+      <w:pPr>
+        <w:spacing w:after="30"/>
+        <w:ind w:left="420"/>
+      </w:pPr>
+      <w:r>
+        <w:rPr>
+          <w:sz w:val="20"/>
+          <w:szCs w:val="20"/>
+        </w:rPr>
+        <w:t xml:space="preserve">A)  60%</w:t>
+      </w:r>
+    </w:p>
+    <w:p>
+      <w:pPr>
+        <w:spacing w:after="30"/>
+        <w:ind w:left="420"/>
+      </w:pPr>
+      <w:r>
+        <w:rPr>
+          <w:sz w:val="20"/>
+          <w:szCs w:val="20"/>
+        </w:rPr>
+        <w:t xml:space="preserve">B)  35%</w:t>
+      </w:r>
+    </w:p>
+    <w:p>
+      <w:pPr>
+        <w:spacing w:after="30"/>
+        <w:ind w:left="420"/>
+      </w:pPr>
+      <w:r>
+        <w:rPr>
+          <w:sz w:val="20"/>
+          <w:szCs w:val="20"/>
+        </w:rPr>
+        <w:t xml:space="preserve">C)  53%</w:t>
+      </w:r>
+    </w:p>
+    <w:p>
+      <w:pPr>
+        <w:spacing w:after="30"/>
+        <w:ind w:left="420"/>
+      </w:pPr>
+      <w:r>
+        <w:rPr>
+          <w:sz w:val="20"/>
+          <w:szCs w:val="20"/>
+        </w:rPr>
+        <w:t xml:space="preserve">D)  65%</w:t>
+      </w:r>
+    </w:p>
+    <w:p>
+      <w:pPr>
+        <w:spacing w:after="20" w:before="50"/>
+      </w:pPr>
+      <w:r>
+        <w:rPr>
+          <w:b/>
+          <w:bCs/>
+          <w:color w:val="1FA6A2"/>
+          <w:sz w:val="21"/>
+          <w:szCs w:val="21"/>
+        </w:rPr>
+        <w:t xml:space="preserve">Step 1:  </w:t>
+      </w:r>
+      <w:r>
+        <w:rPr>
+          <w:sz w:val="21"/>
+          <w:szCs w:val="21"/>
+        </w:rPr>
+        <w:t xml:space="preserve">3 ÷ 5 = 0.6 = 60%.</w:t>
+      </w:r>
+    </w:p>
+    <w:p>
+      <w:pPr>
+        <w:spacing w:after="40" w:before="60"/>
+      </w:pPr>
+      <w:r>
+        <w:rPr>
+          <w:b/>
+          <w:bCs/>
+          <w:color w:val="12355B"/>
+          <w:sz w:val="21"/>
+          <w:szCs w:val="21"/>
+        </w:rPr>
+        <w:t xml:space="preserve">Answer:  </w:t>
+      </w:r>
+      <w:r>
+        <w:rPr>
+          <w:b/>
+          <w:bCs/>
+          <w:sz w:val="21"/>
+          <w:szCs w:val="21"/>
+        </w:rPr>
+        <w:t xml:space="preserve">A. 60%</w:t>
+      </w:r>
+    </w:p>
     <w:p>
       <w:pPr>
         <w:pStyle w:val="Heading1"/>
@@ -1348,6 +1388,170 @@
           <w:szCs w:val="19"/>
         </w:rPr>
         <w:t xml:space="preserve">   We Do — work with your class</w:t>
+      </w:r>
+    </w:p>
+    <w:p>
+      <w:pPr>
+        <w:keepNext/>
+        <w:spacing w:after="40" w:before="40"/>
+      </w:pPr>
+      <w:r>
+        <w:rPr>
+          <w:b/>
+          <w:bCs/>
+          <w:color w:val="12355B"/>
+          <w:sz w:val="21"/>
+          <w:szCs w:val="21"/>
+        </w:rPr>
+        <w:t xml:space="preserve">Problem:  </w:t>
+      </w:r>
+      <w:r>
+        <w:rPr>
+          <w:sz w:val="21"/>
+          <w:szCs w:val="21"/>
+        </w:rPr>
+        <w:t xml:space="preserve">Convert 7/20 to a percent.</w:t>
+      </w:r>
+    </w:p>
+    <w:p>
+      <w:pPr>
+        <w:spacing w:after="30"/>
+        <w:ind w:left="420"/>
+      </w:pPr>
+      <w:r>
+        <w:rPr>
+          <w:sz w:val="20"/>
+          <w:szCs w:val="20"/>
+        </w:rPr>
+        <w:t xml:space="preserve">A)  35%</w:t>
+      </w:r>
+    </w:p>
+    <w:p>
+      <w:pPr>
+        <w:spacing w:after="30"/>
+        <w:ind w:left="420"/>
+      </w:pPr>
+      <w:r>
+        <w:rPr>
+          <w:sz w:val="20"/>
+          <w:szCs w:val="20"/>
+        </w:rPr>
+        <w:t xml:space="preserve">B)  70%</w:t>
+      </w:r>
+    </w:p>
+    <w:p>
+      <w:pPr>
+        <w:spacing w:after="30"/>
+        <w:ind w:left="420"/>
+      </w:pPr>
+      <w:r>
+        <w:rPr>
+          <w:sz w:val="20"/>
+          <w:szCs w:val="20"/>
+        </w:rPr>
+        <w:t xml:space="preserve">C)  20%</w:t>
+      </w:r>
+    </w:p>
+    <w:p>
+      <w:pPr>
+        <w:spacing w:after="30"/>
+        <w:ind w:left="420"/>
+      </w:pPr>
+      <w:r>
+        <w:rPr>
+          <w:sz w:val="20"/>
+          <w:szCs w:val="20"/>
+        </w:rPr>
+        <w:t xml:space="preserve">D)  14%</w:t>
+      </w:r>
+    </w:p>
+    <w:p>
+      <w:pPr>
+        <w:keepNext/>
+        <w:spacing w:after="0" w:before="50"/>
+      </w:pPr>
+      <w:r>
+        <w:rPr>
+          <w:b/>
+          <w:bCs/>
+          <w:color w:val="6B4FA0"/>
+          <w:sz w:val="21"/>
+          <w:szCs w:val="21"/>
+        </w:rPr>
+        <w:t xml:space="preserve">Step 1:</w:t>
+      </w:r>
+    </w:p>
+    <w:p>
+      <w:pPr>
+        <w:pBdr>
+          <w:bottom w:val="single" w:color="AFBECC" w:sz="6"/>
+        </w:pBdr>
+        <w:spacing w:after="30" w:before="150"/>
+      </w:pPr>
+      <w:r>
+        <w:t xml:space="preserve"/>
+      </w:r>
+    </w:p>
+    <w:p>
+      <w:pPr>
+        <w:keepNext/>
+        <w:spacing w:after="0" w:before="50"/>
+      </w:pPr>
+      <w:r>
+        <w:rPr>
+          <w:b/>
+          <w:bCs/>
+          <w:color w:val="6B4FA0"/>
+          <w:sz w:val="21"/>
+          <w:szCs w:val="21"/>
+        </w:rPr>
+        <w:t xml:space="preserve">Step 2:</w:t>
+      </w:r>
+    </w:p>
+    <w:p>
+      <w:pPr>
+        <w:pBdr>
+          <w:bottom w:val="single" w:color="AFBECC" w:sz="6"/>
+        </w:pBdr>
+        <w:spacing w:after="30" w:before="150"/>
+      </w:pPr>
+      <w:r>
+        <w:t xml:space="preserve"/>
+      </w:r>
+    </w:p>
+    <w:p>
+      <w:pPr>
+        <w:keepNext/>
+        <w:spacing w:after="0" w:before="60"/>
+      </w:pPr>
+      <w:r>
+        <w:rPr>
+          <w:b/>
+          <w:bCs/>
+          <w:color w:val="12355B"/>
+          <w:sz w:val="21"/>
+          <w:szCs w:val="21"/>
+        </w:rPr>
+        <w:t xml:space="preserve">Answer:</w:t>
+      </w:r>
+    </w:p>
+    <w:p>
+      <w:pPr>
+        <w:pBdr>
+          <w:bottom w:val="single" w:color="AFBECC" w:sz="6"/>
+        </w:pBdr>
+        <w:spacing w:after="30" w:before="150"/>
+      </w:pPr>
+      <w:r>
+        <w:t xml:space="preserve"/>
+      </w:r>
+    </w:p>
+    <w:p>
+      <w:pPr>
+        <w:spacing w:after="80"/>
+      </w:pPr>
+      <w:r>
+        <w:t xml:space="preserve"/>
       </w:r>
     </w:p>
     <w:tbl>
@@ -1867,7 +2071,7 @@
           <w:sz w:val="21"/>
           <w:szCs w:val="21"/>
         </w:rPr>
-        <w:t xml:space="preserve">Convert 3/5 to a percent.</w:t>
+        <w:t xml:space="preserve">Which decimal is equivalent to 45%?</w:t>
       </w:r>
     </w:p>
     <w:p>
@@ -1880,7 +2084,7 @@
           <w:sz w:val="20"/>
           <w:szCs w:val="20"/>
         </w:rPr>
-        <w:t xml:space="preserve">A)  60%</w:t>
+        <w:t xml:space="preserve">A)  0.45</w:t>
       </w:r>
     </w:p>
     <w:p>
@@ -1893,7 +2097,7 @@
           <w:sz w:val="20"/>
           <w:szCs w:val="20"/>
         </w:rPr>
-        <w:t xml:space="preserve">B)  35%</w:t>
+        <w:t xml:space="preserve">B)  4.5</w:t>
       </w:r>
     </w:p>
     <w:p>
@@ -1906,7 +2110,7 @@
           <w:sz w:val="20"/>
           <w:szCs w:val="20"/>
         </w:rPr>
-        <w:t xml:space="preserve">C)  53%</w:t>
+        <w:t xml:space="preserve">C)  0.045</w:t>
       </w:r>
     </w:p>
     <w:p>
@@ -1919,7 +2123,7 @@
           <w:sz w:val="20"/>
           <w:szCs w:val="20"/>
         </w:rPr>
-        <w:t xml:space="preserve">D)  65%</w:t>
+        <w:t xml:space="preserve">D)  45.0</w:t>
       </w:r>
     </w:p>
     <w:p>
@@ -1997,7 +2201,7 @@
           <w:sz w:val="21"/>
           <w:szCs w:val="21"/>
         </w:rPr>
-        <w:t xml:space="preserve">Convert 7/20 to a percent.</w:t>
+        <w:t xml:space="preserve">What fraction is equal to 0.75?</w:t>
       </w:r>
     </w:p>
     <w:p>
@@ -2010,7 +2214,7 @@
           <w:sz w:val="20"/>
           <w:szCs w:val="20"/>
         </w:rPr>
-        <w:t xml:space="preserve">A)  35%</w:t>
+        <w:t xml:space="preserve">A)  3/4</w:t>
       </w:r>
     </w:p>
     <w:p>
@@ -2023,7 +2227,7 @@
           <w:sz w:val="20"/>
           <w:szCs w:val="20"/>
         </w:rPr>
-        <w:t xml:space="preserve">B)  70%</w:t>
+        <w:t xml:space="preserve">B)  7/5</w:t>
       </w:r>
     </w:p>
     <w:p>
@@ -2036,7 +2240,7 @@
           <w:sz w:val="20"/>
           <w:szCs w:val="20"/>
         </w:rPr>
-        <w:t xml:space="preserve">C)  20%</w:t>
+        <w:t xml:space="preserve">C)  3/5</w:t>
       </w:r>
     </w:p>
     <w:p>
@@ -2049,7 +2253,7 @@
           <w:sz w:val="20"/>
           <w:szCs w:val="20"/>
         </w:rPr>
-        <w:t xml:space="preserve">D)  14%</w:t>
+        <w:t xml:space="preserve">D)  7/10</w:t>
       </w:r>
     </w:p>
     <w:p>
@@ -2127,7 +2331,7 @@
           <w:sz w:val="21"/>
           <w:szCs w:val="21"/>
         </w:rPr>
-        <w:t xml:space="preserve">Which decimal is equivalent to 45%?</w:t>
+        <w:t xml:space="preserve">A game shows your score as 7/8 complete. What percent is that?</w:t>
       </w:r>
     </w:p>
     <w:p>
@@ -2140,7 +2344,7 @@
           <w:sz w:val="20"/>
           <w:szCs w:val="20"/>
         </w:rPr>
-        <w:t xml:space="preserve">A)  0.45</w:t>
+        <w:t xml:space="preserve">A)  87.5%</w:t>
       </w:r>
     </w:p>
     <w:p>
@@ -2153,7 +2357,7 @@
           <w:sz w:val="20"/>
           <w:szCs w:val="20"/>
         </w:rPr>
-        <w:t xml:space="preserve">B)  4.5</w:t>
+        <w:t xml:space="preserve">B)  78%</w:t>
       </w:r>
     </w:p>
     <w:p>
@@ -2166,7 +2370,7 @@
           <w:sz w:val="20"/>
           <w:szCs w:val="20"/>
         </w:rPr>
-        <w:t xml:space="preserve">C)  0.045</w:t>
+        <w:t xml:space="preserve">C)  75%</w:t>
       </w:r>
     </w:p>
     <w:p>
@@ -2179,7 +2383,7 @@
           <w:sz w:val="20"/>
           <w:szCs w:val="20"/>
         </w:rPr>
-        <w:t xml:space="preserve">D)  45.0</w:t>
+        <w:t xml:space="preserve">D)  88%</w:t>
       </w:r>
     </w:p>
     <w:p>
@@ -2257,7 +2461,7 @@
           <w:sz w:val="21"/>
           <w:szCs w:val="21"/>
         </w:rPr>
-        <w:t xml:space="preserve">What fraction is equal to 0.75?</w:t>
+        <w:t xml:space="preserve">What is 0.45 written as a percent?</w:t>
       </w:r>
     </w:p>
     <w:p>
@@ -2270,7 +2474,7 @@
           <w:sz w:val="20"/>
           <w:szCs w:val="20"/>
         </w:rPr>
-        <w:t xml:space="preserve">A)  3/4</w:t>
+        <w:t xml:space="preserve">A)  45%</w:t>
       </w:r>
     </w:p>
     <w:p>
@@ -2283,7 +2487,7 @@
           <w:sz w:val="20"/>
           <w:szCs w:val="20"/>
         </w:rPr>
-        <w:t xml:space="preserve">B)  7/5</w:t>
+        <w:t xml:space="preserve">B)  4.5%</w:t>
       </w:r>
     </w:p>
     <w:p>
@@ -2296,7 +2500,7 @@
           <w:sz w:val="20"/>
           <w:szCs w:val="20"/>
         </w:rPr>
-        <w:t xml:space="preserve">C)  3/5</w:t>
+        <w:t xml:space="preserve">C)  450%</w:t>
       </w:r>
     </w:p>
     <w:p>
@@ -2309,7 +2513,7 @@
           <w:sz w:val="20"/>
           <w:szCs w:val="20"/>
         </w:rPr>
-        <w:t xml:space="preserve">D)  7/10</w:t>
+        <w:t xml:space="preserve">D)  0.45%</w:t>
       </w:r>
     </w:p>
     <w:p>
@@ -3022,6 +3226,64 @@
           <w:sz w:val="24"/>
           <w:szCs w:val="24"/>
         </w:rPr>
+        <w:t xml:space="preserve">Worked Notes (I Do / We Do)</w:t>
+      </w:r>
+    </w:p>
+    <w:p>
+      <w:pPr>
+        <w:spacing w:after="80"/>
+      </w:pPr>
+      <w:r>
+        <w:rPr>
+          <w:b/>
+          <w:bCs/>
+          <w:sz w:val="21"/>
+          <w:szCs w:val="21"/>
+        </w:rPr>
+        <w:t xml:space="preserve">I Do:  </w:t>
+      </w:r>
+      <w:r>
+        <w:rPr>
+          <w:sz w:val="21"/>
+          <w:szCs w:val="21"/>
+        </w:rPr>
+        <w:t xml:space="preserve">A. 60%</w:t>
+      </w:r>
+    </w:p>
+    <w:p>
+      <w:pPr>
+        <w:spacing w:after="80"/>
+      </w:pPr>
+      <w:r>
+        <w:rPr>
+          <w:b/>
+          <w:bCs/>
+          <w:sz w:val="21"/>
+          <w:szCs w:val="21"/>
+        </w:rPr>
+        <w:t xml:space="preserve">We Do:  </w:t>
+      </w:r>
+      <w:r>
+        <w:rPr>
+          <w:sz w:val="21"/>
+          <w:szCs w:val="21"/>
+        </w:rPr>
+        <w:t xml:space="preserve">A. 35%</w:t>
+      </w:r>
+    </w:p>
+    <w:p>
+      <w:pPr>
+        <w:pStyle w:val="Heading2"/>
+        <w:spacing w:after="80" w:before="180"/>
+      </w:pPr>
+      <w:r>
+        <w:rPr>
+          <w:b/>
+          <w:bCs/>
+          <w:color w:val="12355B"/>
+          <w:sz w:val="24"/>
+          <w:szCs w:val="24"/>
+        </w:rPr>
         <w:t xml:space="preserve">Independent Practice</w:t>
       </w:r>
     </w:p>
@@ -3043,7 +3305,7 @@
           <w:sz w:val="21"/>
           <w:szCs w:val="21"/>
         </w:rPr>
-        <w:t xml:space="preserve">A)  60%</w:t>
+        <w:t xml:space="preserve">A)  0.45</w:t>
       </w:r>
       <w:r>
         <w:rPr>
@@ -3053,7 +3315,7 @@
           <w:sz w:val="19"/>
           <w:szCs w:val="19"/>
         </w:rPr>
-        <w:t xml:space="preserve">  — 3 ÷ 5 = 0.6 = 60%.</w:t>
+        <w:t xml:space="preserve">  — To convert a percent to a decimal, divide by 100: 45 ÷ 100 = 0.45.</w:t>
       </w:r>
     </w:p>
     <w:p>
@@ -3074,7 +3336,7 @@
           <w:sz w:val="21"/>
           <w:szCs w:val="21"/>
         </w:rPr>
-        <w:t xml:space="preserve">A)  35%</w:t>
+        <w:t xml:space="preserve">A)  3/4</w:t>
       </w:r>
       <w:r>
         <w:rPr>
@@ -3084,7 +3346,7 @@
           <w:sz w:val="19"/>
           <w:szCs w:val="19"/>
         </w:rPr>
-        <w:t xml:space="preserve">  — 7 ÷ 20 = 0.35 = 35%.</w:t>
+        <w:t xml:space="preserve">  — 0.75 = 75/100. Simplify by dividing both by 25: 75÷25 = 3 and 100÷25 = 4. So 0.75 = 3/4.</w:t>
       </w:r>
     </w:p>
     <w:p>
@@ -3105,7 +3367,7 @@
           <w:sz w:val="21"/>
           <w:szCs w:val="21"/>
         </w:rPr>
-        <w:t xml:space="preserve">A)  0.45</w:t>
+        <w:t xml:space="preserve">A)  87.5%</w:t>
       </w:r>
       <w:r>
         <w:rPr>
@@ -3115,7 +3377,7 @@
           <w:sz w:val="19"/>
           <w:szCs w:val="19"/>
         </w:rPr>
-        <w:t xml:space="preserve">  — To convert a percent to a decimal, divide by 100: 45 ÷ 100 = 0.45.</w:t>
+        <w:t xml:space="preserve">  — 7 ÷ 8 = 0.875, and 0.875 × 100 = 87.5%.</w:t>
       </w:r>
     </w:p>
     <w:p>
@@ -3136,7 +3398,7 @@
           <w:sz w:val="21"/>
           <w:szCs w:val="21"/>
         </w:rPr>
-        <w:t xml:space="preserve">A)  3/4</w:t>
+        <w:t xml:space="preserve">A)  45%</w:t>
       </w:r>
       <w:r>
         <w:rPr>
@@ -3146,7 +3408,7 @@
           <w:sz w:val="19"/>
           <w:szCs w:val="19"/>
         </w:rPr>
-        <w:t xml:space="preserve">  — 0.75 = 75/100. Simplify by dividing both by 25: 75÷25 = 3 and 100÷25 = 4. So 0.75 = 3/4.</w:t>
+        <w:t xml:space="preserve">  — Multiply by 100: 0.45 = 45%.</w:t>
       </w:r>
     </w:p>
     <w:p>

--- a/lessons/4-2/downloads/4-2-notes.docx
+++ b/lessons/4-2/downloads/4-2-notes.docx
@@ -1023,6 +1023,216 @@
     <w:p>
       <w:pPr>
         <w:pStyle w:val="Heading1"/>
+        <w:pBdr>
+          <w:bottom w:val="single" w:color="1FA6A2" w:sz="14" w:space="6"/>
+        </w:pBdr>
+        <w:spacing w:after="140" w:before="260"/>
+      </w:pPr>
+      <w:r>
+        <w:rPr>
+          <w:b/>
+          <w:bCs/>
+          <w:color w:val="12355B"/>
+          <w:sz w:val="30"/>
+          <w:szCs w:val="30"/>
+        </w:rPr>
+        <w:t xml:space="preserve">Guided Notes</w:t>
+      </w:r>
+    </w:p>
+    <w:p>
+      <w:pPr>
+        <w:spacing w:after="100"/>
+      </w:pPr>
+      <w:r>
+        <w:rPr>
+          <w:i/>
+          <w:iCs/>
+          <w:color w:val="5F6F80"/>
+          <w:sz w:val="19"/>
+          <w:szCs w:val="19"/>
+        </w:rPr>
+        <w:t xml:space="preserve">Fill in each blank as we go. Use the Word Bank to help you.</w:t>
+      </w:r>
+    </w:p>
+    <w:tbl>
+      <w:tblPr>
+        <w:tblW w:type="pct" w:w="100%"/>
+        <w:tblBorders>
+          <w:top w:val="single" w:color="BBD0DE" w:sz="8"/>
+          <w:left w:val="single" w:color="BBD0DE" w:sz="8"/>
+          <w:bottom w:val="single" w:color="BBD0DE" w:sz="8"/>
+          <w:right w:val="single" w:color="BBD0DE" w:sz="8"/>
+          <w:insideH w:val="single" w:color="auto" w:sz="4"/>
+          <w:insideV w:val="single" w:color="auto" w:sz="4"/>
+        </w:tblBorders>
+      </w:tblPr>
+      <w:tblGrid>
+        <w:gridCol w:w="100"/>
+      </w:tblGrid>
+      <w:tr>
+        <w:tc>
+          <w:tcPr>
+            <w:shd w:fill="EEF4F8" w:color="auto" w:val="clear"/>
+            <w:tcMar>
+              <w:top w:type="dxa" w:w="120"/>
+              <w:left w:type="dxa" w:w="180"/>
+              <w:bottom w:type="dxa" w:w="120"/>
+              <w:right w:type="dxa" w:w="180"/>
+            </w:tcMar>
+          </w:tcPr>
+          <w:p>
+            <w:pPr>
+              <w:spacing w:after="40"/>
+            </w:pPr>
+            <w:r>
+              <w:rPr>
+                <w:b/>
+                <w:bCs/>
+                <w:color w:val="1FA6A2"/>
+                <w:sz w:val="18"/>
+                <w:szCs w:val="18"/>
+              </w:rPr>
+              <w:t xml:space="preserve">WORD BANK</w:t>
+            </w:r>
+          </w:p>
+          <w:p>
+            <w:pPr>
+              <w:spacing w:after="80"/>
+            </w:pPr>
+            <w:r>
+              <w:rPr>
+                <w:b/>
+                <w:bCs/>
+                <w:sz w:val="21"/>
+                <w:szCs w:val="21"/>
+              </w:rPr>
+              <w:t xml:space="preserve">Percent      •      Decimal      •      Equivalent      •      Benchmark      •      Discount</w:t>
+            </w:r>
+          </w:p>
+        </w:tc>
+      </w:tr>
+    </w:tbl>
+    <w:p>
+      <w:pPr>
+        <w:spacing w:after="80"/>
+      </w:pPr>
+      <w:r>
+        <w:t xml:space="preserve"/>
+      </w:r>
+    </w:p>
+    <w:p>
+      <w:pPr>
+        <w:spacing w:after="120" w:before="80"/>
+      </w:pPr>
+      <w:r>
+        <w:rPr>
+          <w:b/>
+          <w:bCs/>
+          <w:color w:val="12355B"/>
+          <w:sz w:val="22"/>
+          <w:szCs w:val="22"/>
+        </w:rPr>
+        <w:t xml:space="preserve">1.  </w:t>
+      </w:r>
+      <w:r>
+        <w:rPr>
+          <w:sz w:val="22"/>
+          <w:szCs w:val="22"/>
+        </w:rPr>
+        <w:t xml:space="preserve">A ratio that compares a number to 100, written with a % sign, is a ___.</w:t>
+      </w:r>
+    </w:p>
+    <w:p>
+      <w:pPr>
+        <w:spacing w:after="120" w:before="80"/>
+      </w:pPr>
+      <w:r>
+        <w:rPr>
+          <w:b/>
+          <w:bCs/>
+          <w:color w:val="12355B"/>
+          <w:sz w:val="22"/>
+          <w:szCs w:val="22"/>
+        </w:rPr>
+        <w:t xml:space="preserve">2.  </w:t>
+      </w:r>
+      <w:r>
+        <w:rPr>
+          <w:sz w:val="22"/>
+          <w:szCs w:val="22"/>
+        </w:rPr>
+        <w:t xml:space="preserve">A number that uses a point to show parts of a whole is a ___.</w:t>
+      </w:r>
+    </w:p>
+    <w:p>
+      <w:pPr>
+        <w:spacing w:after="120" w:before="80"/>
+      </w:pPr>
+      <w:r>
+        <w:rPr>
+          <w:b/>
+          <w:bCs/>
+          <w:color w:val="12355B"/>
+          <w:sz w:val="22"/>
+          <w:szCs w:val="22"/>
+        </w:rPr>
+        <w:t xml:space="preserve">3.  </w:t>
+      </w:r>
+      <w:r>
+        <w:rPr>
+          <w:sz w:val="22"/>
+          <w:szCs w:val="22"/>
+        </w:rPr>
+        <w:t xml:space="preserve">__________  —  Having the same value, just written a different way.</w:t>
+      </w:r>
+    </w:p>
+    <w:p>
+      <w:pPr>
+        <w:spacing w:after="120" w:before="80"/>
+      </w:pPr>
+      <w:r>
+        <w:rPr>
+          <w:b/>
+          <w:bCs/>
+          <w:color w:val="12355B"/>
+          <w:sz w:val="22"/>
+          <w:szCs w:val="22"/>
+        </w:rPr>
+        <w:t xml:space="preserve">4.  </w:t>
+      </w:r>
+      <w:r>
+        <w:rPr>
+          <w:sz w:val="22"/>
+          <w:szCs w:val="22"/>
+        </w:rPr>
+        <w:t xml:space="preserve">A common, easy-to-remember value like 50% or 1/4 used for comparing is a ___.</w:t>
+      </w:r>
+    </w:p>
+    <w:p>
+      <w:pPr>
+        <w:spacing w:after="120" w:before="80"/>
+      </w:pPr>
+      <w:r>
+        <w:rPr>
+          <w:b/>
+          <w:bCs/>
+          <w:color w:val="12355B"/>
+          <w:sz w:val="22"/>
+          <w:szCs w:val="22"/>
+        </w:rPr>
+        <w:t xml:space="preserve">5.  </w:t>
+      </w:r>
+      <w:r>
+        <w:rPr>
+          <w:sz w:val="22"/>
+          <w:szCs w:val="22"/>
+        </w:rPr>
+        <w:t xml:space="preserve">An amount taken off a price, often given as a percent, is a ___.</w:t>
+      </w:r>
+    </w:p>
+    <w:p>
+      <w:pPr>
+        <w:pStyle w:val="Heading1"/>
         <w:pageBreakBefore/>
         <w:pBdr>
           <w:bottom w:val="single" w:color="1FA6A2" w:sz="14" w:space="6"/>
@@ -1990,6 +2200,87 @@
     </w:p>
     <w:p>
       <w:pPr>
+        <w:spacing w:after="40" w:before="80"/>
+      </w:pPr>
+      <w:r>
+        <w:rPr>
+          <w:b/>
+          <w:bCs/>
+          <w:color w:val="12355B"/>
+          <w:sz w:val="21"/>
+          <w:szCs w:val="21"/>
+        </w:rPr>
+        <w:t xml:space="preserve">4. </w:t>
+      </w:r>
+      <w:r>
+        <w:rPr>
+          <w:b/>
+          <w:bCs/>
+          <w:color w:val="6B4FA0"/>
+          <w:sz w:val="19"/>
+          <w:szCs w:val="19"/>
+        </w:rPr>
+        <w:t xml:space="preserve">[Practice] </w:t>
+      </w:r>
+      <w:r>
+        <w:rPr>
+          <w:b/>
+          <w:bCs/>
+          <w:sz w:val="21"/>
+          <w:szCs w:val="21"/>
+        </w:rPr>
+        <w:t xml:space="preserve">During practice on Relate Fractions, Decimals, and Percents, what strategy did you use when a problem felt tricky?</w:t>
+      </w:r>
+    </w:p>
+    <w:p>
+      <w:pPr>
+        <w:spacing w:after="60"/>
+      </w:pPr>
+      <w:r>
+        <w:rPr>
+          <w:color w:val="1A2733"/>
+          <w:sz w:val="21"/>
+          <w:szCs w:val="21"/>
+        </w:rPr>
+        <w:t xml:space="preserve">Start with:  To change ___ to a decimal I divided ___ by ___.</w:t>
+      </w:r>
+      <w:r>
+        <w:rPr>
+          <w:i/>
+          <w:iCs/>
+          <w:color w:val="5F6F80"/>
+          <w:sz w:val="19"/>
+          <w:szCs w:val="19"/>
+        </w:rPr>
+        <w:br/>
+        <w:t xml:space="preserve">Para cambiar ___ a decimal dividí ___ entre ___.</w:t>
+      </w:r>
+    </w:p>
+    <w:p>
+      <w:pPr>
+        <w:spacing w:after="80"/>
+      </w:pPr>
+      <w:r>
+        <w:rPr>
+          <w:b/>
+          <w:bCs/>
+          <w:color w:val="12355B"/>
+          <w:sz w:val="19"/>
+          <w:szCs w:val="19"/>
+        </w:rPr>
+        <w:t xml:space="preserve">Word bank:  </w:t>
+      </w:r>
+      <w:r>
+        <w:rPr>
+          <w:color w:val="1FA6A2"/>
+          <w:sz w:val="19"/>
+          <w:szCs w:val="19"/>
+        </w:rPr>
+        <w:t xml:space="preserve">Percent,  Decimal,  Equivalent,  Benchmark</w:t>
+      </w:r>
+    </w:p>
+    <w:p>
+      <w:pPr>
         <w:pStyle w:val="Heading1"/>
         <w:pageBreakBefore/>
         <w:pBdr>
@@ -2461,7 +2752,7 @@
           <w:sz w:val="21"/>
           <w:szCs w:val="21"/>
         </w:rPr>
-        <w:t xml:space="preserve">What is 0.45 written as a percent?</w:t>
+        <w:t xml:space="preserve">Your arcade scoreboard reads 0.25 of the level cleared. What percent and fraction match this score?</w:t>
       </w:r>
     </w:p>
     <w:p>
@@ -2474,7 +2765,7 @@
           <w:sz w:val="20"/>
           <w:szCs w:val="20"/>
         </w:rPr>
-        <w:t xml:space="preserve">A)  45%</w:t>
+        <w:t xml:space="preserve">A)  25% and 1/4</w:t>
       </w:r>
     </w:p>
     <w:p>
@@ -2487,7 +2778,7 @@
           <w:sz w:val="20"/>
           <w:szCs w:val="20"/>
         </w:rPr>
-        <w:t xml:space="preserve">B)  4.5%</w:t>
+        <w:t xml:space="preserve">B)  2.5% and 1/4</w:t>
       </w:r>
     </w:p>
     <w:p>
@@ -2500,7 +2791,7 @@
           <w:sz w:val="20"/>
           <w:szCs w:val="20"/>
         </w:rPr>
-        <w:t xml:space="preserve">C)  450%</w:t>
+        <w:t xml:space="preserve">C)  25% and 1/5</w:t>
       </w:r>
     </w:p>
     <w:p>
@@ -2513,7 +2804,7 @@
           <w:sz w:val="20"/>
           <w:szCs w:val="20"/>
         </w:rPr>
-        <w:t xml:space="preserve">D)  0.45%</w:t>
+        <w:t xml:space="preserve">D)  250% and 1/40</w:t>
       </w:r>
     </w:p>
     <w:p>
@@ -2586,33 +2877,7 @@
           <w:sz w:val="30"/>
           <w:szCs w:val="30"/>
         </w:rPr>
-        <w:t xml:space="preserve">Write About the Math</w:t>
-      </w:r>
-    </w:p>
-    <w:p>
-      <w:pPr>
-        <w:pStyle w:val="Heading2"/>
-        <w:spacing w:after="80" w:before="180"/>
-      </w:pPr>
-      <w:r>
-        <w:rPr>
-          <w:b/>
-          <w:bCs/>
-          <w:color w:val="12355B"/>
-          <w:sz w:val="24"/>
-          <w:szCs w:val="24"/>
-        </w:rPr>
-        <w:t xml:space="preserve">Build Strong Sentences</w:t>
-      </w:r>
-      <w:r>
-        <w:rPr>
-          <w:i/>
-          <w:iCs/>
-          <w:color w:val="B97A12"/>
-          <w:sz w:val="19"/>
-          <w:szCs w:val="19"/>
-        </w:rPr>
-        <w:t xml:space="preserve">   The Writing Revolution</w:t>
+        <w:t xml:space="preserve">Exit Ticket</w:t>
       </w:r>
     </w:p>
     <w:p>
@@ -2627,435 +2892,86 @@
           <w:sz w:val="19"/>
           <w:szCs w:val="19"/>
         </w:rPr>
-        <w:t xml:space="preserve">I can explain my conversions using the words percent, decimal, equivalent, and benchmark.</w:t>
-      </w:r>
-    </w:p>
-    <w:p>
-      <w:pPr>
-        <w:pStyle w:val="Heading2"/>
-        <w:spacing w:after="80" w:before="180"/>
-      </w:pPr>
-      <w:r>
-        <w:rPr>
-          <w:b/>
-          <w:bCs/>
-          <w:color w:val="12355B"/>
-          <w:sz w:val="24"/>
-          <w:szCs w:val="24"/>
-        </w:rPr>
-        <w:t xml:space="preserve">1. Kernel Sentence</w:t>
-      </w:r>
-      <w:r>
-        <w:rPr>
-          <w:i/>
-          <w:iCs/>
-          <w:color w:val="1FA6A2"/>
-          <w:sz w:val="19"/>
-          <w:szCs w:val="19"/>
-        </w:rPr>
-        <w:t xml:space="preserve">   subject + verb</w:t>
-      </w:r>
-    </w:p>
-    <w:tbl>
-      <w:tblPr>
-        <w:tblW w:type="pct" w:w="100%"/>
-        <w:tblBorders>
-          <w:top w:val="single" w:color="B97A12" w:sz="8"/>
-          <w:left w:val="single" w:color="B97A12" w:sz="8"/>
-          <w:bottom w:val="single" w:color="B97A12" w:sz="8"/>
-          <w:right w:val="single" w:color="B97A12" w:sz="8"/>
-          <w:insideH w:val="single" w:color="auto" w:sz="4"/>
-          <w:insideV w:val="single" w:color="auto" w:sz="4"/>
-        </w:tblBorders>
-      </w:tblPr>
-      <w:tblGrid>
-        <w:gridCol w:w="100"/>
-      </w:tblGrid>
-      <w:tr>
-        <w:tc>
-          <w:tcPr>
-            <w:shd w:fill="FBF3E2" w:color="auto" w:val="clear"/>
-            <w:tcMar>
-              <w:top w:type="dxa" w:w="120"/>
-              <w:left w:type="dxa" w:w="180"/>
-              <w:bottom w:type="dxa" w:w="120"/>
-              <w:right w:type="dxa" w:w="180"/>
-            </w:tcMar>
-          </w:tcPr>
-          <w:p>
-            <w:pPr>
-              <w:spacing w:after="0"/>
-            </w:pPr>
-            <w:r>
-              <w:rPr>
-                <w:b/>
-                <w:bCs/>
-                <w:color w:val="1FA6A2"/>
-                <w:sz w:val="20"/>
-                <w:szCs w:val="20"/>
-              </w:rPr>
-              <w:t xml:space="preserve">Model:  </w:t>
-            </w:r>
-            <w:r>
-              <w:rPr>
-                <w:sz w:val="20"/>
-                <w:szCs w:val="20"/>
-              </w:rPr>
-              <w:t xml:space="preserve">Percent is a way to compare a number to 100, shown with the % sign.</w:t>
-            </w:r>
-          </w:p>
-        </w:tc>
-      </w:tr>
-    </w:tbl>
+        <w:t xml:space="preserve">Answer on your own. This shows what you learned today.</w:t>
+      </w:r>
+    </w:p>
+    <w:p>
+      <w:pPr>
+        <w:spacing w:after="80" w:before="80"/>
+      </w:pPr>
+      <w:r>
+        <w:rPr>
+          <w:color w:val="B97A12"/>
+          <w:sz w:val="22"/>
+          <w:szCs w:val="22"/>
+        </w:rPr>
+        <w:t xml:space="preserve">★  </w:t>
+      </w:r>
+      <w:r>
+        <w:rPr>
+          <w:b/>
+          <w:bCs/>
+          <w:sz w:val="22"/>
+          <w:szCs w:val="22"/>
+        </w:rPr>
+        <w:t xml:space="preserve">Which shows 0.45 as a fraction and a percent?</w:t>
+      </w:r>
+    </w:p>
+    <w:p>
+      <w:pPr>
+        <w:spacing w:after="60"/>
+        <w:ind w:left="420"/>
+      </w:pPr>
+      <w:r>
+        <w:rPr>
+          <w:sz w:val="21"/>
+          <w:szCs w:val="21"/>
+        </w:rPr>
+        <w:t xml:space="preserve">A)  9/20 and 45%</w:t>
+      </w:r>
+    </w:p>
+    <w:p>
+      <w:pPr>
+        <w:spacing w:after="60"/>
+        <w:ind w:left="420"/>
+      </w:pPr>
+      <w:r>
+        <w:rPr>
+          <w:sz w:val="21"/>
+          <w:szCs w:val="21"/>
+        </w:rPr>
+        <w:t xml:space="preserve">B)  45/10 and 4.5%</w:t>
+      </w:r>
+    </w:p>
+    <w:p>
+      <w:pPr>
+        <w:spacing w:after="60"/>
+        <w:ind w:left="420"/>
+      </w:pPr>
+      <w:r>
+        <w:rPr>
+          <w:sz w:val="21"/>
+          <w:szCs w:val="21"/>
+        </w:rPr>
+        <w:t xml:space="preserve">C)  4/5 and 45%</w:t>
+      </w:r>
+    </w:p>
+    <w:p>
+      <w:pPr>
+        <w:spacing w:after="60"/>
+        <w:ind w:left="420"/>
+      </w:pPr>
+      <w:r>
+        <w:rPr>
+          <w:sz w:val="21"/>
+          <w:szCs w:val="21"/>
+        </w:rPr>
+        <w:t xml:space="preserve">D)  9/20 and 4.5%</w:t>
+      </w:r>
+    </w:p>
     <w:p>
       <w:pPr>
         <w:spacing w:after="40"/>
-      </w:pPr>
-      <w:r>
-        <w:t xml:space="preserve"/>
-      </w:r>
-    </w:p>
-    <w:p>
-      <w:pPr>
-        <w:spacing w:after="60"/>
-      </w:pPr>
-      <w:r>
-        <w:rPr>
-          <w:color w:val="1A2733"/>
-          <w:sz w:val="21"/>
-          <w:szCs w:val="21"/>
-        </w:rPr>
-        <w:t xml:space="preserve">Write a kernel sentence about percent. Use a subject and a verb.</w:t>
-      </w:r>
-      <w:r>
-        <w:rPr>
-          <w:i/>
-          <w:iCs/>
-          <w:color w:val="5F6F80"/>
-          <w:sz w:val="19"/>
-          <w:szCs w:val="19"/>
-        </w:rPr>
-        <w:br/>
-        <w:t xml:space="preserve">Escribe una oración base sobre porcentaje. Usa un sujeto y un verbo.</w:t>
-      </w:r>
-    </w:p>
-    <w:p>
-      <w:pPr>
-        <w:pBdr>
-          <w:bottom w:val="single" w:color="AFBECC" w:sz="6"/>
-        </w:pBdr>
-        <w:spacing w:after="30" w:before="150"/>
-      </w:pPr>
-      <w:r>
-        <w:t xml:space="preserve"/>
-      </w:r>
-    </w:p>
-    <w:p>
-      <w:pPr>
-        <w:pBdr>
-          <w:bottom w:val="single" w:color="AFBECC" w:sz="6"/>
-        </w:pBdr>
-        <w:spacing w:after="30" w:before="150"/>
-      </w:pPr>
-      <w:r>
-        <w:t xml:space="preserve"/>
-      </w:r>
-    </w:p>
-    <w:p>
-      <w:pPr>
-        <w:pStyle w:val="Heading2"/>
-        <w:spacing w:after="80" w:before="180"/>
-      </w:pPr>
-      <w:r>
-        <w:rPr>
-          <w:b/>
-          <w:bCs/>
-          <w:color w:val="12355B"/>
-          <w:sz w:val="24"/>
-          <w:szCs w:val="24"/>
-        </w:rPr>
-        <w:t xml:space="preserve">2. Sentence Expansion</w:t>
-      </w:r>
-      <w:r>
-        <w:rPr>
-          <w:i/>
-          <w:iCs/>
-          <w:color w:val="1FA6A2"/>
-          <w:sz w:val="19"/>
-          <w:szCs w:val="19"/>
-        </w:rPr>
-        <w:t xml:space="preserve">   because · but · so</w:t>
-      </w:r>
-    </w:p>
-    <w:p>
-      <w:pPr>
-        <w:spacing w:after="80"/>
-      </w:pPr>
-      <w:r>
-        <w:rPr>
-          <w:b/>
-          <w:bCs/>
-          <w:color w:val="1FA6A2"/>
-          <w:sz w:val="20"/>
-          <w:szCs w:val="20"/>
-        </w:rPr>
-        <w:t xml:space="preserve">Kernel:  </w:t>
-      </w:r>
-      <w:r>
-        <w:rPr>
-          <w:sz w:val="20"/>
-          <w:szCs w:val="20"/>
-        </w:rPr>
-        <w:t xml:space="preserve">Percent matters in math</w:t>
-      </w:r>
-    </w:p>
-    <w:p>
-      <w:pPr>
-        <w:spacing w:after="80"/>
-      </w:pPr>
-      <w:r>
-        <w:rPr>
-          <w:b/>
-          <w:bCs/>
-          <w:color w:val="12355B"/>
-          <w:sz w:val="21"/>
-          <w:szCs w:val="21"/>
-        </w:rPr>
-        <w:t xml:space="preserve">because  </w:t>
-      </w:r>
-      <w:r>
-        <w:rPr>
-          <w:sz w:val="21"/>
-          <w:szCs w:val="21"/>
-        </w:rPr>
-        <w:t xml:space="preserve">Percent matters in math because ___.</w:t>
-      </w:r>
-      <w:r>
-        <w:rPr>
-          <w:i/>
-          <w:iCs/>
-          <w:color w:val="5F6F80"/>
-          <w:sz w:val="19"/>
-          <w:szCs w:val="19"/>
-        </w:rPr>
-        <w:br/>
-        <w:t xml:space="preserve">Porcentaje importa en matemáticas porque ___.</w:t>
-      </w:r>
-    </w:p>
-    <w:p>
-      <w:pPr>
-        <w:pBdr>
-          <w:bottom w:val="single" w:color="AFBECC" w:sz="6"/>
-        </w:pBdr>
-        <w:spacing w:after="30" w:before="150"/>
-      </w:pPr>
-      <w:r>
-        <w:t xml:space="preserve"/>
-      </w:r>
-    </w:p>
-    <w:p>
-      <w:pPr>
-        <w:spacing w:after="80"/>
-      </w:pPr>
-      <w:r>
-        <w:rPr>
-          <w:b/>
-          <w:bCs/>
-          <w:color w:val="12355B"/>
-          <w:sz w:val="21"/>
-          <w:szCs w:val="21"/>
-        </w:rPr>
-        <w:t xml:space="preserve">but  </w:t>
-      </w:r>
-      <w:r>
-        <w:rPr>
-          <w:sz w:val="21"/>
-          <w:szCs w:val="21"/>
-        </w:rPr>
-        <w:t xml:space="preserve">Percent matters in math, but ___.</w:t>
-      </w:r>
-      <w:r>
-        <w:rPr>
-          <w:i/>
-          <w:iCs/>
-          <w:color w:val="5F6F80"/>
-          <w:sz w:val="19"/>
-          <w:szCs w:val="19"/>
-        </w:rPr>
-        <w:br/>
-        <w:t xml:space="preserve">Porcentaje importa en matemáticas, pero ___.</w:t>
-      </w:r>
-    </w:p>
-    <w:p>
-      <w:pPr>
-        <w:pBdr>
-          <w:bottom w:val="single" w:color="AFBECC" w:sz="6"/>
-        </w:pBdr>
-        <w:spacing w:after="30" w:before="150"/>
-      </w:pPr>
-      <w:r>
-        <w:t xml:space="preserve"/>
-      </w:r>
-    </w:p>
-    <w:p>
-      <w:pPr>
-        <w:spacing w:after="80"/>
-      </w:pPr>
-      <w:r>
-        <w:rPr>
-          <w:b/>
-          <w:bCs/>
-          <w:color w:val="12355B"/>
-          <w:sz w:val="21"/>
-          <w:szCs w:val="21"/>
-        </w:rPr>
-        <w:t xml:space="preserve">so  </w:t>
-      </w:r>
-      <w:r>
-        <w:rPr>
-          <w:sz w:val="21"/>
-          <w:szCs w:val="21"/>
-        </w:rPr>
-        <w:t xml:space="preserve">Percent matters in math, so ___.</w:t>
-      </w:r>
-      <w:r>
-        <w:rPr>
-          <w:i/>
-          <w:iCs/>
-          <w:color w:val="5F6F80"/>
-          <w:sz w:val="19"/>
-          <w:szCs w:val="19"/>
-        </w:rPr>
-        <w:br/>
-        <w:t xml:space="preserve">Porcentaje importa en matemáticas, entonces ___.</w:t>
-      </w:r>
-    </w:p>
-    <w:p>
-      <w:pPr>
-        <w:pBdr>
-          <w:bottom w:val="single" w:color="AFBECC" w:sz="6"/>
-        </w:pBdr>
-        <w:spacing w:after="30" w:before="150"/>
-      </w:pPr>
-      <w:r>
-        <w:t xml:space="preserve"/>
-      </w:r>
-    </w:p>
-    <w:p>
-      <w:pPr>
-        <w:pStyle w:val="Heading2"/>
-        <w:spacing w:after="80" w:before="180"/>
-      </w:pPr>
-      <w:r>
-        <w:rPr>
-          <w:b/>
-          <w:bCs/>
-          <w:color w:val="12355B"/>
-          <w:sz w:val="24"/>
-          <w:szCs w:val="24"/>
-        </w:rPr>
-        <w:t xml:space="preserve">3. Explain Your Reasoning</w:t>
-      </w:r>
-      <w:r>
-        <w:rPr>
-          <w:i/>
-          <w:iCs/>
-          <w:color w:val="1FA6A2"/>
-          <w:sz w:val="19"/>
-          <w:szCs w:val="19"/>
-        </w:rPr>
-        <w:t xml:space="preserve">   use a sentence starter</w:t>
-      </w:r>
-    </w:p>
-    <w:p>
-      <w:pPr>
-        <w:spacing w:after="60"/>
-      </w:pPr>
-      <w:r>
-        <w:rPr>
-          <w:color w:val="1A2733"/>
-          <w:sz w:val="21"/>
-          <w:szCs w:val="21"/>
-        </w:rPr>
-        <w:t xml:space="preserve">The fraction ___ is the same as the decimal ___ and the percent ___.</w:t>
-      </w:r>
-      <w:r>
-        <w:rPr>
-          <w:i/>
-          <w:iCs/>
-          <w:color w:val="5F6F80"/>
-          <w:sz w:val="19"/>
-          <w:szCs w:val="19"/>
-        </w:rPr>
-        <w:br/>
-        <w:t xml:space="preserve">La fracción ___ es igual al decimal ___ y al porcentaje ___.</w:t>
-      </w:r>
-    </w:p>
-    <w:p>
-      <w:pPr>
-        <w:spacing w:after="60"/>
-      </w:pPr>
-      <w:r>
-        <w:rPr>
-          <w:color w:val="1A2733"/>
-          <w:sz w:val="21"/>
-          <w:szCs w:val="21"/>
-        </w:rPr>
-        <w:t xml:space="preserve">I can write the same value as a fraction, a ___, or a ___.</w:t>
-      </w:r>
-      <w:r>
-        <w:rPr>
-          <w:i/>
-          <w:iCs/>
-          <w:color w:val="5F6F80"/>
-          <w:sz w:val="19"/>
-          <w:szCs w:val="19"/>
-        </w:rPr>
-        <w:br/>
-        <w:t xml:space="preserve">Puedo escribir el mismo valor como fracción, ___ o ___.</w:t>
-      </w:r>
-    </w:p>
-    <w:p>
-      <w:pPr>
-        <w:spacing w:after="60"/>
-      </w:pPr>
-      <w:r>
-        <w:rPr>
-          <w:color w:val="1A2733"/>
-          <w:sz w:val="21"/>
-          <w:szCs w:val="21"/>
-        </w:rPr>
-        <w:t xml:space="preserve">To change ___ to a decimal I divided ___ by ___.</w:t>
-      </w:r>
-      <w:r>
-        <w:rPr>
-          <w:i/>
-          <w:iCs/>
-          <w:color w:val="5F6F80"/>
-          <w:sz w:val="19"/>
-          <w:szCs w:val="19"/>
-        </w:rPr>
-        <w:br/>
-        <w:t xml:space="preserve">Para cambiar ___ a decimal dividí ___ entre ___.</w:t>
-      </w:r>
-    </w:p>
-    <w:p>
-      <w:pPr>
-        <w:pBdr>
-          <w:bottom w:val="single" w:color="AFBECC" w:sz="6"/>
-        </w:pBdr>
-        <w:spacing w:after="30" w:before="150"/>
-      </w:pPr>
-      <w:r>
-        <w:t xml:space="preserve"/>
-      </w:r>
-    </w:p>
-    <w:p>
-      <w:pPr>
-        <w:pBdr>
-          <w:bottom w:val="single" w:color="AFBECC" w:sz="6"/>
-        </w:pBdr>
-        <w:spacing w:after="30" w:before="150"/>
       </w:pPr>
       <w:r>
         <w:t xml:space="preserve"/>
@@ -3078,7 +2994,7 @@
           <w:sz w:val="30"/>
           <w:szCs w:val="30"/>
         </w:rPr>
-        <w:t xml:space="preserve">Exit Ticket</w:t>
+        <w:t xml:space="preserve">Answer Key &amp; Teacher Guide</w:t>
       </w:r>
     </w:p>
     <w:p>
@@ -3093,115 +3009,224 @@
           <w:sz w:val="19"/>
           <w:szCs w:val="19"/>
         </w:rPr>
-        <w:t xml:space="preserve">Answer on your own. This shows what you learned today.</w:t>
-      </w:r>
-    </w:p>
-    <w:p>
-      <w:pPr>
-        <w:spacing w:after="80" w:before="80"/>
-      </w:pPr>
-      <w:r>
-        <w:rPr>
-          <w:color w:val="B97A12"/>
-          <w:sz w:val="22"/>
-          <w:szCs w:val="22"/>
-        </w:rPr>
-        <w:t xml:space="preserve">★  </w:t>
-      </w:r>
-      <w:r>
-        <w:rPr>
-          <w:b/>
-          <w:bCs/>
-          <w:sz w:val="22"/>
-          <w:szCs w:val="22"/>
-        </w:rPr>
-        <w:t xml:space="preserve">Which shows 0.45 as a fraction and a percent?</w:t>
-      </w:r>
-    </w:p>
-    <w:p>
-      <w:pPr>
-        <w:spacing w:after="60"/>
-        <w:ind w:left="420"/>
-      </w:pPr>
-      <w:r>
-        <w:rPr>
-          <w:sz w:val="21"/>
-          <w:szCs w:val="21"/>
-        </w:rPr>
-        <w:t xml:space="preserve">A)  9/20 and 45%</w:t>
-      </w:r>
-    </w:p>
-    <w:p>
-      <w:pPr>
-        <w:spacing w:after="60"/>
-        <w:ind w:left="420"/>
-      </w:pPr>
-      <w:r>
-        <w:rPr>
-          <w:sz w:val="21"/>
-          <w:szCs w:val="21"/>
-        </w:rPr>
-        <w:t xml:space="preserve">B)  45/10 and 4.5%</w:t>
-      </w:r>
-    </w:p>
-    <w:p>
-      <w:pPr>
-        <w:spacing w:after="60"/>
-        <w:ind w:left="420"/>
-      </w:pPr>
-      <w:r>
-        <w:rPr>
-          <w:sz w:val="21"/>
-          <w:szCs w:val="21"/>
-        </w:rPr>
-        <w:t xml:space="preserve">C)  4/5 and 45%</w:t>
-      </w:r>
-    </w:p>
-    <w:p>
-      <w:pPr>
-        <w:spacing w:after="60"/>
-        <w:ind w:left="420"/>
-      </w:pPr>
-      <w:r>
-        <w:rPr>
-          <w:sz w:val="21"/>
-          <w:szCs w:val="21"/>
-        </w:rPr>
-        <w:t xml:space="preserve">D)  9/20 and 4.5%</w:t>
-      </w:r>
-    </w:p>
-    <w:p>
-      <w:pPr>
-        <w:spacing w:after="40"/>
-      </w:pPr>
-      <w:r>
-        <w:t xml:space="preserve"/>
-      </w:r>
-    </w:p>
-    <w:p>
-      <w:pPr>
-        <w:pStyle w:val="Heading1"/>
-        <w:pageBreakBefore/>
-        <w:pBdr>
-          <w:bottom w:val="single" w:color="1FA6A2" w:sz="14" w:space="6"/>
-        </w:pBdr>
-        <w:spacing w:after="140" w:before="0"/>
-      </w:pPr>
-      <w:r>
-        <w:rPr>
-          <w:b/>
-          <w:bCs/>
-          <w:color w:val="12355B"/>
-          <w:sz w:val="30"/>
-          <w:szCs w:val="30"/>
-        </w:rPr>
-        <w:t xml:space="preserve">Answer Key &amp; Teacher Guide</w:t>
-      </w:r>
-    </w:p>
-    <w:p>
-      <w:pPr>
-        <w:spacing w:after="100"/>
-      </w:pPr>
+        <w:t xml:space="preserve">Teacher reference — remove or fold back before distributing to students.</w:t>
+      </w:r>
+    </w:p>
+    <w:p>
+      <w:pPr>
+        <w:pStyle w:val="Heading2"/>
+        <w:spacing w:after="80" w:before="180"/>
+      </w:pPr>
+      <w:r>
+        <w:rPr>
+          <w:b/>
+          <w:bCs/>
+          <w:color w:val="12355B"/>
+          <w:sz w:val="24"/>
+          <w:szCs w:val="24"/>
+        </w:rPr>
+        <w:t xml:space="preserve">Guided Notes (Fill-in)</w:t>
+      </w:r>
+    </w:p>
+    <w:p>
+      <w:pPr>
+        <w:spacing w:after="80"/>
+      </w:pPr>
+      <w:r>
+        <w:rPr>
+          <w:b/>
+          <w:bCs/>
+          <w:sz w:val="21"/>
+          <w:szCs w:val="21"/>
+        </w:rPr>
+        <w:t xml:space="preserve">Notes 1:  </w:t>
+      </w:r>
+      <w:r>
+        <w:rPr>
+          <w:sz w:val="21"/>
+          <w:szCs w:val="21"/>
+        </w:rPr>
+        <w:t xml:space="preserve">Percent</w:t>
+      </w:r>
+    </w:p>
+    <w:p>
+      <w:pPr>
+        <w:spacing w:after="80"/>
+      </w:pPr>
+      <w:r>
+        <w:rPr>
+          <w:b/>
+          <w:bCs/>
+          <w:sz w:val="21"/>
+          <w:szCs w:val="21"/>
+        </w:rPr>
+        <w:t xml:space="preserve">Notes 2:  </w:t>
+      </w:r>
+      <w:r>
+        <w:rPr>
+          <w:sz w:val="21"/>
+          <w:szCs w:val="21"/>
+        </w:rPr>
+        <w:t xml:space="preserve">Decimal</w:t>
+      </w:r>
+    </w:p>
+    <w:p>
+      <w:pPr>
+        <w:spacing w:after="80"/>
+      </w:pPr>
+      <w:r>
+        <w:rPr>
+          <w:b/>
+          <w:bCs/>
+          <w:sz w:val="21"/>
+          <w:szCs w:val="21"/>
+        </w:rPr>
+        <w:t xml:space="preserve">Notes 3:  </w:t>
+      </w:r>
+      <w:r>
+        <w:rPr>
+          <w:sz w:val="21"/>
+          <w:szCs w:val="21"/>
+        </w:rPr>
+        <w:t xml:space="preserve">Equivalent</w:t>
+      </w:r>
+    </w:p>
+    <w:p>
+      <w:pPr>
+        <w:spacing w:after="80"/>
+      </w:pPr>
+      <w:r>
+        <w:rPr>
+          <w:b/>
+          <w:bCs/>
+          <w:sz w:val="21"/>
+          <w:szCs w:val="21"/>
+        </w:rPr>
+        <w:t xml:space="preserve">Notes 4:  </w:t>
+      </w:r>
+      <w:r>
+        <w:rPr>
+          <w:sz w:val="21"/>
+          <w:szCs w:val="21"/>
+        </w:rPr>
+        <w:t xml:space="preserve">Benchmark</w:t>
+      </w:r>
+    </w:p>
+    <w:p>
+      <w:pPr>
+        <w:spacing w:after="80"/>
+      </w:pPr>
+      <w:r>
+        <w:rPr>
+          <w:b/>
+          <w:bCs/>
+          <w:sz w:val="21"/>
+          <w:szCs w:val="21"/>
+        </w:rPr>
+        <w:t xml:space="preserve">Notes 5:  </w:t>
+      </w:r>
+      <w:r>
+        <w:rPr>
+          <w:sz w:val="21"/>
+          <w:szCs w:val="21"/>
+        </w:rPr>
+        <w:t xml:space="preserve">Discount</w:t>
+      </w:r>
+    </w:p>
+    <w:p>
+      <w:pPr>
+        <w:pStyle w:val="Heading2"/>
+        <w:spacing w:after="80" w:before="180"/>
+      </w:pPr>
+      <w:r>
+        <w:rPr>
+          <w:b/>
+          <w:bCs/>
+          <w:color w:val="12355B"/>
+          <w:sz w:val="24"/>
+          <w:szCs w:val="24"/>
+        </w:rPr>
+        <w:t xml:space="preserve">Worked Notes (I Do / We Do)</w:t>
+      </w:r>
+    </w:p>
+    <w:p>
+      <w:pPr>
+        <w:spacing w:after="80"/>
+      </w:pPr>
+      <w:r>
+        <w:rPr>
+          <w:b/>
+          <w:bCs/>
+          <w:sz w:val="21"/>
+          <w:szCs w:val="21"/>
+        </w:rPr>
+        <w:t xml:space="preserve">I Do:  </w:t>
+      </w:r>
+      <w:r>
+        <w:rPr>
+          <w:sz w:val="21"/>
+          <w:szCs w:val="21"/>
+        </w:rPr>
+        <w:t xml:space="preserve">A. 60%</w:t>
+      </w:r>
+    </w:p>
+    <w:p>
+      <w:pPr>
+        <w:spacing w:after="80"/>
+      </w:pPr>
+      <w:r>
+        <w:rPr>
+          <w:b/>
+          <w:bCs/>
+          <w:sz w:val="21"/>
+          <w:szCs w:val="21"/>
+        </w:rPr>
+        <w:t xml:space="preserve">We Do:  </w:t>
+      </w:r>
+      <w:r>
+        <w:rPr>
+          <w:sz w:val="21"/>
+          <w:szCs w:val="21"/>
+        </w:rPr>
+        <w:t xml:space="preserve">A. 35%</w:t>
+      </w:r>
+    </w:p>
+    <w:p>
+      <w:pPr>
+        <w:pStyle w:val="Heading2"/>
+        <w:spacing w:after="80" w:before="180"/>
+      </w:pPr>
+      <w:r>
+        <w:rPr>
+          <w:b/>
+          <w:bCs/>
+          <w:color w:val="12355B"/>
+          <w:sz w:val="24"/>
+          <w:szCs w:val="24"/>
+        </w:rPr>
+        <w:t xml:space="preserve">Independent Practice</w:t>
+      </w:r>
+    </w:p>
+    <w:p>
+      <w:pPr>
+        <w:spacing w:after="80"/>
+      </w:pPr>
+      <w:r>
+        <w:rPr>
+          <w:b/>
+          <w:bCs/>
+          <w:sz w:val="21"/>
+          <w:szCs w:val="21"/>
+        </w:rPr>
+        <w:t xml:space="preserve">1.  </w:t>
+      </w:r>
+      <w:r>
+        <w:rPr>
+          <w:sz w:val="21"/>
+          <w:szCs w:val="21"/>
+        </w:rPr>
+        <w:t xml:space="preserve">A)  0.45</w:t>
+      </w:r>
       <w:r>
         <w:rPr>
           <w:i/>
@@ -3210,23 +3235,7 @@
           <w:sz w:val="19"/>
           <w:szCs w:val="19"/>
         </w:rPr>
-        <w:t xml:space="preserve">Teacher reference — remove or fold back before distributing to students.</w:t>
-      </w:r>
-    </w:p>
-    <w:p>
-      <w:pPr>
-        <w:pStyle w:val="Heading2"/>
-        <w:spacing w:after="80" w:before="180"/>
-      </w:pPr>
-      <w:r>
-        <w:rPr>
-          <w:b/>
-          <w:bCs/>
-          <w:color w:val="12355B"/>
-          <w:sz w:val="24"/>
-          <w:szCs w:val="24"/>
-        </w:rPr>
-        <w:t xml:space="preserve">Worked Notes (I Do / We Do)</w:t>
+        <w:t xml:space="preserve">  — To convert a percent to a decimal, divide by 100: 45 ÷ 100 = 0.45.</w:t>
       </w:r>
     </w:p>
     <w:p>
@@ -3240,72 +3249,14 @@
           <w:sz w:val="21"/>
           <w:szCs w:val="21"/>
         </w:rPr>
-        <w:t xml:space="preserve">I Do:  </w:t>
-      </w:r>
-      <w:r>
-        <w:rPr>
-          <w:sz w:val="21"/>
-          <w:szCs w:val="21"/>
-        </w:rPr>
-        <w:t xml:space="preserve">A. 60%</w:t>
-      </w:r>
-    </w:p>
-    <w:p>
-      <w:pPr>
-        <w:spacing w:after="80"/>
-      </w:pPr>
-      <w:r>
-        <w:rPr>
-          <w:b/>
-          <w:bCs/>
-          <w:sz w:val="21"/>
-          <w:szCs w:val="21"/>
-        </w:rPr>
-        <w:t xml:space="preserve">We Do:  </w:t>
-      </w:r>
-      <w:r>
-        <w:rPr>
-          <w:sz w:val="21"/>
-          <w:szCs w:val="21"/>
-        </w:rPr>
-        <w:t xml:space="preserve">A. 35%</w:t>
-      </w:r>
-    </w:p>
-    <w:p>
-      <w:pPr>
-        <w:pStyle w:val="Heading2"/>
-        <w:spacing w:after="80" w:before="180"/>
-      </w:pPr>
-      <w:r>
-        <w:rPr>
-          <w:b/>
-          <w:bCs/>
-          <w:color w:val="12355B"/>
-          <w:sz w:val="24"/>
-          <w:szCs w:val="24"/>
-        </w:rPr>
-        <w:t xml:space="preserve">Independent Practice</w:t>
-      </w:r>
-    </w:p>
-    <w:p>
-      <w:pPr>
-        <w:spacing w:after="80"/>
-      </w:pPr>
-      <w:r>
-        <w:rPr>
-          <w:b/>
-          <w:bCs/>
-          <w:sz w:val="21"/>
-          <w:szCs w:val="21"/>
-        </w:rPr>
-        <w:t xml:space="preserve">1.  </w:t>
-      </w:r>
-      <w:r>
-        <w:rPr>
-          <w:sz w:val="21"/>
-          <w:szCs w:val="21"/>
-        </w:rPr>
-        <w:t xml:space="preserve">A)  0.45</w:t>
+        <w:t xml:space="preserve">2.  </w:t>
+      </w:r>
+      <w:r>
+        <w:rPr>
+          <w:sz w:val="21"/>
+          <w:szCs w:val="21"/>
+        </w:rPr>
+        <w:t xml:space="preserve">A)  3/4</w:t>
       </w:r>
       <w:r>
         <w:rPr>
@@ -3315,7 +3266,7 @@
           <w:sz w:val="19"/>
           <w:szCs w:val="19"/>
         </w:rPr>
-        <w:t xml:space="preserve">  — To convert a percent to a decimal, divide by 100: 45 ÷ 100 = 0.45.</w:t>
+        <w:t xml:space="preserve">  — 0.75 = 75/100. Simplify by dividing both by 25: 75÷25 = 3 and 100÷25 = 4. So 0.75 = 3/4.</w:t>
       </w:r>
     </w:p>
     <w:p>
@@ -3329,14 +3280,14 @@
           <w:sz w:val="21"/>
           <w:szCs w:val="21"/>
         </w:rPr>
-        <w:t xml:space="preserve">2.  </w:t>
-      </w:r>
-      <w:r>
-        <w:rPr>
-          <w:sz w:val="21"/>
-          <w:szCs w:val="21"/>
-        </w:rPr>
-        <w:t xml:space="preserve">A)  3/4</w:t>
+        <w:t xml:space="preserve">3.  </w:t>
+      </w:r>
+      <w:r>
+        <w:rPr>
+          <w:sz w:val="21"/>
+          <w:szCs w:val="21"/>
+        </w:rPr>
+        <w:t xml:space="preserve">A)  87.5%</w:t>
       </w:r>
       <w:r>
         <w:rPr>
@@ -3346,7 +3297,7 @@
           <w:sz w:val="19"/>
           <w:szCs w:val="19"/>
         </w:rPr>
-        <w:t xml:space="preserve">  — 0.75 = 75/100. Simplify by dividing both by 25: 75÷25 = 3 and 100÷25 = 4. So 0.75 = 3/4.</w:t>
+        <w:t xml:space="preserve">  — 7 ÷ 8 = 0.875, and 0.875 × 100 = 87.5%.</w:t>
       </w:r>
     </w:p>
     <w:p>
@@ -3360,14 +3311,14 @@
           <w:sz w:val="21"/>
           <w:szCs w:val="21"/>
         </w:rPr>
-        <w:t xml:space="preserve">3.  </w:t>
-      </w:r>
-      <w:r>
-        <w:rPr>
-          <w:sz w:val="21"/>
-          <w:szCs w:val="21"/>
-        </w:rPr>
-        <w:t xml:space="preserve">A)  87.5%</w:t>
+        <w:t xml:space="preserve">4.  </w:t>
+      </w:r>
+      <w:r>
+        <w:rPr>
+          <w:sz w:val="21"/>
+          <w:szCs w:val="21"/>
+        </w:rPr>
+        <w:t xml:space="preserve">A)  25% and 1/4</w:t>
       </w:r>
       <w:r>
         <w:rPr>
@@ -3377,7 +3328,23 @@
           <w:sz w:val="19"/>
           <w:szCs w:val="19"/>
         </w:rPr>
-        <w:t xml:space="preserve">  — 7 ÷ 8 = 0.875, and 0.875 × 100 = 87.5%.</w:t>
+        <w:t xml:space="preserve">  — Move the decimal two places: 0.25 = 25%. As a fraction, 0.25 = 25/100 = 1/4.</w:t>
+      </w:r>
+    </w:p>
+    <w:p>
+      <w:pPr>
+        <w:pStyle w:val="Heading2"/>
+        <w:spacing w:after="80" w:before="180"/>
+      </w:pPr>
+      <w:r>
+        <w:rPr>
+          <w:b/>
+          <w:bCs/>
+          <w:color w:val="12355B"/>
+          <w:sz w:val="24"/>
+          <w:szCs w:val="24"/>
+        </w:rPr>
+        <w:t xml:space="preserve">Exit Ticket</w:t>
       </w:r>
     </w:p>
     <w:p>
@@ -3386,19 +3353,10 @@
       </w:pPr>
       <w:r>
         <w:rPr>
-          <w:b/>
-          <w:bCs/>
-          <w:sz w:val="21"/>
-          <w:szCs w:val="21"/>
-        </w:rPr>
-        <w:t xml:space="preserve">4.  </w:t>
-      </w:r>
-      <w:r>
-        <w:rPr>
-          <w:sz w:val="21"/>
-          <w:szCs w:val="21"/>
-        </w:rPr>
-        <w:t xml:space="preserve">A)  45%</w:t>
+          <w:sz w:val="21"/>
+          <w:szCs w:val="21"/>
+        </w:rPr>
+        <w:t xml:space="preserve">A)  9/20 and 45%</w:t>
       </w:r>
       <w:r>
         <w:rPr>
@@ -3408,173 +3366,7 @@
           <w:sz w:val="19"/>
           <w:szCs w:val="19"/>
         </w:rPr>
-        <w:t xml:space="preserve">  — Multiply by 100: 0.45 = 45%.</w:t>
-      </w:r>
-    </w:p>
-    <w:p>
-      <w:pPr>
-        <w:pStyle w:val="Heading2"/>
-        <w:spacing w:after="80" w:before="180"/>
-      </w:pPr>
-      <w:r>
-        <w:rPr>
-          <w:b/>
-          <w:bCs/>
-          <w:color w:val="12355B"/>
-          <w:sz w:val="24"/>
-          <w:szCs w:val="24"/>
-        </w:rPr>
-        <w:t xml:space="preserve">Exit Ticket</w:t>
-      </w:r>
-    </w:p>
-    <w:p>
-      <w:pPr>
-        <w:spacing w:after="80"/>
-      </w:pPr>
-      <w:r>
-        <w:rPr>
-          <w:sz w:val="21"/>
-          <w:szCs w:val="21"/>
-        </w:rPr>
-        <w:t xml:space="preserve">A)  9/20 and 45%</w:t>
-      </w:r>
-      <w:r>
-        <w:rPr>
-          <w:i/>
-          <w:iCs/>
-          <w:color w:val="5F6F80"/>
-          <w:sz w:val="19"/>
-          <w:szCs w:val="19"/>
-        </w:rPr>
         <w:t xml:space="preserve">  — 0.45 = 45/100 = 9/20 (simplified). 0.45 × 100 = 45%.</w:t>
-      </w:r>
-    </w:p>
-    <w:p>
-      <w:pPr>
-        <w:pStyle w:val="Heading2"/>
-        <w:spacing w:after="80" w:before="180"/>
-      </w:pPr>
-      <w:r>
-        <w:rPr>
-          <w:b/>
-          <w:bCs/>
-          <w:color w:val="12355B"/>
-          <w:sz w:val="24"/>
-          <w:szCs w:val="24"/>
-        </w:rPr>
-        <w:t xml:space="preserve">Writing (TWR) — what to look for</w:t>
-      </w:r>
-    </w:p>
-    <w:p>
-      <w:pPr>
-        <w:spacing w:after="80"/>
-      </w:pPr>
-      <w:r>
-        <w:rPr>
-          <w:sz w:val="20"/>
-          <w:szCs w:val="20"/>
-        </w:rPr>
-        <w:t xml:space="preserve">Kernel sentence: a complete sentence needs a subject and a verb. Example: Percent is a way to compare a number to 100, shown with the % sign.</w:t>
-      </w:r>
-    </w:p>
-    <w:p>
-      <w:pPr>
-        <w:spacing w:after="80"/>
-      </w:pPr>
-      <w:r>
-        <w:rPr>
-          <w:sz w:val="20"/>
-          <w:szCs w:val="20"/>
-        </w:rPr>
-        <w:t xml:space="preserve">Expansion: because = reason, but = contrast/exception, so = result. Answers vary; each must keep the kernel idea.</w:t>
-      </w:r>
-    </w:p>
-    <w:p>
-      <w:pPr>
-        <w:pStyle w:val="Heading2"/>
-        <w:spacing w:after="80" w:before="180"/>
-      </w:pPr>
-      <w:r>
-        <w:rPr>
-          <w:b/>
-          <w:bCs/>
-          <w:color w:val="12355B"/>
-          <w:sz w:val="24"/>
-          <w:szCs w:val="24"/>
-        </w:rPr>
-        <w:t xml:space="preserve">Turn &amp; Talk — listen for</w:t>
-      </w:r>
-    </w:p>
-    <w:p>
-      <w:pPr>
-        <w:spacing w:after="80"/>
-      </w:pPr>
-      <w:r>
-        <w:rPr>
-          <w:b/>
-          <w:bCs/>
-          <w:sz w:val="19"/>
-          <w:szCs w:val="19"/>
-        </w:rPr>
-        <w:t xml:space="preserve">1.  </w:t>
-      </w:r>
-      <w:r>
-        <w:rPr>
-          <w:i/>
-          <w:iCs/>
-          <w:color w:val="5F6F80"/>
-          <w:sz w:val="19"/>
-          <w:szCs w:val="19"/>
-        </w:rPr>
-        <w:t xml:space="preserve">Students give 3/4 = 0.75 = 75% and recognize these are three forms of one value, not three different scores.</w:t>
-      </w:r>
-    </w:p>
-    <w:p>
-      <w:pPr>
-        <w:spacing w:after="80"/>
-      </w:pPr>
-      <w:r>
-        <w:rPr>
-          <w:b/>
-          <w:bCs/>
-          <w:sz w:val="19"/>
-          <w:szCs w:val="19"/>
-        </w:rPr>
-        <w:t xml:space="preserve">2.  </w:t>
-      </w:r>
-      <w:r>
-        <w:rPr>
-          <w:i/>
-          <w:iCs/>
-          <w:color w:val="5F6F80"/>
-          <w:sz w:val="19"/>
-          <w:szCs w:val="19"/>
-        </w:rPr>
-        <w:t xml:space="preserve">Students describe dividing numerator by denominator (3 div 5 = 0.6) and multiplying by 100 to get 60%, and call the three forms equivalent.</w:t>
-      </w:r>
-    </w:p>
-    <w:p>
-      <w:pPr>
-        <w:spacing w:after="80"/>
-      </w:pPr>
-      <w:r>
-        <w:rPr>
-          <w:b/>
-          <w:bCs/>
-          <w:sz w:val="19"/>
-          <w:szCs w:val="19"/>
-        </w:rPr>
-        <w:t xml:space="preserve">3.  </w:t>
-      </w:r>
-      <w:r>
-        <w:rPr>
-          <w:i/>
-          <w:iCs/>
-          <w:color w:val="5F6F80"/>
-          <w:sz w:val="19"/>
-          <w:szCs w:val="19"/>
-        </w:rPr>
-        <w:t xml:space="preserve">Students convert 3/5 to 0.6 and 60%, identify 60% off as correct, and can find the $40 game becomes $16.</w:t>
       </w:r>
     </w:p>
     <w:sectPr>

--- a/lessons/4-2/downloads/4-2-notes.docx
+++ b/lessons/4-2/downloads/4-2-notes.docx
@@ -2975,398 +2975,6 @@
       </w:pPr>
       <w:r>
         <w:t xml:space="preserve"/>
-      </w:r>
-    </w:p>
-    <w:p>
-      <w:pPr>
-        <w:pStyle w:val="Heading1"/>
-        <w:pageBreakBefore/>
-        <w:pBdr>
-          <w:bottom w:val="single" w:color="1FA6A2" w:sz="14" w:space="6"/>
-        </w:pBdr>
-        <w:spacing w:after="140" w:before="0"/>
-      </w:pPr>
-      <w:r>
-        <w:rPr>
-          <w:b/>
-          <w:bCs/>
-          <w:color w:val="12355B"/>
-          <w:sz w:val="30"/>
-          <w:szCs w:val="30"/>
-        </w:rPr>
-        <w:t xml:space="preserve">Answer Key &amp; Teacher Guide</w:t>
-      </w:r>
-    </w:p>
-    <w:p>
-      <w:pPr>
-        <w:spacing w:after="100"/>
-      </w:pPr>
-      <w:r>
-        <w:rPr>
-          <w:i/>
-          <w:iCs/>
-          <w:color w:val="5F6F80"/>
-          <w:sz w:val="19"/>
-          <w:szCs w:val="19"/>
-        </w:rPr>
-        <w:t xml:space="preserve">Teacher reference — remove or fold back before distributing to students.</w:t>
-      </w:r>
-    </w:p>
-    <w:p>
-      <w:pPr>
-        <w:pStyle w:val="Heading2"/>
-        <w:spacing w:after="80" w:before="180"/>
-      </w:pPr>
-      <w:r>
-        <w:rPr>
-          <w:b/>
-          <w:bCs/>
-          <w:color w:val="12355B"/>
-          <w:sz w:val="24"/>
-          <w:szCs w:val="24"/>
-        </w:rPr>
-        <w:t xml:space="preserve">Guided Notes (Fill-in)</w:t>
-      </w:r>
-    </w:p>
-    <w:p>
-      <w:pPr>
-        <w:spacing w:after="80"/>
-      </w:pPr>
-      <w:r>
-        <w:rPr>
-          <w:b/>
-          <w:bCs/>
-          <w:sz w:val="21"/>
-          <w:szCs w:val="21"/>
-        </w:rPr>
-        <w:t xml:space="preserve">Notes 1:  </w:t>
-      </w:r>
-      <w:r>
-        <w:rPr>
-          <w:sz w:val="21"/>
-          <w:szCs w:val="21"/>
-        </w:rPr>
-        <w:t xml:space="preserve">Percent</w:t>
-      </w:r>
-    </w:p>
-    <w:p>
-      <w:pPr>
-        <w:spacing w:after="80"/>
-      </w:pPr>
-      <w:r>
-        <w:rPr>
-          <w:b/>
-          <w:bCs/>
-          <w:sz w:val="21"/>
-          <w:szCs w:val="21"/>
-        </w:rPr>
-        <w:t xml:space="preserve">Notes 2:  </w:t>
-      </w:r>
-      <w:r>
-        <w:rPr>
-          <w:sz w:val="21"/>
-          <w:szCs w:val="21"/>
-        </w:rPr>
-        <w:t xml:space="preserve">Decimal</w:t>
-      </w:r>
-    </w:p>
-    <w:p>
-      <w:pPr>
-        <w:spacing w:after="80"/>
-      </w:pPr>
-      <w:r>
-        <w:rPr>
-          <w:b/>
-          <w:bCs/>
-          <w:sz w:val="21"/>
-          <w:szCs w:val="21"/>
-        </w:rPr>
-        <w:t xml:space="preserve">Notes 3:  </w:t>
-      </w:r>
-      <w:r>
-        <w:rPr>
-          <w:sz w:val="21"/>
-          <w:szCs w:val="21"/>
-        </w:rPr>
-        <w:t xml:space="preserve">Equivalent</w:t>
-      </w:r>
-    </w:p>
-    <w:p>
-      <w:pPr>
-        <w:spacing w:after="80"/>
-      </w:pPr>
-      <w:r>
-        <w:rPr>
-          <w:b/>
-          <w:bCs/>
-          <w:sz w:val="21"/>
-          <w:szCs w:val="21"/>
-        </w:rPr>
-        <w:t xml:space="preserve">Notes 4:  </w:t>
-      </w:r>
-      <w:r>
-        <w:rPr>
-          <w:sz w:val="21"/>
-          <w:szCs w:val="21"/>
-        </w:rPr>
-        <w:t xml:space="preserve">Benchmark</w:t>
-      </w:r>
-    </w:p>
-    <w:p>
-      <w:pPr>
-        <w:spacing w:after="80"/>
-      </w:pPr>
-      <w:r>
-        <w:rPr>
-          <w:b/>
-          <w:bCs/>
-          <w:sz w:val="21"/>
-          <w:szCs w:val="21"/>
-        </w:rPr>
-        <w:t xml:space="preserve">Notes 5:  </w:t>
-      </w:r>
-      <w:r>
-        <w:rPr>
-          <w:sz w:val="21"/>
-          <w:szCs w:val="21"/>
-        </w:rPr>
-        <w:t xml:space="preserve">Discount</w:t>
-      </w:r>
-    </w:p>
-    <w:p>
-      <w:pPr>
-        <w:pStyle w:val="Heading2"/>
-        <w:spacing w:after="80" w:before="180"/>
-      </w:pPr>
-      <w:r>
-        <w:rPr>
-          <w:b/>
-          <w:bCs/>
-          <w:color w:val="12355B"/>
-          <w:sz w:val="24"/>
-          <w:szCs w:val="24"/>
-        </w:rPr>
-        <w:t xml:space="preserve">Worked Notes (I Do / We Do)</w:t>
-      </w:r>
-    </w:p>
-    <w:p>
-      <w:pPr>
-        <w:spacing w:after="80"/>
-      </w:pPr>
-      <w:r>
-        <w:rPr>
-          <w:b/>
-          <w:bCs/>
-          <w:sz w:val="21"/>
-          <w:szCs w:val="21"/>
-        </w:rPr>
-        <w:t xml:space="preserve">I Do:  </w:t>
-      </w:r>
-      <w:r>
-        <w:rPr>
-          <w:sz w:val="21"/>
-          <w:szCs w:val="21"/>
-        </w:rPr>
-        <w:t xml:space="preserve">A. 60%</w:t>
-      </w:r>
-    </w:p>
-    <w:p>
-      <w:pPr>
-        <w:spacing w:after="80"/>
-      </w:pPr>
-      <w:r>
-        <w:rPr>
-          <w:b/>
-          <w:bCs/>
-          <w:sz w:val="21"/>
-          <w:szCs w:val="21"/>
-        </w:rPr>
-        <w:t xml:space="preserve">We Do:  </w:t>
-      </w:r>
-      <w:r>
-        <w:rPr>
-          <w:sz w:val="21"/>
-          <w:szCs w:val="21"/>
-        </w:rPr>
-        <w:t xml:space="preserve">A. 35%</w:t>
-      </w:r>
-    </w:p>
-    <w:p>
-      <w:pPr>
-        <w:pStyle w:val="Heading2"/>
-        <w:spacing w:after="80" w:before="180"/>
-      </w:pPr>
-      <w:r>
-        <w:rPr>
-          <w:b/>
-          <w:bCs/>
-          <w:color w:val="12355B"/>
-          <w:sz w:val="24"/>
-          <w:szCs w:val="24"/>
-        </w:rPr>
-        <w:t xml:space="preserve">Independent Practice</w:t>
-      </w:r>
-    </w:p>
-    <w:p>
-      <w:pPr>
-        <w:spacing w:after="80"/>
-      </w:pPr>
-      <w:r>
-        <w:rPr>
-          <w:b/>
-          <w:bCs/>
-          <w:sz w:val="21"/>
-          <w:szCs w:val="21"/>
-        </w:rPr>
-        <w:t xml:space="preserve">1.  </w:t>
-      </w:r>
-      <w:r>
-        <w:rPr>
-          <w:sz w:val="21"/>
-          <w:szCs w:val="21"/>
-        </w:rPr>
-        <w:t xml:space="preserve">A)  0.45</w:t>
-      </w:r>
-      <w:r>
-        <w:rPr>
-          <w:i/>
-          <w:iCs/>
-          <w:color w:val="5F6F80"/>
-          <w:sz w:val="19"/>
-          <w:szCs w:val="19"/>
-        </w:rPr>
-        <w:t xml:space="preserve">  — To convert a percent to a decimal, divide by 100: 45 ÷ 100 = 0.45.</w:t>
-      </w:r>
-    </w:p>
-    <w:p>
-      <w:pPr>
-        <w:spacing w:after="80"/>
-      </w:pPr>
-      <w:r>
-        <w:rPr>
-          <w:b/>
-          <w:bCs/>
-          <w:sz w:val="21"/>
-          <w:szCs w:val="21"/>
-        </w:rPr>
-        <w:t xml:space="preserve">2.  </w:t>
-      </w:r>
-      <w:r>
-        <w:rPr>
-          <w:sz w:val="21"/>
-          <w:szCs w:val="21"/>
-        </w:rPr>
-        <w:t xml:space="preserve">A)  3/4</w:t>
-      </w:r>
-      <w:r>
-        <w:rPr>
-          <w:i/>
-          <w:iCs/>
-          <w:color w:val="5F6F80"/>
-          <w:sz w:val="19"/>
-          <w:szCs w:val="19"/>
-        </w:rPr>
-        <w:t xml:space="preserve">  — 0.75 = 75/100. Simplify by dividing both by 25: 75÷25 = 3 and 100÷25 = 4. So 0.75 = 3/4.</w:t>
-      </w:r>
-    </w:p>
-    <w:p>
-      <w:pPr>
-        <w:spacing w:after="80"/>
-      </w:pPr>
-      <w:r>
-        <w:rPr>
-          <w:b/>
-          <w:bCs/>
-          <w:sz w:val="21"/>
-          <w:szCs w:val="21"/>
-        </w:rPr>
-        <w:t xml:space="preserve">3.  </w:t>
-      </w:r>
-      <w:r>
-        <w:rPr>
-          <w:sz w:val="21"/>
-          <w:szCs w:val="21"/>
-        </w:rPr>
-        <w:t xml:space="preserve">A)  87.5%</w:t>
-      </w:r>
-      <w:r>
-        <w:rPr>
-          <w:i/>
-          <w:iCs/>
-          <w:color w:val="5F6F80"/>
-          <w:sz w:val="19"/>
-          <w:szCs w:val="19"/>
-        </w:rPr>
-        <w:t xml:space="preserve">  — 7 ÷ 8 = 0.875, and 0.875 × 100 = 87.5%.</w:t>
-      </w:r>
-    </w:p>
-    <w:p>
-      <w:pPr>
-        <w:spacing w:after="80"/>
-      </w:pPr>
-      <w:r>
-        <w:rPr>
-          <w:b/>
-          <w:bCs/>
-          <w:sz w:val="21"/>
-          <w:szCs w:val="21"/>
-        </w:rPr>
-        <w:t xml:space="preserve">4.  </w:t>
-      </w:r>
-      <w:r>
-        <w:rPr>
-          <w:sz w:val="21"/>
-          <w:szCs w:val="21"/>
-        </w:rPr>
-        <w:t xml:space="preserve">A)  25% and 1/4</w:t>
-      </w:r>
-      <w:r>
-        <w:rPr>
-          <w:i/>
-          <w:iCs/>
-          <w:color w:val="5F6F80"/>
-          <w:sz w:val="19"/>
-          <w:szCs w:val="19"/>
-        </w:rPr>
-        <w:t xml:space="preserve">  — Move the decimal two places: 0.25 = 25%. As a fraction, 0.25 = 25/100 = 1/4.</w:t>
-      </w:r>
-    </w:p>
-    <w:p>
-      <w:pPr>
-        <w:pStyle w:val="Heading2"/>
-        <w:spacing w:after="80" w:before="180"/>
-      </w:pPr>
-      <w:r>
-        <w:rPr>
-          <w:b/>
-          <w:bCs/>
-          <w:color w:val="12355B"/>
-          <w:sz w:val="24"/>
-          <w:szCs w:val="24"/>
-        </w:rPr>
-        <w:t xml:space="preserve">Exit Ticket</w:t>
-      </w:r>
-    </w:p>
-    <w:p>
-      <w:pPr>
-        <w:spacing w:after="80"/>
-      </w:pPr>
-      <w:r>
-        <w:rPr>
-          <w:sz w:val="21"/>
-          <w:szCs w:val="21"/>
-        </w:rPr>
-        <w:t xml:space="preserve">A)  9/20 and 45%</w:t>
-      </w:r>
-      <w:r>
-        <w:rPr>
-          <w:i/>
-          <w:iCs/>
-          <w:color w:val="5F6F80"/>
-          <w:sz w:val="19"/>
-          <w:szCs w:val="19"/>
-        </w:rPr>
-        <w:t xml:space="preserve">  — 0.45 = 45/100 = 9/20 (simplified). 0.45 × 100 = 45%.</w:t>
       </w:r>
     </w:p>
     <w:sectPr>

--- a/lessons/4-2/downloads/4-2-notes.docx
+++ b/lessons/4-2/downloads/4-2-notes.docx
@@ -14,7 +14,7 @@
           <w:sz w:val="18"/>
           <w:szCs w:val="18"/>
         </w:rPr>
-        <w:t xml:space="preserve">UNIT 4  ·  LESSON 2      STANDARD 6.RP.3C</w:t>
+        <w:t xml:space="preserve">UNIT 4  ·  LESSON 2      STANDARD 6.AT.4</w:t>
       </w:r>
     </w:p>
     <w:p>
@@ -2148,7 +2148,7 @@
           <w:sz w:val="21"/>
           <w:szCs w:val="21"/>
         </w:rPr>
-        <w:t xml:space="preserve">A sale says 'Everything 3/5 off!' One friend says that is 35% off and another says 60% off. Who is right, and how do you know?</w:t>
+        <w:t xml:space="preserve">Two arcade games show their loading bars differently: Game A is 0.7 loaded and Game B is 3/4 loaded. Which game is closer to fully loaded, and how do you know without a calculator?</w:t>
       </w:r>
     </w:p>
     <w:p>
@@ -2161,7 +2161,7 @@
           <w:sz w:val="21"/>
           <w:szCs w:val="21"/>
         </w:rPr>
-        <w:t xml:space="preserve">Start with:  The friend who said ___% is correct because 3/5 = ___ = ___%.</w:t>
+        <w:t xml:space="preserve">Start with:  Game ___ is closer to loaded because ___% is greater than ___%.</w:t>
       </w:r>
       <w:r>
         <w:rPr>
@@ -2172,7 +2172,7 @@
           <w:szCs w:val="19"/>
         </w:rPr>
         <w:br/>
-        <w:t xml:space="preserve">El amigo que dijo ___% tiene razón porque 3/5 = ___ = ___%.</w:t>
+        <w:t xml:space="preserve">El juego ___ está más cerca de cargar porque ___% es mayor que ___%.</w:t>
       </w:r>
     </w:p>
     <w:p>
@@ -2195,7 +2195,7 @@
           <w:sz w:val="19"/>
           <w:szCs w:val="19"/>
         </w:rPr>
-        <w:t xml:space="preserve">percent,  decimal,  equivalent,  discount</w:t>
+        <w:t xml:space="preserve">percent,  decimal,  equivalent,  benchmark</w:t>
       </w:r>
     </w:p>
     <w:p>
@@ -2338,6 +2338,32 @@
           <w:szCs w:val="19"/>
         </w:rPr>
         <w:t xml:space="preserve">Solve each problem. Show your thinking in the work box.</w:t>
+      </w:r>
+    </w:p>
+    <w:p>
+      <w:pPr>
+        <w:pStyle w:val="Heading2"/>
+        <w:spacing w:after="80" w:before="180"/>
+      </w:pPr>
+      <w:r>
+        <w:rPr>
+          <w:b/>
+          <w:bCs/>
+          <w:color w:val="12355B"/>
+          <w:sz w:val="24"/>
+          <w:szCs w:val="24"/>
+        </w:rPr>
+        <w:t xml:space="preserve">Level 1 Support</w:t>
+      </w:r>
+      <w:r>
+        <w:rPr>
+          <w:i/>
+          <w:iCs/>
+          <w:color w:val="1FA6A2"/>
+          <w:sz w:val="19"/>
+          <w:szCs w:val="19"/>
+        </w:rPr>
+        <w:t xml:space="preserve">   extra scaffolding</w:t>
       </w:r>
     </w:p>
     <w:p>
@@ -2602,6 +2628,32 @@
     </w:tbl>
     <w:p>
       <w:pPr>
+        <w:pStyle w:val="Heading2"/>
+        <w:spacing w:after="80" w:before="180"/>
+      </w:pPr>
+      <w:r>
+        <w:rPr>
+          <w:b/>
+          <w:bCs/>
+          <w:color w:val="12355B"/>
+          <w:sz w:val="24"/>
+          <w:szCs w:val="24"/>
+        </w:rPr>
+        <w:t xml:space="preserve">On Level</w:t>
+      </w:r>
+      <w:r>
+        <w:rPr>
+          <w:i/>
+          <w:iCs/>
+          <w:color w:val="12355B"/>
+          <w:sz w:val="19"/>
+          <w:szCs w:val="19"/>
+        </w:rPr>
+        <w:t xml:space="preserve">   grade-level practice</w:t>
+      </w:r>
+    </w:p>
+    <w:p>
+      <w:pPr>
         <w:keepNext/>
         <w:spacing w:after="60" w:before="160"/>
       </w:pPr>
@@ -2675,136 +2727,6 @@
           <w:szCs w:val="20"/>
         </w:rPr>
         <w:t xml:space="preserve">D)  88%</w:t>
-      </w:r>
-    </w:p>
-    <w:p>
-      <w:pPr>
-        <w:spacing w:after="20"/>
-      </w:pPr>
-      <w:r>
-        <w:t xml:space="preserve"/>
-      </w:r>
-    </w:p>
-    <w:tbl>
-      <w:tblPr>
-        <w:tblW w:type="pct" w:w="100%"/>
-        <w:tblBorders>
-          <w:top w:val="single" w:color="C7D2DD" w:sz="6"/>
-          <w:left w:val="single" w:color="C7D2DD" w:sz="6"/>
-          <w:bottom w:val="single" w:color="C7D2DD" w:sz="6"/>
-          <w:right w:val="single" w:color="C7D2DD" w:sz="6"/>
-          <w:insideH w:val="single" w:color="auto" w:sz="4"/>
-          <w:insideV w:val="single" w:color="auto" w:sz="4"/>
-        </w:tblBorders>
-      </w:tblPr>
-      <w:tblGrid>
-        <w:gridCol w:w="100"/>
-      </w:tblGrid>
-      <w:tr>
-        <w:tc>
-          <w:tcPr>
-            <w:shd w:fill="FBF3E2" w:color="auto" w:val="clear"/>
-            <w:tcMar>
-              <w:top w:type="dxa" w:w="60"/>
-              <w:left w:type="dxa" w:w="120"/>
-              <w:bottom w:type="dxa" w:w="60"/>
-              <w:right w:type="dxa" w:w="120"/>
-            </w:tcMar>
-          </w:tcPr>
-          <w:p>
-            <w:pPr>
-              <w:spacing w:after="0" w:line="320"/>
-            </w:pPr>
-            <w:r>
-              <w:t xml:space="preserve"/>
-            </w:r>
-          </w:p>
-          <w:p>
-            <w:pPr>
-              <w:spacing w:after="0" w:line="320"/>
-            </w:pPr>
-            <w:r>
-              <w:t xml:space="preserve"/>
-            </w:r>
-          </w:p>
-        </w:tc>
-      </w:tr>
-    </w:tbl>
-    <w:p>
-      <w:pPr>
-        <w:keepNext/>
-        <w:spacing w:after="60" w:before="160"/>
-      </w:pPr>
-      <w:r>
-        <w:rPr>
-          <w:b/>
-          <w:bCs/>
-          <w:color w:val="12355B"/>
-          <w:sz w:val="22"/>
-          <w:szCs w:val="22"/>
-        </w:rPr>
-        <w:t xml:space="preserve">4.  </w:t>
-      </w:r>
-      <w:r>
-        <w:rPr>
-          <w:b/>
-          <w:bCs/>
-          <w:sz w:val="21"/>
-          <w:szCs w:val="21"/>
-        </w:rPr>
-        <w:t xml:space="preserve">Your arcade scoreboard reads 0.25 of the level cleared. What percent and fraction match this score?</w:t>
-      </w:r>
-    </w:p>
-    <w:p>
-      <w:pPr>
-        <w:spacing w:after="40"/>
-        <w:ind w:left="420"/>
-      </w:pPr>
-      <w:r>
-        <w:rPr>
-          <w:sz w:val="20"/>
-          <w:szCs w:val="20"/>
-        </w:rPr>
-        <w:t xml:space="preserve">A)  25% and 1/4</w:t>
-      </w:r>
-    </w:p>
-    <w:p>
-      <w:pPr>
-        <w:spacing w:after="40"/>
-        <w:ind w:left="420"/>
-      </w:pPr>
-      <w:r>
-        <w:rPr>
-          <w:sz w:val="20"/>
-          <w:szCs w:val="20"/>
-        </w:rPr>
-        <w:t xml:space="preserve">B)  2.5% and 1/4</w:t>
-      </w:r>
-    </w:p>
-    <w:p>
-      <w:pPr>
-        <w:spacing w:after="40"/>
-        <w:ind w:left="420"/>
-      </w:pPr>
-      <w:r>
-        <w:rPr>
-          <w:sz w:val="20"/>
-          <w:szCs w:val="20"/>
-        </w:rPr>
-        <w:t xml:space="preserve">C)  25% and 1/5</w:t>
-      </w:r>
-    </w:p>
-    <w:p>
-      <w:pPr>
-        <w:spacing w:after="40"/>
-        <w:ind w:left="420"/>
-      </w:pPr>
-      <w:r>
-        <w:rPr>
-          <w:sz w:val="20"/>
-          <w:szCs w:val="20"/>
-        </w:rPr>
-        <w:t xml:space="preserve">D)  250% and 1/40</w:t>
       </w:r>
     </w:p>
     <w:p>

--- a/lessons/4-2/downloads/4-2-notes.docx
+++ b/lessons/4-2/downloads/4-2-notes.docx
@@ -1228,6 +1228,1302 @@
           <w:szCs w:val="22"/>
         </w:rPr>
         <w:t xml:space="preserve">An amount taken off a price, often given as a percent, is a ___.</w:t>
+      </w:r>
+    </w:p>
+    <w:p>
+      <w:pPr>
+        <w:pStyle w:val="Heading1"/>
+        <w:pageBreakBefore/>
+        <w:pBdr>
+          <w:bottom w:val="single" w:color="1FA6A2" w:sz="14" w:space="6"/>
+        </w:pBdr>
+        <w:spacing w:after="140" w:before="0"/>
+      </w:pPr>
+      <w:r>
+        <w:rPr>
+          <w:b/>
+          <w:bCs/>
+          <w:color w:val="12355B"/>
+          <w:sz w:val="30"/>
+          <w:szCs w:val="30"/>
+        </w:rPr>
+        <w:t xml:space="preserve">Write About the Math</w:t>
+      </w:r>
+    </w:p>
+    <w:p>
+      <w:pPr>
+        <w:spacing w:after="100"/>
+      </w:pPr>
+      <w:r>
+        <w:rPr>
+          <w:i/>
+          <w:iCs/>
+          <w:color w:val="5F6F80"/>
+          <w:sz w:val="19"/>
+          <w:szCs w:val="19"/>
+        </w:rPr>
+        <w:t xml:space="preserve">Use the support level you need. Every level answers the same math question.</w:t>
+      </w:r>
+    </w:p>
+    <w:p>
+      <w:pPr>
+        <w:pStyle w:val="Heading2"/>
+        <w:spacing w:after="80" w:before="180"/>
+      </w:pPr>
+      <w:r>
+        <w:rPr>
+          <w:b/>
+          <w:bCs/>
+          <w:color w:val="12355B"/>
+          <w:sz w:val="24"/>
+          <w:szCs w:val="24"/>
+        </w:rPr>
+        <w:t xml:space="preserve">1. Understand the Question</w:t>
+      </w:r>
+      <w:r>
+        <w:rPr>
+          <w:i/>
+          <w:iCs/>
+          <w:color w:val="B97A12"/>
+          <w:sz w:val="19"/>
+          <w:szCs w:val="19"/>
+        </w:rPr>
+        <w:t xml:space="preserve">   explain</w:t>
+      </w:r>
+    </w:p>
+    <w:tbl>
+      <w:tblPr>
+        <w:tblW w:type="pct" w:w="100%"/>
+        <w:tblBorders>
+          <w:top w:val="single" w:color="1FA6A2" w:sz="8"/>
+          <w:left w:val="single" w:color="1FA6A2" w:sz="8"/>
+          <w:bottom w:val="single" w:color="1FA6A2" w:sz="8"/>
+          <w:right w:val="single" w:color="1FA6A2" w:sz="8"/>
+          <w:insideH w:val="single" w:color="auto" w:sz="4"/>
+          <w:insideV w:val="single" w:color="auto" w:sz="4"/>
+        </w:tblBorders>
+      </w:tblPr>
+      <w:tblGrid>
+        <w:gridCol w:w="100"/>
+      </w:tblGrid>
+      <w:tr>
+        <w:tc>
+          <w:tcPr>
+            <w:shd w:fill="E6F4F3" w:color="auto" w:val="clear"/>
+            <w:tcMar>
+              <w:top w:type="dxa" w:w="120"/>
+              <w:left w:type="dxa" w:w="180"/>
+              <w:bottom w:type="dxa" w:w="120"/>
+              <w:right w:type="dxa" w:w="180"/>
+            </w:tcMar>
+          </w:tcPr>
+          <w:p>
+            <w:pPr>
+              <w:spacing w:after="60"/>
+            </w:pPr>
+            <w:r>
+              <w:rPr>
+                <w:color w:val="1A2733"/>
+                <w:sz w:val="21"/>
+                <w:szCs w:val="21"/>
+              </w:rPr>
+              <w:t xml:space="preserve">How did you convert a fraction like 3/5 into a decimal and a percent in the table?</w:t>
+            </w:r>
+          </w:p>
+          <w:p>
+            <w:pPr>
+              <w:spacing w:after="0"/>
+            </w:pPr>
+            <w:r>
+              <w:rPr>
+                <w:b/>
+                <w:bCs/>
+                <w:color w:val="12355B"/>
+                <w:sz w:val="20"/>
+                <w:szCs w:val="20"/>
+              </w:rPr>
+              <w:t xml:space="preserve">Your job:  </w:t>
+            </w:r>
+            <w:r>
+              <w:rPr>
+                <w:sz w:val="20"/>
+                <w:szCs w:val="20"/>
+              </w:rPr>
+              <w:t xml:space="preserve">Answer the question. Use math evidence. Explain how the evidence proves your answer.</w:t>
+            </w:r>
+            <w:r>
+              <w:rPr>
+                <w:i/>
+                <w:iCs/>
+                <w:color w:val="5F6F80"/>
+                <w:sz w:val="18"/>
+                <w:szCs w:val="18"/>
+              </w:rPr>
+              <w:br/>
+              <w:t xml:space="preserve">Responde la pregunta. Usa evidencia matemática. Explica cómo la evidencia demuestra tu respuesta.</w:t>
+            </w:r>
+          </w:p>
+        </w:tc>
+      </w:tr>
+    </w:tbl>
+    <w:p>
+      <w:pPr>
+        <w:pStyle w:val="Heading2"/>
+        <w:spacing w:after="80" w:before="180"/>
+      </w:pPr>
+      <w:r>
+        <w:rPr>
+          <w:b/>
+          <w:bCs/>
+          <w:color w:val="12355B"/>
+          <w:sz w:val="24"/>
+          <w:szCs w:val="24"/>
+        </w:rPr>
+        <w:t xml:space="preserve">2. Plan Your Math Words</w:t>
+      </w:r>
+      <w:r>
+        <w:rPr>
+          <w:i/>
+          <w:iCs/>
+          <w:color w:val="1FA6A2"/>
+          <w:sz w:val="19"/>
+          <w:szCs w:val="19"/>
+        </w:rPr>
+        <w:t xml:space="preserve">   check at least two</w:t>
+      </w:r>
+    </w:p>
+    <w:p>
+      <w:pPr>
+        <w:spacing w:after="60"/>
+      </w:pPr>
+      <w:r>
+        <w:rPr>
+          <w:b/>
+          <w:bCs/>
+          <w:color w:val="1FA6A2"/>
+          <w:sz w:val="22"/>
+          <w:szCs w:val="22"/>
+        </w:rPr>
+        <w:t xml:space="preserve">☐  </w:t>
+      </w:r>
+      <w:r>
+        <w:rPr>
+          <w:b/>
+          <w:bCs/>
+          <w:color w:val="12355B"/>
+          <w:sz w:val="20"/>
+          <w:szCs w:val="20"/>
+        </w:rPr>
+        <w:t xml:space="preserve">Percent — </w:t>
+      </w:r>
+      <w:r>
+        <w:rPr>
+          <w:sz w:val="20"/>
+          <w:szCs w:val="20"/>
+        </w:rPr>
+        <w:t xml:space="preserve">A way to compare a number to 100, shown with the % sign.</w:t>
+      </w:r>
+      <w:r>
+        <w:rPr>
+          <w:i/>
+          <w:iCs/>
+          <w:color w:val="5F6F80"/>
+          <w:sz w:val="18"/>
+          <w:szCs w:val="18"/>
+        </w:rPr>
+        <w:br/>
+        <w:t xml:space="preserve">Porcentaje — Una manera de comparar un número con 100, con el signo %.</w:t>
+      </w:r>
+    </w:p>
+    <w:p>
+      <w:pPr>
+        <w:spacing w:after="60"/>
+      </w:pPr>
+      <w:r>
+        <w:rPr>
+          <w:b/>
+          <w:bCs/>
+          <w:color w:val="1FA6A2"/>
+          <w:sz w:val="22"/>
+          <w:szCs w:val="22"/>
+        </w:rPr>
+        <w:t xml:space="preserve">☐  </w:t>
+      </w:r>
+      <w:r>
+        <w:rPr>
+          <w:b/>
+          <w:bCs/>
+          <w:color w:val="12355B"/>
+          <w:sz w:val="20"/>
+          <w:szCs w:val="20"/>
+        </w:rPr>
+        <w:t xml:space="preserve">Decimal — </w:t>
+      </w:r>
+      <w:r>
+        <w:rPr>
+          <w:sz w:val="20"/>
+          <w:szCs w:val="20"/>
+        </w:rPr>
+        <w:t xml:space="preserve">A number with a dot, like 0.5, that shows a part.</w:t>
+      </w:r>
+      <w:r>
+        <w:rPr>
+          <w:i/>
+          <w:iCs/>
+          <w:color w:val="5F6F80"/>
+          <w:sz w:val="18"/>
+          <w:szCs w:val="18"/>
+        </w:rPr>
+        <w:br/>
+        <w:t xml:space="preserve">Decimal — Un número con un punto, como 0.5, que muestra una parte.</w:t>
+      </w:r>
+    </w:p>
+    <w:p>
+      <w:pPr>
+        <w:spacing w:after="60"/>
+      </w:pPr>
+      <w:r>
+        <w:rPr>
+          <w:b/>
+          <w:bCs/>
+          <w:color w:val="1FA6A2"/>
+          <w:sz w:val="22"/>
+          <w:szCs w:val="22"/>
+        </w:rPr>
+        <w:t xml:space="preserve">☐  </w:t>
+      </w:r>
+      <w:r>
+        <w:rPr>
+          <w:b/>
+          <w:bCs/>
+          <w:color w:val="12355B"/>
+          <w:sz w:val="20"/>
+          <w:szCs w:val="20"/>
+        </w:rPr>
+        <w:t xml:space="preserve">Equivalent — </w:t>
+      </w:r>
+      <w:r>
+        <w:rPr>
+          <w:sz w:val="20"/>
+          <w:szCs w:val="20"/>
+        </w:rPr>
+        <w:t xml:space="preserve">Having the same value, just written a different way.</w:t>
+      </w:r>
+      <w:r>
+        <w:rPr>
+          <w:i/>
+          <w:iCs/>
+          <w:color w:val="5F6F80"/>
+          <w:sz w:val="18"/>
+          <w:szCs w:val="18"/>
+        </w:rPr>
+        <w:br/>
+        <w:t xml:space="preserve">Equivalente — Tener el mismo valor, escrito de otra forma.</w:t>
+      </w:r>
+    </w:p>
+    <w:p>
+      <w:pPr>
+        <w:spacing w:after="60"/>
+      </w:pPr>
+      <w:r>
+        <w:rPr>
+          <w:b/>
+          <w:bCs/>
+          <w:color w:val="1FA6A2"/>
+          <w:sz w:val="22"/>
+          <w:szCs w:val="22"/>
+        </w:rPr>
+        <w:t xml:space="preserve">☐  </w:t>
+      </w:r>
+      <w:r>
+        <w:rPr>
+          <w:b/>
+          <w:bCs/>
+          <w:color w:val="12355B"/>
+          <w:sz w:val="20"/>
+          <w:szCs w:val="20"/>
+        </w:rPr>
+        <w:t xml:space="preserve">Benchmark — </w:t>
+      </w:r>
+      <w:r>
+        <w:rPr>
+          <w:sz w:val="20"/>
+          <w:szCs w:val="20"/>
+        </w:rPr>
+        <w:t xml:space="preserve">A familiar number you use to guess, like 50% or 1/2.</w:t>
+      </w:r>
+      <w:r>
+        <w:rPr>
+          <w:i/>
+          <w:iCs/>
+          <w:color w:val="5F6F80"/>
+          <w:sz w:val="18"/>
+          <w:szCs w:val="18"/>
+        </w:rPr>
+        <w:br/>
+        <w:t xml:space="preserve">Referencia — Un número conocido que usas para estimar, como 50% o 1/2.</w:t>
+      </w:r>
+    </w:p>
+    <w:p>
+      <w:pPr>
+        <w:spacing w:after="60"/>
+      </w:pPr>
+      <w:r>
+        <w:rPr>
+          <w:b/>
+          <w:bCs/>
+          <w:color w:val="1FA6A2"/>
+          <w:sz w:val="22"/>
+          <w:szCs w:val="22"/>
+        </w:rPr>
+        <w:t xml:space="preserve">☐  </w:t>
+      </w:r>
+      <w:r>
+        <w:rPr>
+          <w:b/>
+          <w:bCs/>
+          <w:color w:val="12355B"/>
+          <w:sz w:val="20"/>
+          <w:szCs w:val="20"/>
+        </w:rPr>
+        <w:t xml:space="preserve">Discount — </w:t>
+      </w:r>
+      <w:r>
+        <w:rPr>
+          <w:sz w:val="20"/>
+          <w:szCs w:val="20"/>
+        </w:rPr>
+        <w:t xml:space="preserve">Money taken off the first price to make it cheaper.</w:t>
+      </w:r>
+      <w:r>
+        <w:rPr>
+          <w:i/>
+          <w:iCs/>
+          <w:color w:val="5F6F80"/>
+          <w:sz w:val="18"/>
+          <w:szCs w:val="18"/>
+        </w:rPr>
+        <w:br/>
+        <w:t xml:space="preserve">Descuento — Dinero que se quita del precio original para que sea más barato.</w:t>
+      </w:r>
+    </w:p>
+    <w:tbl>
+      <w:tblPr>
+        <w:tblW w:type="pct" w:w="100%"/>
+        <w:tblBorders>
+          <w:top w:val="single" w:color="1FA6A2" w:sz="8"/>
+          <w:left w:val="single" w:color="1FA6A2" w:sz="8"/>
+          <w:bottom w:val="single" w:color="1FA6A2" w:sz="8"/>
+          <w:right w:val="single" w:color="1FA6A2" w:sz="8"/>
+          <w:insideH w:val="single" w:color="auto" w:sz="4"/>
+          <w:insideV w:val="single" w:color="auto" w:sz="4"/>
+        </w:tblBorders>
+      </w:tblPr>
+      <w:tblGrid>
+        <w:gridCol w:w="100"/>
+      </w:tblGrid>
+      <w:tr>
+        <w:tc>
+          <w:tcPr>
+            <w:shd w:fill="F7FFFD" w:color="auto" w:val="clear"/>
+            <w:tcMar>
+              <w:top w:type="dxa" w:w="120"/>
+              <w:left w:type="dxa" w:w="180"/>
+              <w:bottom w:type="dxa" w:w="120"/>
+              <w:right w:type="dxa" w:w="180"/>
+            </w:tcMar>
+          </w:tcPr>
+          <w:p>
+            <w:pPr>
+              <w:spacing w:after="50"/>
+            </w:pPr>
+            <w:r>
+              <w:rPr>
+                <w:b/>
+                <w:bCs/>
+                <w:color w:val="1FA6A2"/>
+                <w:sz w:val="20"/>
+                <w:szCs w:val="20"/>
+              </w:rPr>
+              <w:t xml:space="preserve">Say it first:  </w:t>
+            </w:r>
+            <w:r>
+              <w:rPr>
+                <w:sz w:val="20"/>
+                <w:szCs w:val="20"/>
+              </w:rPr>
+              <w:t xml:space="preserve">Say your idea to a partner or quietly to yourself before you write.</w:t>
+            </w:r>
+          </w:p>
+          <w:p>
+            <w:pPr>
+              <w:spacing w:after="60"/>
+            </w:pPr>
+            <w:r>
+              <w:rPr>
+                <w:color w:val="1A2733"/>
+                <w:sz w:val="21"/>
+                <w:szCs w:val="21"/>
+              </w:rPr>
+              <w:t xml:space="preserve">To change ___ to a decimal I divided ___ by ___.</w:t>
+            </w:r>
+            <w:r>
+              <w:rPr>
+                <w:i/>
+                <w:iCs/>
+                <w:color w:val="5F6F80"/>
+                <w:sz w:val="19"/>
+                <w:szCs w:val="19"/>
+              </w:rPr>
+              <w:br/>
+              <w:t xml:space="preserve">Para cambiar ___ a decimal dividí ___ entre ___.</w:t>
+            </w:r>
+          </w:p>
+        </w:tc>
+      </w:tr>
+    </w:tbl>
+    <w:p>
+      <w:pPr>
+        <w:pStyle w:val="Heading2"/>
+        <w:spacing w:after="80" w:before="180"/>
+      </w:pPr>
+      <w:r>
+        <w:rPr>
+          <w:b/>
+          <w:bCs/>
+          <w:color w:val="12355B"/>
+          <w:sz w:val="24"/>
+          <w:szCs w:val="24"/>
+        </w:rPr>
+        <w:t xml:space="preserve">3. Build Your Explanation</w:t>
+      </w:r>
+      <w:r>
+        <w:rPr>
+          <w:i/>
+          <w:iCs/>
+          <w:color w:val="B97A12"/>
+          <w:sz w:val="19"/>
+          <w:szCs w:val="19"/>
+        </w:rPr>
+        <w:t xml:space="preserve">   choose your support</w:t>
+      </w:r>
+    </w:p>
+    <w:tbl>
+      <w:tblPr>
+        <w:tblW w:type="pct" w:w="100%"/>
+        <w:tblBorders>
+          <w:top w:val="single" w:color="BBD0DE" w:sz="8"/>
+          <w:left w:val="single" w:color="BBD0DE" w:sz="8"/>
+          <w:bottom w:val="single" w:color="BBD0DE" w:sz="8"/>
+          <w:right w:val="single" w:color="BBD0DE" w:sz="8"/>
+          <w:insideH w:val="single" w:color="auto" w:sz="4"/>
+          <w:insideV w:val="single" w:color="auto" w:sz="4"/>
+        </w:tblBorders>
+      </w:tblPr>
+      <w:tblGrid>
+        <w:gridCol w:w="100"/>
+      </w:tblGrid>
+      <w:tr>
+        <w:tc>
+          <w:tcPr>
+            <w:shd w:fill="EEF4F8" w:color="auto" w:val="clear"/>
+            <w:tcMar>
+              <w:top w:type="dxa" w:w="120"/>
+              <w:left w:type="dxa" w:w="180"/>
+              <w:bottom w:type="dxa" w:w="120"/>
+              <w:right w:type="dxa" w:w="180"/>
+            </w:tcMar>
+          </w:tcPr>
+          <w:p>
+            <w:pPr>
+              <w:spacing w:after="50"/>
+            </w:pPr>
+            <w:r>
+              <w:rPr>
+                <w:i/>
+                <w:iCs/>
+                <w:color w:val="5F6F80"/>
+                <w:sz w:val="19"/>
+                <w:szCs w:val="19"/>
+              </w:rPr>
+              <w:t xml:space="preserve">This model shows the parts of an explanation. It does not answer your writing question.</w:t>
+            </w:r>
+          </w:p>
+          <w:p>
+            <w:pPr>
+              <w:spacing w:after="80"/>
+            </w:pPr>
+            <w:r>
+              <w:rPr>
+                <w:b/>
+                <w:bCs/>
+                <w:color w:val="12355B"/>
+                <w:sz w:val="19"/>
+                <w:szCs w:val="19"/>
+              </w:rPr>
+              <w:t xml:space="preserve">Claim:  </w:t>
+            </w:r>
+            <w:r>
+              <w:rPr>
+                <w:sz w:val="19"/>
+                <w:szCs w:val="19"/>
+              </w:rPr>
+              <w:t xml:space="preserve">3/4, 0.75, and 75% all name the same score.</w:t>
+            </w:r>
+          </w:p>
+          <w:p>
+            <w:pPr>
+              <w:spacing w:after="80"/>
+            </w:pPr>
+            <w:r>
+              <w:rPr>
+                <w:b/>
+                <w:bCs/>
+                <w:color w:val="12355B"/>
+                <w:sz w:val="19"/>
+                <w:szCs w:val="19"/>
+              </w:rPr>
+              <w:t xml:space="preserve">Evidence:  </w:t>
+            </w:r>
+            <w:r>
+              <w:rPr>
+                <w:sz w:val="19"/>
+                <w:szCs w:val="19"/>
+              </w:rPr>
+              <w:t xml:space="preserve">Students give 3/4 = 0.75 = 75% and recognize these are three forms of one value, not three different scores.</w:t>
+            </w:r>
+          </w:p>
+          <w:p>
+            <w:pPr>
+              <w:spacing w:after="80"/>
+            </w:pPr>
+            <w:r>
+              <w:rPr>
+                <w:b/>
+                <w:bCs/>
+                <w:color w:val="12355B"/>
+                <w:sz w:val="19"/>
+                <w:szCs w:val="19"/>
+              </w:rPr>
+              <w:t xml:space="preserve">Reasoning:  </w:t>
+            </w:r>
+            <w:r>
+              <w:rPr>
+                <w:sz w:val="19"/>
+                <w:szCs w:val="19"/>
+              </w:rPr>
+              <w:t xml:space="preserve">This evidence connects the definition of percent to the mathematical claim.</w:t>
+            </w:r>
+          </w:p>
+        </w:tc>
+      </w:tr>
+    </w:tbl>
+    <w:p>
+      <w:pPr>
+        <w:pStyle w:val="Heading2"/>
+        <w:spacing w:after="80" w:before="180"/>
+      </w:pPr>
+      <w:r>
+        <w:rPr>
+          <w:b/>
+          <w:bCs/>
+          <w:color w:val="12355B"/>
+          <w:sz w:val="24"/>
+          <w:szCs w:val="24"/>
+        </w:rPr>
+        <w:t xml:space="preserve">Start</w:t>
+      </w:r>
+      <w:r>
+        <w:rPr>
+          <w:i/>
+          <w:iCs/>
+          <w:color w:val="1FA6A2"/>
+          <w:sz w:val="19"/>
+          <w:szCs w:val="19"/>
+        </w:rPr>
+        <w:t xml:space="preserve">   Most language support</w:t>
+      </w:r>
+    </w:p>
+    <w:p>
+      <w:pPr>
+        <w:spacing w:after="60"/>
+      </w:pPr>
+      <w:r>
+        <w:rPr>
+          <w:color w:val="1A2733"/>
+          <w:sz w:val="21"/>
+          <w:szCs w:val="21"/>
+        </w:rPr>
+        <w:t xml:space="preserve">Complete the frames. Use the word bank.</w:t>
+      </w:r>
+      <w:r>
+        <w:rPr>
+          <w:i/>
+          <w:iCs/>
+          <w:color w:val="5F6F80"/>
+          <w:sz w:val="19"/>
+          <w:szCs w:val="19"/>
+        </w:rPr>
+        <w:br/>
+        <w:t xml:space="preserve">Completa las oraciones. Usa el banco de palabras.</w:t>
+      </w:r>
+    </w:p>
+    <w:p>
+      <w:pPr>
+        <w:spacing w:after="60"/>
+      </w:pPr>
+      <w:r>
+        <w:rPr>
+          <w:color w:val="1A2733"/>
+          <w:sz w:val="21"/>
+          <w:szCs w:val="21"/>
+        </w:rPr>
+        <w:t xml:space="preserve">To change ___ to a decimal I divided ___ by ___.</w:t>
+      </w:r>
+      <w:r>
+        <w:rPr>
+          <w:i/>
+          <w:iCs/>
+          <w:color w:val="5F6F80"/>
+          <w:sz w:val="19"/>
+          <w:szCs w:val="19"/>
+        </w:rPr>
+        <w:br/>
+        <w:t xml:space="preserve">Para cambiar ___ a decimal dividí ___ entre ___.</w:t>
+      </w:r>
+    </w:p>
+    <w:p>
+      <w:pPr>
+        <w:spacing w:after="60"/>
+      </w:pPr>
+      <w:r>
+        <w:rPr>
+          <w:color w:val="1A2733"/>
+          <w:sz w:val="21"/>
+          <w:szCs w:val="21"/>
+        </w:rPr>
+        <w:t xml:space="preserve">To get the percent I multiplied the decimal by ___.</w:t>
+      </w:r>
+      <w:r>
+        <w:rPr>
+          <w:i/>
+          <w:iCs/>
+          <w:color w:val="5F6F80"/>
+          <w:sz w:val="19"/>
+          <w:szCs w:val="19"/>
+        </w:rPr>
+        <w:br/>
+        <w:t xml:space="preserve">Para obtener el porcentaje multipliqué el decimal por ___.</w:t>
+      </w:r>
+    </w:p>
+    <w:tbl>
+      <w:tblPr>
+        <w:tblW w:type="pct" w:w="100%"/>
+        <w:tblBorders>
+          <w:top w:val="single" w:color="C7D2DD" w:sz="6"/>
+          <w:left w:val="single" w:color="C7D2DD" w:sz="6"/>
+          <w:bottom w:val="single" w:color="C7D2DD" w:sz="6"/>
+          <w:right w:val="single" w:color="C7D2DD" w:sz="6"/>
+          <w:insideH w:val="single" w:color="auto" w:sz="4"/>
+          <w:insideV w:val="single" w:color="auto" w:sz="4"/>
+        </w:tblBorders>
+      </w:tblPr>
+      <w:tblGrid>
+        <w:gridCol w:w="100"/>
+      </w:tblGrid>
+      <w:tr>
+        <w:tc>
+          <w:tcPr>
+            <w:shd w:fill="FBF3E2" w:color="auto" w:val="clear"/>
+            <w:tcMar>
+              <w:top w:type="dxa" w:w="60"/>
+              <w:left w:type="dxa" w:w="120"/>
+              <w:bottom w:type="dxa" w:w="60"/>
+              <w:right w:type="dxa" w:w="120"/>
+            </w:tcMar>
+          </w:tcPr>
+          <w:p>
+            <w:pPr>
+              <w:spacing w:after="0" w:line="320"/>
+            </w:pPr>
+            <w:r>
+              <w:t xml:space="preserve"/>
+            </w:r>
+          </w:p>
+          <w:p>
+            <w:pPr>
+              <w:spacing w:after="0" w:line="320"/>
+            </w:pPr>
+            <w:r>
+              <w:t xml:space="preserve"/>
+            </w:r>
+          </w:p>
+          <w:p>
+            <w:pPr>
+              <w:spacing w:after="0" w:line="320"/>
+            </w:pPr>
+            <w:r>
+              <w:t xml:space="preserve"/>
+            </w:r>
+          </w:p>
+        </w:tc>
+      </w:tr>
+    </w:tbl>
+    <w:p>
+      <w:pPr>
+        <w:pStyle w:val="Heading2"/>
+        <w:spacing w:after="80" w:before="180"/>
+      </w:pPr>
+      <w:r>
+        <w:rPr>
+          <w:b/>
+          <w:bCs/>
+          <w:color w:val="12355B"/>
+          <w:sz w:val="24"/>
+          <w:szCs w:val="24"/>
+        </w:rPr>
+        <w:t xml:space="preserve">Build</w:t>
+      </w:r>
+      <w:r>
+        <w:rPr>
+          <w:i/>
+          <w:iCs/>
+          <w:color w:val="B97A12"/>
+          <w:sz w:val="19"/>
+          <w:szCs w:val="19"/>
+        </w:rPr>
+        <w:t xml:space="preserve">   Some language support</w:t>
+      </w:r>
+    </w:p>
+    <w:p>
+      <w:pPr>
+        <w:spacing w:after="60"/>
+      </w:pPr>
+      <w:r>
+        <w:rPr>
+          <w:color w:val="1A2733"/>
+          <w:sz w:val="21"/>
+          <w:szCs w:val="21"/>
+        </w:rPr>
+        <w:t xml:space="preserve">Write two connected sentences. Use because, so, or but.</w:t>
+      </w:r>
+      <w:r>
+        <w:rPr>
+          <w:i/>
+          <w:iCs/>
+          <w:color w:val="5F6F80"/>
+          <w:sz w:val="19"/>
+          <w:szCs w:val="19"/>
+        </w:rPr>
+        <w:br/>
+        <w:t xml:space="preserve">Escribe dos oraciones conectadas. Usa porque, entonces o pero.</w:t>
+      </w:r>
+    </w:p>
+    <w:p>
+      <w:pPr>
+        <w:spacing w:after="60"/>
+      </w:pPr>
+      <w:r>
+        <w:rPr>
+          <w:color w:val="1A2733"/>
+          <w:sz w:val="21"/>
+          <w:szCs w:val="21"/>
+        </w:rPr>
+        <w:t xml:space="preserve">My claim is ___.</w:t>
+      </w:r>
+      <w:r>
+        <w:rPr>
+          <w:i/>
+          <w:iCs/>
+          <w:color w:val="5F6F80"/>
+          <w:sz w:val="19"/>
+          <w:szCs w:val="19"/>
+        </w:rPr>
+        <w:br/>
+        <w:t xml:space="preserve">Mi afirmación es ___.</w:t>
+      </w:r>
+    </w:p>
+    <w:p>
+      <w:pPr>
+        <w:spacing w:after="60"/>
+      </w:pPr>
+      <w:r>
+        <w:rPr>
+          <w:color w:val="1A2733"/>
+          <w:sz w:val="21"/>
+          <w:szCs w:val="21"/>
+        </w:rPr>
+        <w:t xml:space="preserve">I know because ___.</w:t>
+      </w:r>
+      <w:r>
+        <w:rPr>
+          <w:i/>
+          <w:iCs/>
+          <w:color w:val="5F6F80"/>
+          <w:sz w:val="19"/>
+          <w:szCs w:val="19"/>
+        </w:rPr>
+        <w:br/>
+        <w:t xml:space="preserve">Lo sé porque ___.</w:t>
+      </w:r>
+    </w:p>
+    <w:p>
+      <w:pPr>
+        <w:spacing w:after="60"/>
+      </w:pPr>
+      <w:r>
+        <w:rPr>
+          <w:color w:val="1A2733"/>
+          <w:sz w:val="21"/>
+          <w:szCs w:val="21"/>
+        </w:rPr>
+        <w:t xml:space="preserve">So ___.</w:t>
+      </w:r>
+      <w:r>
+        <w:rPr>
+          <w:i/>
+          <w:iCs/>
+          <w:color w:val="5F6F80"/>
+          <w:sz w:val="19"/>
+          <w:szCs w:val="19"/>
+        </w:rPr>
+        <w:br/>
+        <w:t xml:space="preserve">Entonces ___.</w:t>
+      </w:r>
+    </w:p>
+    <w:tbl>
+      <w:tblPr>
+        <w:tblW w:type="pct" w:w="100%"/>
+        <w:tblBorders>
+          <w:top w:val="single" w:color="C7D2DD" w:sz="6"/>
+          <w:left w:val="single" w:color="C7D2DD" w:sz="6"/>
+          <w:bottom w:val="single" w:color="C7D2DD" w:sz="6"/>
+          <w:right w:val="single" w:color="C7D2DD" w:sz="6"/>
+          <w:insideH w:val="single" w:color="auto" w:sz="4"/>
+          <w:insideV w:val="single" w:color="auto" w:sz="4"/>
+        </w:tblBorders>
+      </w:tblPr>
+      <w:tblGrid>
+        <w:gridCol w:w="100"/>
+      </w:tblGrid>
+      <w:tr>
+        <w:tc>
+          <w:tcPr>
+            <w:shd w:fill="FBF3E2" w:color="auto" w:val="clear"/>
+            <w:tcMar>
+              <w:top w:type="dxa" w:w="60"/>
+              <w:left w:type="dxa" w:w="120"/>
+              <w:bottom w:type="dxa" w:w="60"/>
+              <w:right w:type="dxa" w:w="120"/>
+            </w:tcMar>
+          </w:tcPr>
+          <w:p>
+            <w:pPr>
+              <w:spacing w:after="0" w:line="320"/>
+            </w:pPr>
+            <w:r>
+              <w:t xml:space="preserve"/>
+            </w:r>
+          </w:p>
+          <w:p>
+            <w:pPr>
+              <w:spacing w:after="0" w:line="320"/>
+            </w:pPr>
+            <w:r>
+              <w:t xml:space="preserve"/>
+            </w:r>
+          </w:p>
+          <w:p>
+            <w:pPr>
+              <w:spacing w:after="0" w:line="320"/>
+            </w:pPr>
+            <w:r>
+              <w:t xml:space="preserve"/>
+            </w:r>
+          </w:p>
+        </w:tc>
+      </w:tr>
+    </w:tbl>
+    <w:p>
+      <w:pPr>
+        <w:pStyle w:val="Heading2"/>
+        <w:spacing w:after="80" w:before="180"/>
+      </w:pPr>
+      <w:r>
+        <w:rPr>
+          <w:b/>
+          <w:bCs/>
+          <w:color w:val="12355B"/>
+          <w:sz w:val="24"/>
+          <w:szCs w:val="24"/>
+        </w:rPr>
+        <w:t xml:space="preserve">Explain</w:t>
+      </w:r>
+      <w:r>
+        <w:rPr>
+          <w:i/>
+          <w:iCs/>
+          <w:color w:val="B97A12"/>
+          <w:sz w:val="19"/>
+          <w:szCs w:val="19"/>
+        </w:rPr>
+        <w:t xml:space="preserve">   Light language support</w:t>
+      </w:r>
+    </w:p>
+    <w:p>
+      <w:pPr>
+        <w:spacing w:after="60"/>
+      </w:pPr>
+      <w:r>
+        <w:rPr>
+          <w:color w:val="1A2733"/>
+          <w:sz w:val="21"/>
+          <w:szCs w:val="21"/>
+        </w:rPr>
+        <w:t xml:space="preserve">Write a claim, give math evidence, and explain your reasoning.</w:t>
+      </w:r>
+      <w:r>
+        <w:rPr>
+          <w:i/>
+          <w:iCs/>
+          <w:color w:val="5F6F80"/>
+          <w:sz w:val="19"/>
+          <w:szCs w:val="19"/>
+        </w:rPr>
+        <w:br/>
+        <w:t xml:space="preserve">Escribe una afirmación, da evidencia matemática y explica tu razonamiento.</w:t>
+      </w:r>
+    </w:p>
+    <w:p>
+      <w:pPr>
+        <w:spacing w:after="60"/>
+      </w:pPr>
+      <w:r>
+        <w:rPr>
+          <w:color w:val="1A2733"/>
+          <w:sz w:val="21"/>
+          <w:szCs w:val="21"/>
+        </w:rPr>
+        <w:t xml:space="preserve">My claim is ___.</w:t>
+      </w:r>
+      <w:r>
+        <w:rPr>
+          <w:i/>
+          <w:iCs/>
+          <w:color w:val="5F6F80"/>
+          <w:sz w:val="19"/>
+          <w:szCs w:val="19"/>
+        </w:rPr>
+        <w:br/>
+        <w:t xml:space="preserve">Mi afirmación es ___.</w:t>
+      </w:r>
+    </w:p>
+    <w:p>
+      <w:pPr>
+        <w:spacing w:after="60"/>
+      </w:pPr>
+      <w:r>
+        <w:rPr>
+          <w:color w:val="1A2733"/>
+          <w:sz w:val="21"/>
+          <w:szCs w:val="21"/>
+        </w:rPr>
+        <w:t xml:space="preserve">My math evidence is ___.</w:t>
+      </w:r>
+      <w:r>
+        <w:rPr>
+          <w:i/>
+          <w:iCs/>
+          <w:color w:val="5F6F80"/>
+          <w:sz w:val="19"/>
+          <w:szCs w:val="19"/>
+        </w:rPr>
+        <w:br/>
+        <w:t xml:space="preserve">Mi evidencia matemática es ___.</w:t>
+      </w:r>
+    </w:p>
+    <w:p>
+      <w:pPr>
+        <w:spacing w:after="60"/>
+      </w:pPr>
+      <w:r>
+        <w:rPr>
+          <w:color w:val="1A2733"/>
+          <w:sz w:val="21"/>
+          <w:szCs w:val="21"/>
+        </w:rPr>
+        <w:t xml:space="preserve">This proves ___ because ___.</w:t>
+      </w:r>
+      <w:r>
+        <w:rPr>
+          <w:i/>
+          <w:iCs/>
+          <w:color w:val="5F6F80"/>
+          <w:sz w:val="19"/>
+          <w:szCs w:val="19"/>
+        </w:rPr>
+        <w:br/>
+        <w:t xml:space="preserve">Esto demuestra ___ porque ___.</w:t>
+      </w:r>
+    </w:p>
+    <w:tbl>
+      <w:tblPr>
+        <w:tblW w:type="pct" w:w="100%"/>
+        <w:tblBorders>
+          <w:top w:val="single" w:color="C7D2DD" w:sz="6"/>
+          <w:left w:val="single" w:color="C7D2DD" w:sz="6"/>
+          <w:bottom w:val="single" w:color="C7D2DD" w:sz="6"/>
+          <w:right w:val="single" w:color="C7D2DD" w:sz="6"/>
+          <w:insideH w:val="single" w:color="auto" w:sz="4"/>
+          <w:insideV w:val="single" w:color="auto" w:sz="4"/>
+        </w:tblBorders>
+      </w:tblPr>
+      <w:tblGrid>
+        <w:gridCol w:w="100"/>
+      </w:tblGrid>
+      <w:tr>
+        <w:tc>
+          <w:tcPr>
+            <w:shd w:fill="FBF3E2" w:color="auto" w:val="clear"/>
+            <w:tcMar>
+              <w:top w:type="dxa" w:w="60"/>
+              <w:left w:type="dxa" w:w="120"/>
+              <w:bottom w:type="dxa" w:w="60"/>
+              <w:right w:type="dxa" w:w="120"/>
+            </w:tcMar>
+          </w:tcPr>
+          <w:p>
+            <w:pPr>
+              <w:spacing w:after="0" w:line="320"/>
+            </w:pPr>
+            <w:r>
+              <w:t xml:space="preserve"/>
+            </w:r>
+          </w:p>
+          <w:p>
+            <w:pPr>
+              <w:spacing w:after="0" w:line="320"/>
+            </w:pPr>
+            <w:r>
+              <w:t xml:space="preserve"/>
+            </w:r>
+          </w:p>
+          <w:p>
+            <w:pPr>
+              <w:spacing w:after="0" w:line="320"/>
+            </w:pPr>
+            <w:r>
+              <w:t xml:space="preserve"/>
+            </w:r>
+          </w:p>
+          <w:p>
+            <w:pPr>
+              <w:spacing w:after="0" w:line="320"/>
+            </w:pPr>
+            <w:r>
+              <w:t xml:space="preserve"/>
+            </w:r>
+          </w:p>
+          <w:p>
+            <w:pPr>
+              <w:spacing w:after="0" w:line="320"/>
+            </w:pPr>
+            <w:r>
+              <w:t xml:space="preserve"/>
+            </w:r>
+          </w:p>
+        </w:tc>
+      </w:tr>
+    </w:tbl>
+    <w:p>
+      <w:pPr>
+        <w:pStyle w:val="Heading2"/>
+        <w:spacing w:after="80" w:before="180"/>
+      </w:pPr>
+      <w:r>
+        <w:rPr>
+          <w:b/>
+          <w:bCs/>
+          <w:color w:val="12355B"/>
+          <w:sz w:val="24"/>
+          <w:szCs w:val="24"/>
+        </w:rPr>
+        <w:t xml:space="preserve">4. Check Your Explanation</w:t>
+      </w:r>
+      <w:r>
+        <w:rPr>
+          <w:i/>
+          <w:iCs/>
+          <w:color w:val="1FA6A2"/>
+          <w:sz w:val="19"/>
+          <w:szCs w:val="19"/>
+        </w:rPr>
+        <w:t xml:space="preserve">   five quick checks</w:t>
+      </w:r>
+    </w:p>
+    <w:p>
+      <w:pPr>
+        <w:spacing w:after="80"/>
+      </w:pPr>
+      <w:r>
+        <w:rPr>
+          <w:b/>
+          <w:bCs/>
+          <w:color w:val="1FA6A2"/>
+          <w:sz w:val="22"/>
+          <w:szCs w:val="22"/>
+        </w:rPr>
+        <w:t xml:space="preserve">☐  </w:t>
+      </w:r>
+      <w:r>
+        <w:rPr>
+          <w:sz w:val="20"/>
+          <w:szCs w:val="20"/>
+        </w:rPr>
+        <w:t xml:space="preserve">I answered the question.</w:t>
+      </w:r>
+      <w:r>
+        <w:rPr>
+          <w:i/>
+          <w:iCs/>
+          <w:color w:val="5F6F80"/>
+          <w:sz w:val="18"/>
+          <w:szCs w:val="18"/>
+        </w:rPr>
+        <w:br/>
+        <w:t xml:space="preserve">Respondí la pregunta.</w:t>
+      </w:r>
+    </w:p>
+    <w:p>
+      <w:pPr>
+        <w:spacing w:after="80"/>
+      </w:pPr>
+      <w:r>
+        <w:rPr>
+          <w:b/>
+          <w:bCs/>
+          <w:color w:val="1FA6A2"/>
+          <w:sz w:val="22"/>
+          <w:szCs w:val="22"/>
+        </w:rPr>
+        <w:t xml:space="preserve">☐  </w:t>
+      </w:r>
+      <w:r>
+        <w:rPr>
+          <w:sz w:val="20"/>
+          <w:szCs w:val="20"/>
+        </w:rPr>
+        <w:t xml:space="preserve">I used math evidence: numbers, an equation, a model, or a comparison.</w:t>
+      </w:r>
+      <w:r>
+        <w:rPr>
+          <w:i/>
+          <w:iCs/>
+          <w:color w:val="5F6F80"/>
+          <w:sz w:val="18"/>
+          <w:szCs w:val="18"/>
+        </w:rPr>
+        <w:br/>
+        <w:t xml:space="preserve">Usé evidencia matemática: números, una ecuación, un modelo o una comparación.</w:t>
+      </w:r>
+    </w:p>
+    <w:p>
+      <w:pPr>
+        <w:spacing w:after="80"/>
+      </w:pPr>
+      <w:r>
+        <w:rPr>
+          <w:b/>
+          <w:bCs/>
+          <w:color w:val="1FA6A2"/>
+          <w:sz w:val="22"/>
+          <w:szCs w:val="22"/>
+        </w:rPr>
+        <w:t xml:space="preserve">☐  </w:t>
+      </w:r>
+      <w:r>
+        <w:rPr>
+          <w:sz w:val="20"/>
+          <w:szCs w:val="20"/>
+        </w:rPr>
+        <w:t xml:space="preserve">I explained how the evidence proves my answer.</w:t>
+      </w:r>
+      <w:r>
+        <w:rPr>
+          <w:i/>
+          <w:iCs/>
+          <w:color w:val="5F6F80"/>
+          <w:sz w:val="18"/>
+          <w:szCs w:val="18"/>
+        </w:rPr>
+        <w:br/>
+        <w:t xml:space="preserve">Expliqué cómo la evidencia demuestra mi respuesta.</w:t>
+      </w:r>
+    </w:p>
+    <w:p>
+      <w:pPr>
+        <w:spacing w:after="80"/>
+      </w:pPr>
+      <w:r>
+        <w:rPr>
+          <w:b/>
+          <w:bCs/>
+          <w:color w:val="1FA6A2"/>
+          <w:sz w:val="22"/>
+          <w:szCs w:val="22"/>
+        </w:rPr>
+        <w:t xml:space="preserve">☐  </w:t>
+      </w:r>
+      <w:r>
+        <w:rPr>
+          <w:sz w:val="20"/>
+          <w:szCs w:val="20"/>
+        </w:rPr>
+        <w:t xml:space="preserve">I used at least two math words.</w:t>
+      </w:r>
+      <w:r>
+        <w:rPr>
+          <w:i/>
+          <w:iCs/>
+          <w:color w:val="5F6F80"/>
+          <w:sz w:val="18"/>
+          <w:szCs w:val="18"/>
+        </w:rPr>
+        <w:br/>
+        <w:t xml:space="preserve">Usé por lo menos dos palabras matemáticas.</w:t>
+      </w:r>
+    </w:p>
+    <w:p>
+      <w:pPr>
+        <w:spacing w:after="80"/>
+      </w:pPr>
+      <w:r>
+        <w:rPr>
+          <w:b/>
+          <w:bCs/>
+          <w:color w:val="1FA6A2"/>
+          <w:sz w:val="22"/>
+          <w:szCs w:val="22"/>
+        </w:rPr>
+        <w:t xml:space="preserve">☐  </w:t>
+      </w:r>
+      <w:r>
+        <w:rPr>
+          <w:sz w:val="20"/>
+          <w:szCs w:val="20"/>
+        </w:rPr>
+        <w:t xml:space="preserve">I reread complete sentences and punctuation.</w:t>
+      </w:r>
+      <w:r>
+        <w:rPr>
+          <w:i/>
+          <w:iCs/>
+          <w:color w:val="5F6F80"/>
+          <w:sz w:val="18"/>
+          <w:szCs w:val="18"/>
+        </w:rPr>
+        <w:br/>
+        <w:t xml:space="preserve">Volví a leer mis oraciones completas y la puntuación.</w:t>
       </w:r>
     </w:p>
     <w:p>

--- a/lessons/4-2/downloads/4-2-notes.docx
+++ b/lessons/4-2/downloads/4-2-notes.docx
@@ -30,7 +30,7 @@
           <w:sz w:val="44"/>
           <w:szCs w:val="44"/>
         </w:rPr>
-        <w:t xml:space="preserve">Relate Fractions, Decimals, and Percents</w:t>
+        <w:t xml:space="preserve">Relate Fractions, Decimals, and Percentages</w:t>
       </w:r>
     </w:p>
     <w:p>
@@ -351,7 +351,7 @@
                 <w:sz w:val="24"/>
                 <w:szCs w:val="24"/>
               </w:rPr>
-              <w:t xml:space="preserve">Percent</w:t>
+              <w:t xml:space="preserve">Fractions, Decimals, and Percents</w:t>
             </w:r>
             <w:r>
               <w:rPr>
@@ -361,7 +361,7 @@
                 <w:sz w:val="19"/>
                 <w:szCs w:val="19"/>
               </w:rPr>
-              <w:t xml:space="preserve">   Porcentaje</w:t>
+              <w:t xml:space="preserve">   Fracciones, decimales y porcentajes</w:t>
             </w:r>
           </w:p>
           <w:p>
@@ -373,7 +373,7 @@
                 <w:sz w:val="21"/>
                 <w:szCs w:val="21"/>
               </w:rPr>
-              <w:t xml:space="preserve">A way to compare a number to 100, shown with the % sign.</w:t>
+              <w:t xml:space="preserve">Three equivalent ways to name the same part of a whole.</w:t>
             </w:r>
           </w:p>
           <w:p>
@@ -398,7 +398,7 @@
                 <w:sz w:val="18"/>
                 <w:szCs w:val="18"/>
               </w:rPr>
-              <w:t xml:space="preserve">25% means 25 out of 100</w:t>
+              <w:t xml:space="preserve">1/2 = 0.5 = 50%</w:t>
             </w:r>
           </w:p>
         </w:tc>
@@ -505,7 +505,7 @@
                 <w:sz w:val="24"/>
                 <w:szCs w:val="24"/>
               </w:rPr>
-              <w:t xml:space="preserve">Decimal</w:t>
+              <w:t xml:space="preserve">Percent</w:t>
             </w:r>
             <w:r>
               <w:rPr>
@@ -515,7 +515,7 @@
                 <w:sz w:val="19"/>
                 <w:szCs w:val="19"/>
               </w:rPr>
-              <w:t xml:space="preserve">   Decimal</w:t>
+              <w:t xml:space="preserve">   Porcentaje</w:t>
             </w:r>
           </w:p>
           <w:p>
@@ -527,7 +527,7 @@
                 <w:sz w:val="21"/>
                 <w:szCs w:val="21"/>
               </w:rPr>
-              <w:t xml:space="preserve">A number with a dot, like 0.5, that shows a part.</w:t>
+              <w:t xml:space="preserve">A way to compare a number to 100, shown with the % sign.</w:t>
             </w:r>
           </w:p>
           <w:p>
@@ -552,7 +552,7 @@
                 <w:sz w:val="18"/>
                 <w:szCs w:val="18"/>
               </w:rPr>
-              <w:t xml:space="preserve">0.75 means seventy-five hundredths</w:t>
+              <w:t xml:space="preserve">25% means 25 out of 100</w:t>
             </w:r>
           </w:p>
         </w:tc>
@@ -659,7 +659,7 @@
                 <w:sz w:val="24"/>
                 <w:szCs w:val="24"/>
               </w:rPr>
-              <w:t xml:space="preserve">Equivalent</w:t>
+              <w:t xml:space="preserve">Decimal</w:t>
             </w:r>
             <w:r>
               <w:rPr>
@@ -669,7 +669,7 @@
                 <w:sz w:val="19"/>
                 <w:szCs w:val="19"/>
               </w:rPr>
-              <w:t xml:space="preserve">   Equivalente</w:t>
+              <w:t xml:space="preserve">   Decimal</w:t>
             </w:r>
           </w:p>
           <w:p>
@@ -681,7 +681,7 @@
                 <w:sz w:val="21"/>
                 <w:szCs w:val="21"/>
               </w:rPr>
-              <w:t xml:space="preserve">Having the same value, just written a different way.</w:t>
+              <w:t xml:space="preserve">A number with a dot, like 0.5, that shows a part less than one.</w:t>
             </w:r>
           </w:p>
           <w:p>
@@ -706,7 +706,7 @@
                 <w:sz w:val="18"/>
                 <w:szCs w:val="18"/>
               </w:rPr>
-              <w:t xml:space="preserve">1/2 = 0.5 = 50%</w:t>
+              <w:t xml:space="preserve">0.75 means seventy-five hundredths</w:t>
             </w:r>
           </w:p>
         </w:tc>
@@ -813,7 +813,7 @@
                 <w:sz w:val="24"/>
                 <w:szCs w:val="24"/>
               </w:rPr>
-              <w:t xml:space="preserve">Benchmark</w:t>
+              <w:t xml:space="preserve">Equivalent</w:t>
             </w:r>
             <w:r>
               <w:rPr>
@@ -823,7 +823,7 @@
                 <w:sz w:val="19"/>
                 <w:szCs w:val="19"/>
               </w:rPr>
-              <w:t xml:space="preserve">   Referencia</w:t>
+              <w:t xml:space="preserve">   Equivalente</w:t>
             </w:r>
           </w:p>
           <w:p>
@@ -835,7 +835,7 @@
                 <w:sz w:val="21"/>
                 <w:szCs w:val="21"/>
               </w:rPr>
-              <w:t xml:space="preserve">A familiar number you use to guess, like 50% or 1/2.</w:t>
+              <w:t xml:space="preserve">Having the same value, just written a different way.</w:t>
             </w:r>
           </w:p>
           <w:p>
@@ -860,7 +860,7 @@
                 <w:sz w:val="18"/>
                 <w:szCs w:val="18"/>
               </w:rPr>
-              <w:t xml:space="preserve">Common benchmarks: 25%, 50%, 75%</w:t>
+              <w:t xml:space="preserve">1/2 = 0.5 = 50%</w:t>
             </w:r>
           </w:p>
         </w:tc>
@@ -967,6 +967,160 @@
                 <w:sz w:val="24"/>
                 <w:szCs w:val="24"/>
               </w:rPr>
+              <w:t xml:space="preserve">Benchmark</w:t>
+            </w:r>
+            <w:r>
+              <w:rPr>
+                <w:i/>
+                <w:iCs/>
+                <w:color w:val="5F6F80"/>
+                <w:sz w:val="19"/>
+                <w:szCs w:val="19"/>
+              </w:rPr>
+              <w:t xml:space="preserve">   Referencia</w:t>
+            </w:r>
+          </w:p>
+          <w:p>
+            <w:pPr>
+              <w:spacing w:after="40"/>
+            </w:pPr>
+            <w:r>
+              <w:rPr>
+                <w:sz w:val="21"/>
+                <w:szCs w:val="21"/>
+              </w:rPr>
+              <w:t xml:space="preserve">A familiar number you use to guess, like 50% or 1/2.</w:t>
+            </w:r>
+          </w:p>
+          <w:p>
+            <w:pPr>
+              <w:spacing w:after="0"/>
+            </w:pPr>
+            <w:r>
+              <w:rPr>
+                <w:b/>
+                <w:bCs/>
+                <w:color w:val="1FA6A2"/>
+                <w:sz w:val="18"/>
+                <w:szCs w:val="18"/>
+              </w:rPr>
+              <w:t xml:space="preserve">Example:  </w:t>
+            </w:r>
+            <w:r>
+              <w:rPr>
+                <w:i/>
+                <w:iCs/>
+                <w:color w:val="5F6F80"/>
+                <w:sz w:val="18"/>
+                <w:szCs w:val="18"/>
+              </w:rPr>
+              <w:t xml:space="preserve">Common benchmarks: 25%, 50%, 75%</w:t>
+            </w:r>
+          </w:p>
+        </w:tc>
+      </w:tr>
+    </w:tbl>
+    <w:tbl>
+      <w:tblPr>
+        <w:tblW w:type="pct" w:w="100%"/>
+        <w:tblBorders>
+          <w:top w:val="none" w:color="FFFFFF" w:sz="0"/>
+          <w:left w:val="none" w:color="FFFFFF" w:sz="0"/>
+          <w:bottom w:val="single" w:color="C7D2DD" w:sz="4"/>
+          <w:right w:val="none" w:color="FFFFFF" w:sz="0"/>
+          <w:insideH w:val="none" w:color="FFFFFF" w:sz="0"/>
+          <w:insideV w:val="none" w:color="FFFFFF" w:sz="0"/>
+        </w:tblBorders>
+      </w:tblPr>
+      <w:tblGrid>
+        <w:gridCol w:w="1800"/>
+        <w:gridCol w:w="7560"/>
+      </w:tblGrid>
+      <w:tr>
+        <w:trPr>
+          <w:cantSplit/>
+        </w:trPr>
+        <w:tc>
+          <w:tcPr>
+            <w:tcW w:type="dxa" w:w="1800"/>
+            <w:tcMar>
+              <w:top w:type="dxa" w:w="100"/>
+              <w:left w:type="dxa" w:w="40"/>
+              <w:bottom w:type="dxa" w:w="100"/>
+              <w:right w:type="dxa" w:w="120"/>
+            </w:tcMar>
+            <w:vAlign w:val="center"/>
+          </w:tcPr>
+          <w:p>
+            <w:pPr>
+              <w:spacing w:after="0"/>
+              <w:jc w:val="center"/>
+            </w:pPr>
+            <w:r>
+              <w:drawing>
+                <wp:inline distT="0" distB="0" distL="0" distR="0">
+                  <wp:extent cx="1047750" cy="790575"/>
+                  <wp:effectExtent t="0" r="0" b="0" l="0"/>
+                  <wp:docPr id="1" name="" descr="" title=""/>
+                  <wp:cNvGraphicFramePr>
+                    <a:graphicFrameLocks xmlns:a="http://schemas.openxmlformats.org/drawingml/2006/main" noChangeAspect="1"/>
+                  </wp:cNvGraphicFramePr>
+                  <a:graphic xmlns:a="http://schemas.openxmlformats.org/drawingml/2006/main">
+                    <a:graphicData uri="http://schemas.openxmlformats.org/drawingml/2006/picture">
+                      <pic:pic xmlns:pic="http://schemas.openxmlformats.org/drawingml/2006/picture">
+                        <pic:nvPicPr>
+                          <pic:cNvPr id="0" name="" descr=""/>
+                          <pic:cNvPicPr>
+                            <a:picLocks noChangeAspect="1" noChangeArrowheads="1"/>
+                          </pic:cNvPicPr>
+                        </pic:nvPicPr>
+                        <pic:blipFill>
+                          <a:blip r:embed="rId14" cstate="none"/>
+                          <a:srcRect/>
+                          <a:stretch>
+                            <a:fillRect/>
+                          </a:stretch>
+                        </pic:blipFill>
+                        <pic:spPr bwMode="auto">
+                          <a:xfrm>
+                            <a:off x="0" y="0"/>
+                            <a:ext cx="1047750" cy="790575"/>
+                          </a:xfrm>
+                          <a:prstGeom prst="rect">
+                            <a:avLst/>
+                          </a:prstGeom>
+                        </pic:spPr>
+                      </pic:pic>
+                    </a:graphicData>
+                  </a:graphic>
+                </wp:inline>
+              </w:drawing>
+            </w:r>
+          </w:p>
+        </w:tc>
+        <w:tc>
+          <w:tcPr>
+            <w:tcW w:type="dxa" w:w="7560"/>
+            <w:tcMar>
+              <w:top w:type="dxa" w:w="100"/>
+              <w:left w:type="dxa" w:w="40"/>
+              <w:bottom w:type="dxa" w:w="100"/>
+              <w:right w:type="dxa" w:w="40"/>
+            </w:tcMar>
+            <w:vAlign w:val="center"/>
+          </w:tcPr>
+          <w:p>
+            <w:pPr>
+              <w:spacing w:after="50"/>
+            </w:pPr>
+            <w:r>
+              <w:rPr>
+                <w:b/>
+                <w:bCs/>
+                <w:color w:val="12355B"/>
+                <w:sz w:val="24"/>
+                <w:szCs w:val="24"/>
+              </w:rPr>
               <w:t xml:space="preserve">Discount</w:t>
             </w:r>
             <w:r>
@@ -1106,7 +1260,7 @@
                 <w:sz w:val="21"/>
                 <w:szCs w:val="21"/>
               </w:rPr>
-              <w:t xml:space="preserve">Percent      •      Decimal      •      Equivalent      •      Benchmark      •      Discount</w:t>
+              <w:t xml:space="preserve">Fractions, Decimals, and Percents      •      Percent      •      Decimal      •      Equivalent      •      Benchmark      •      Discount</w:t>
             </w:r>
           </w:p>
         </w:tc>
@@ -1139,7 +1293,7 @@
           <w:sz w:val="22"/>
           <w:szCs w:val="22"/>
         </w:rPr>
-        <w:t xml:space="preserve">A ratio that compares a number to 100, written with a % sign, is a ___.</w:t>
+        <w:t xml:space="preserve">__________  —  Three equivalent ways to name the same part of a whole.</w:t>
       </w:r>
     </w:p>
     <w:p>
@@ -1161,7 +1315,7 @@
           <w:sz w:val="22"/>
           <w:szCs w:val="22"/>
         </w:rPr>
-        <w:t xml:space="preserve">A number that uses a point to show parts of a whole is a ___.</w:t>
+        <w:t xml:space="preserve">A ratio that compares a number to 100, written with a % sign, is a ___.</w:t>
       </w:r>
     </w:p>
     <w:p>
@@ -1183,7 +1337,7 @@
           <w:sz w:val="22"/>
           <w:szCs w:val="22"/>
         </w:rPr>
-        <w:t xml:space="preserve">__________  —  Having the same value, just written a different way.</w:t>
+        <w:t xml:space="preserve">A number that uses a point to show parts of a whole is a ___.</w:t>
       </w:r>
     </w:p>
     <w:p>
@@ -1205,7 +1359,7 @@
           <w:sz w:val="22"/>
           <w:szCs w:val="22"/>
         </w:rPr>
-        <w:t xml:space="preserve">A common, easy-to-remember value like 50% or 1/4 used for comparing is a ___.</w:t>
+        <w:t xml:space="preserve">__________  —  Having the same value, just written a different way.</w:t>
       </w:r>
     </w:p>
     <w:p>
@@ -1221,6 +1375,28 @@
           <w:szCs w:val="22"/>
         </w:rPr>
         <w:t xml:space="preserve">5.  </w:t>
+      </w:r>
+      <w:r>
+        <w:rPr>
+          <w:sz w:val="22"/>
+          <w:szCs w:val="22"/>
+        </w:rPr>
+        <w:t xml:space="preserve">A common, easy-to-remember value like 50% or 1/4 used for comparing is a ___.</w:t>
+      </w:r>
+    </w:p>
+    <w:p>
+      <w:pPr>
+        <w:spacing w:after="120" w:before="80"/>
+      </w:pPr>
+      <w:r>
+        <w:rPr>
+          <w:b/>
+          <w:bCs/>
+          <w:color w:val="12355B"/>
+          <w:sz w:val="22"/>
+          <w:szCs w:val="22"/>
+        </w:rPr>
+        <w:t xml:space="preserve">6.  </w:t>
       </w:r>
       <w:r>
         <w:rPr>
@@ -1327,7 +1503,7 @@
                 <w:sz w:val="21"/>
                 <w:szCs w:val="21"/>
               </w:rPr>
-              <w:t xml:space="preserve">How did you convert a fraction like 3/5 into a decimal and a percent in the table?</w:t>
+              <w:t xml:space="preserve">Who is correct, and how much would the game cost on sale?</w:t>
             </w:r>
           </w:p>
           <w:p>
@@ -1414,14 +1590,14 @@
           <w:sz w:val="20"/>
           <w:szCs w:val="20"/>
         </w:rPr>
-        <w:t xml:space="preserve">Percent — </w:t>
+        <w:t xml:space="preserve">Fractions, Decimals, and Percents — </w:t>
       </w:r>
       <w:r>
         <w:rPr>
           <w:sz w:val="20"/>
           <w:szCs w:val="20"/>
         </w:rPr>
-        <w:t xml:space="preserve">A way to compare a number to 100, shown with the % sign.</w:t>
+        <w:t xml:space="preserve">Three equivalent ways to name the same part of a whole.</w:t>
       </w:r>
       <w:r>
         <w:rPr>
@@ -1432,7 +1608,7 @@
           <w:szCs w:val="18"/>
         </w:rPr>
         <w:br/>
-        <w:t xml:space="preserve">Porcentaje — Una manera de comparar un número con 100, con el signo %.</w:t>
+        <w:t xml:space="preserve">Fracciones, decimales y porcentajes — Tres maneras equivalentes de nombrar la misma parte de un todo.</w:t>
       </w:r>
     </w:p>
     <w:p>
@@ -1457,14 +1633,14 @@
           <w:sz w:val="20"/>
           <w:szCs w:val="20"/>
         </w:rPr>
-        <w:t xml:space="preserve">Decimal — </w:t>
+        <w:t xml:space="preserve">Percent — </w:t>
       </w:r>
       <w:r>
         <w:rPr>
           <w:sz w:val="20"/>
           <w:szCs w:val="20"/>
         </w:rPr>
-        <w:t xml:space="preserve">A number with a dot, like 0.5, that shows a part.</w:t>
+        <w:t xml:space="preserve">A way to compare a number to 100, shown with the % sign.</w:t>
       </w:r>
       <w:r>
         <w:rPr>
@@ -1475,7 +1651,7 @@
           <w:szCs w:val="18"/>
         </w:rPr>
         <w:br/>
-        <w:t xml:space="preserve">Decimal — Un número con un punto, como 0.5, que muestra una parte.</w:t>
+        <w:t xml:space="preserve">Porcentaje — Una manera de comparar un número con 100, con el signo %.</w:t>
       </w:r>
     </w:p>
     <w:p>
@@ -1500,14 +1676,14 @@
           <w:sz w:val="20"/>
           <w:szCs w:val="20"/>
         </w:rPr>
-        <w:t xml:space="preserve">Equivalent — </w:t>
+        <w:t xml:space="preserve">Decimal — </w:t>
       </w:r>
       <w:r>
         <w:rPr>
           <w:sz w:val="20"/>
           <w:szCs w:val="20"/>
         </w:rPr>
-        <w:t xml:space="preserve">Having the same value, just written a different way.</w:t>
+        <w:t xml:space="preserve">A number with a dot, like 0.5, that shows a part less than one.</w:t>
       </w:r>
       <w:r>
         <w:rPr>
@@ -1518,7 +1694,7 @@
           <w:szCs w:val="18"/>
         </w:rPr>
         <w:br/>
-        <w:t xml:space="preserve">Equivalente — Tener el mismo valor, escrito de otra forma.</w:t>
+        <w:t xml:space="preserve">Decimal — Un número con un punto, como 0.5, que muestra una parte menor que uno.</w:t>
       </w:r>
     </w:p>
     <w:p>
@@ -1543,14 +1719,14 @@
           <w:sz w:val="20"/>
           <w:szCs w:val="20"/>
         </w:rPr>
-        <w:t xml:space="preserve">Benchmark — </w:t>
+        <w:t xml:space="preserve">Equivalent — </w:t>
       </w:r>
       <w:r>
         <w:rPr>
           <w:sz w:val="20"/>
           <w:szCs w:val="20"/>
         </w:rPr>
-        <w:t xml:space="preserve">A familiar number you use to guess, like 50% or 1/2.</w:t>
+        <w:t xml:space="preserve">Having the same value, just written a different way.</w:t>
       </w:r>
       <w:r>
         <w:rPr>
@@ -1561,7 +1737,7 @@
           <w:szCs w:val="18"/>
         </w:rPr>
         <w:br/>
-        <w:t xml:space="preserve">Referencia — Un número conocido que usas para estimar, como 50% o 1/2.</w:t>
+        <w:t xml:space="preserve">Equivalente — Tener el mismo valor, escrito de otra forma.</w:t>
       </w:r>
     </w:p>
     <w:p>
@@ -1586,14 +1762,14 @@
           <w:sz w:val="20"/>
           <w:szCs w:val="20"/>
         </w:rPr>
-        <w:t xml:space="preserve">Discount — </w:t>
+        <w:t xml:space="preserve">Benchmark — </w:t>
       </w:r>
       <w:r>
         <w:rPr>
           <w:sz w:val="20"/>
           <w:szCs w:val="20"/>
         </w:rPr>
-        <w:t xml:space="preserve">Money taken off the first price to make it cheaper.</w:t>
+        <w:t xml:space="preserve">A familiar number you use to guess, like 50% or 1/2.</w:t>
       </w:r>
       <w:r>
         <w:rPr>
@@ -1604,7 +1780,7 @@
           <w:szCs w:val="18"/>
         </w:rPr>
         <w:br/>
-        <w:t xml:space="preserve">Descuento — Dinero que se quita del precio original para que sea más barato.</w:t>
+        <w:t xml:space="preserve">Referencia — Un número conocido que usas para estimar, como 50% o 1/2.</w:t>
       </w:r>
     </w:p>
     <w:tbl>
@@ -1665,7 +1841,7 @@
                 <w:sz w:val="21"/>
                 <w:szCs w:val="21"/>
               </w:rPr>
-              <w:t xml:space="preserve">To change ___ to a decimal I divided ___ by ___.</w:t>
+              <w:t xml:space="preserve">The friend who said ___% is correct because 3/5 = ___ = ___%. The sale price is $___.</w:t>
             </w:r>
             <w:r>
               <w:rPr>
@@ -1676,7 +1852,7 @@
                 <w:szCs w:val="19"/>
               </w:rPr>
               <w:br/>
-              <w:t xml:space="preserve">Para cambiar ___ a decimal dividí ___ entre ___.</w:t>
+              <w:t xml:space="preserve">Di tu respuesta primero: Mi respuesta es ___ porque ___.</w:t>
             </w:r>
           </w:p>
         </w:tc>
@@ -1878,7 +2054,20 @@
           <w:sz w:val="21"/>
           <w:szCs w:val="21"/>
         </w:rPr>
-        <w:t xml:space="preserve">To change ___ to a decimal I divided ___ by ___.</w:t>
+        <w:t xml:space="preserve">The friend who said ___% is correct because 3/5 = ___ = ___%. The sale price is $___.</w:t>
+      </w:r>
+    </w:p>
+    <w:p>
+      <w:pPr>
+        <w:spacing w:after="60"/>
+      </w:pPr>
+      <w:r>
+        <w:rPr>
+          <w:color w:val="1A2733"/>
+          <w:sz w:val="21"/>
+          <w:szCs w:val="21"/>
+        </w:rPr>
+        <w:t xml:space="preserve">My answer is ___.</w:t>
       </w:r>
       <w:r>
         <w:rPr>
@@ -1889,31 +2078,7 @@
           <w:szCs w:val="19"/>
         </w:rPr>
         <w:br/>
-        <w:t xml:space="preserve">Para cambiar ___ a decimal dividí ___ entre ___.</w:t>
-      </w:r>
-    </w:p>
-    <w:p>
-      <w:pPr>
-        <w:spacing w:after="60"/>
-      </w:pPr>
-      <w:r>
-        <w:rPr>
-          <w:color w:val="1A2733"/>
-          <w:sz w:val="21"/>
-          <w:szCs w:val="21"/>
-        </w:rPr>
-        <w:t xml:space="preserve">To get the percent I multiplied the decimal by ___.</w:t>
-      </w:r>
-      <w:r>
-        <w:rPr>
-          <w:i/>
-          <w:iCs/>
-          <w:color w:val="5F6F80"/>
-          <w:sz w:val="19"/>
-          <w:szCs w:val="19"/>
-        </w:rPr>
-        <w:br/>
-        <w:t xml:space="preserve">Para obtener el porcentaje multipliqué el decimal por ___.</w:t>
+        <w:t xml:space="preserve">Mi respuesta es ___.</w:t>
       </w:r>
     </w:p>
     <w:tbl>
@@ -2823,7 +2988,29 @@
           <w:sz w:val="21"/>
           <w:szCs w:val="21"/>
         </w:rPr>
-        <w:t xml:space="preserve">3 ÷ 5 = 0.6 = 60%.</w:t>
+        <w:t xml:space="preserve">5 × 20 = 100, so 3 × 20 = 60.</w:t>
+      </w:r>
+    </w:p>
+    <w:p>
+      <w:pPr>
+        <w:spacing w:after="20" w:before="50"/>
+      </w:pPr>
+      <w:r>
+        <w:rPr>
+          <w:b/>
+          <w:bCs/>
+          <w:color w:val="1FA6A2"/>
+          <w:sz w:val="21"/>
+          <w:szCs w:val="21"/>
+        </w:rPr>
+        <w:t xml:space="preserve">Step 2:  </w:t>
+      </w:r>
+      <w:r>
+        <w:rPr>
+          <w:sz w:val="21"/>
+          <w:szCs w:val="21"/>
+        </w:rPr>
+        <w:t xml:space="preserve">That makes 3/5 = 60/100 = 0.6 = 60%.</w:t>
       </w:r>
     </w:p>
     <w:p>
@@ -3363,7 +3550,7 @@
           <w:sz w:val="21"/>
           <w:szCs w:val="21"/>
         </w:rPr>
-        <w:t xml:space="preserve">How did you convert a fraction like 3/5 into a decimal and a percent in the table?</w:t>
+        <w:t xml:space="preserve">How did you turn a fraction like 3/5 into a fraction out of 100, and then into a decimal and a percent?</w:t>
       </w:r>
     </w:p>
     <w:p>
@@ -3376,7 +3563,7 @@
           <w:sz w:val="21"/>
           <w:szCs w:val="21"/>
         </w:rPr>
-        <w:t xml:space="preserve">Start with:  To change ___ to a decimal I divided ___ by ___.</w:t>
+        <w:t xml:space="preserve">Start with:  To make the denominator of ___ equal 100 I multiplied by ___.</w:t>
       </w:r>
       <w:r>
         <w:rPr>
@@ -3387,7 +3574,7 @@
           <w:szCs w:val="19"/>
         </w:rPr>
         <w:br/>
-        <w:t xml:space="preserve">Para cambiar ___ a decimal dividí ___ entre ___.</w:t>
+        <w:t xml:space="preserve">Para que el denominador de ___ fuera 100 multipliqué por ___.</w:t>
       </w:r>
     </w:p>
     <w:p>
@@ -3538,7 +3725,7 @@
           <w:sz w:val="21"/>
           <w:szCs w:val="21"/>
         </w:rPr>
-        <w:t xml:space="preserve">Start with:  To change ___ to a decimal I divided ___ by ___.</w:t>
+        <w:t xml:space="preserve">Start with:  To change ___ into a percent I multiplied the top and bottom by ___.</w:t>
       </w:r>
       <w:r>
         <w:rPr>
@@ -3549,7 +3736,7 @@
           <w:szCs w:val="19"/>
         </w:rPr>
         <w:br/>
-        <w:t xml:space="preserve">Para cambiar ___ a decimal dividí ___ entre ___.</w:t>
+        <w:t xml:space="preserve">Para cambiar ___ a porcentaje multipliqué arriba y abajo por ___.</w:t>
       </w:r>
     </w:p>
     <w:p>
@@ -4372,7 +4559,7 @@
         <w:sz w:val="16"/>
         <w:szCs w:val="16"/>
       </w:rPr>
-      <w:t xml:space="preserve">Unit 4  ·  Lesson 2  ·  Relate Fractions, Decimals, and Percents</w:t>
+      <w:t xml:space="preserve">Unit 4  ·  Lesson 2  ·  Relate Fractions, Decimals, and Percentages</w:t>
     </w:r>
   </w:p>
 </w:hdr>

--- a/lessons/4-2/downloads/4-2-notes.docx
+++ b/lessons/4-2/downloads/4-2-notes.docx
@@ -1293,7 +1293,7 @@
           <w:sz w:val="22"/>
           <w:szCs w:val="22"/>
         </w:rPr>
-        <w:t xml:space="preserve">__________  —  Three equivalent ways to name the same part of a whole.</w:t>
+        <w:t xml:space="preserve">Three equivalent ways to name the same part of a whole are ___, ___ and ___.</w:t>
       </w:r>
     </w:p>
     <w:p>
@@ -1359,7 +1359,7 @@
           <w:sz w:val="22"/>
           <w:szCs w:val="22"/>
         </w:rPr>
-        <w:t xml:space="preserve">__________  —  Having the same value, just written a different way.</w:t>
+        <w:t xml:space="preserve">Having the same value but written a different way is being ___.</w:t>
       </w:r>
     </w:p>
     <w:p>

--- a/lessons/4-2/downloads/4-2-notes.docx
+++ b/lessons/4-2/downloads/4-2-notes.docx
@@ -219,10 +219,12 @@
     <w:p>
       <w:pPr>
         <w:pStyle w:val="Heading1"/>
+        <w:keepNext/>
+        <w:keepLines/>
         <w:pBdr>
           <w:bottom w:val="single" w:color="1FA6A2" w:sz="14" w:space="6"/>
         </w:pBdr>
-        <w:spacing w:after="140" w:before="260"/>
+        <w:spacing w:after="140" w:before="300"/>
       </w:pPr>
       <w:r>
         <w:rPr>
@@ -1177,10 +1179,12 @@
     <w:p>
       <w:pPr>
         <w:pStyle w:val="Heading1"/>
+        <w:keepNext/>
+        <w:keepLines/>
         <w:pBdr>
           <w:bottom w:val="single" w:color="1FA6A2" w:sz="14" w:space="6"/>
         </w:pBdr>
-        <w:spacing w:after="140" w:before="260"/>
+        <w:spacing w:after="140" w:before="300"/>
       </w:pPr>
       <w:r>
         <w:rPr>
@@ -1276,7 +1280,8 @@
     </w:p>
     <w:p>
       <w:pPr>
-        <w:spacing w:after="120" w:before="80"/>
+        <w:keepLines/>
+        <w:spacing w:after="260" w:before="200"/>
       </w:pPr>
       <w:r>
         <w:rPr>
@@ -1293,78 +1298,55 @@
           <w:sz w:val="22"/>
           <w:szCs w:val="22"/>
         </w:rPr>
-        <w:t xml:space="preserve">Three equivalent ways to name the same part of a whole are ___, ___ and ___.</w:t>
-      </w:r>
-    </w:p>
-    <w:p>
-      <w:pPr>
-        <w:spacing w:after="120" w:before="80"/>
-      </w:pPr>
-      <w:r>
-        <w:rPr>
-          <w:b/>
-          <w:bCs/>
-          <w:color w:val="12355B"/>
+        <w:t xml:space="preserve">Three equivalent ways to name the same part of a whole are </w:t>
+      </w:r>
+      <w:r>
+        <w:rPr>
           <w:sz w:val="22"/>
           <w:szCs w:val="22"/>
         </w:rPr>
-        <w:t xml:space="preserve">2.  </w:t>
+        <w:t xml:space="preserve">________________</w:t>
       </w:r>
       <w:r>
         <w:rPr>
           <w:sz w:val="22"/>
           <w:szCs w:val="22"/>
         </w:rPr>
-        <w:t xml:space="preserve">A ratio that compares a number to 100, written with a % sign, is a ___.</w:t>
-      </w:r>
-    </w:p>
-    <w:p>
-      <w:pPr>
-        <w:spacing w:after="120" w:before="80"/>
-      </w:pPr>
-      <w:r>
-        <w:rPr>
-          <w:b/>
-          <w:bCs/>
-          <w:color w:val="12355B"/>
+        <w:t xml:space="preserve">, </w:t>
+      </w:r>
+      <w:r>
+        <w:rPr>
           <w:sz w:val="22"/>
           <w:szCs w:val="22"/>
         </w:rPr>
-        <w:t xml:space="preserve">3.  </w:t>
+        <w:t xml:space="preserve">________________</w:t>
       </w:r>
       <w:r>
         <w:rPr>
           <w:sz w:val="22"/>
           <w:szCs w:val="22"/>
         </w:rPr>
-        <w:t xml:space="preserve">A number that uses a point to show parts of a whole is a ___.</w:t>
-      </w:r>
-    </w:p>
-    <w:p>
-      <w:pPr>
-        <w:spacing w:after="120" w:before="80"/>
-      </w:pPr>
-      <w:r>
-        <w:rPr>
-          <w:b/>
-          <w:bCs/>
-          <w:color w:val="12355B"/>
+        <w:t xml:space="preserve"> and </w:t>
+      </w:r>
+      <w:r>
+        <w:rPr>
           <w:sz w:val="22"/>
           <w:szCs w:val="22"/>
         </w:rPr>
-        <w:t xml:space="preserve">4.  </w:t>
+        <w:t xml:space="preserve">________________</w:t>
       </w:r>
       <w:r>
         <w:rPr>
           <w:sz w:val="22"/>
           <w:szCs w:val="22"/>
         </w:rPr>
-        <w:t xml:space="preserve">Having the same value but written a different way is being ___.</w:t>
-      </w:r>
-    </w:p>
-    <w:p>
-      <w:pPr>
-        <w:spacing w:after="120" w:before="80"/>
+        <w:t xml:space="preserve">.</w:t>
+      </w:r>
+    </w:p>
+    <w:p>
+      <w:pPr>
+        <w:keepLines/>
+        <w:spacing w:after="260" w:before="200"/>
       </w:pPr>
       <w:r>
         <w:rPr>
@@ -1374,46 +1356,187 @@
           <w:sz w:val="22"/>
           <w:szCs w:val="22"/>
         </w:rPr>
-        <w:t xml:space="preserve">5.  </w:t>
+        <w:t xml:space="preserve">2.  </w:t>
       </w:r>
       <w:r>
         <w:rPr>
           <w:sz w:val="22"/>
           <w:szCs w:val="22"/>
         </w:rPr>
-        <w:t xml:space="preserve">A common, easy-to-remember value like 50% or 1/4 used for comparing is a ___.</w:t>
-      </w:r>
-    </w:p>
-    <w:p>
-      <w:pPr>
-        <w:spacing w:after="120" w:before="80"/>
-      </w:pPr>
-      <w:r>
-        <w:rPr>
-          <w:b/>
-          <w:bCs/>
-          <w:color w:val="12355B"/>
+        <w:t xml:space="preserve">A ratio that compares a number to 100, written with a % sign, is a </w:t>
+      </w:r>
+      <w:r>
+        <w:rPr>
           <w:sz w:val="22"/>
           <w:szCs w:val="22"/>
         </w:rPr>
-        <w:t xml:space="preserve">6.  </w:t>
+        <w:t xml:space="preserve">________________</w:t>
       </w:r>
       <w:r>
         <w:rPr>
           <w:sz w:val="22"/>
           <w:szCs w:val="22"/>
         </w:rPr>
-        <w:t xml:space="preserve">An amount taken off a price, often given as a percent, is a ___.</w:t>
+        <w:t xml:space="preserve">.</w:t>
+      </w:r>
+    </w:p>
+    <w:p>
+      <w:pPr>
+        <w:keepLines/>
+        <w:spacing w:after="260" w:before="200"/>
+      </w:pPr>
+      <w:r>
+        <w:rPr>
+          <w:b/>
+          <w:bCs/>
+          <w:color w:val="12355B"/>
+          <w:sz w:val="22"/>
+          <w:szCs w:val="22"/>
+        </w:rPr>
+        <w:t xml:space="preserve">3.  </w:t>
+      </w:r>
+      <w:r>
+        <w:rPr>
+          <w:sz w:val="22"/>
+          <w:szCs w:val="22"/>
+        </w:rPr>
+        <w:t xml:space="preserve">A number that uses a point to show parts of a whole is a </w:t>
+      </w:r>
+      <w:r>
+        <w:rPr>
+          <w:sz w:val="22"/>
+          <w:szCs w:val="22"/>
+        </w:rPr>
+        <w:t xml:space="preserve">________________</w:t>
+      </w:r>
+      <w:r>
+        <w:rPr>
+          <w:sz w:val="22"/>
+          <w:szCs w:val="22"/>
+        </w:rPr>
+        <w:t xml:space="preserve">.</w:t>
+      </w:r>
+    </w:p>
+    <w:p>
+      <w:pPr>
+        <w:keepLines/>
+        <w:spacing w:after="260" w:before="200"/>
+      </w:pPr>
+      <w:r>
+        <w:rPr>
+          <w:b/>
+          <w:bCs/>
+          <w:color w:val="12355B"/>
+          <w:sz w:val="22"/>
+          <w:szCs w:val="22"/>
+        </w:rPr>
+        <w:t xml:space="preserve">4.  </w:t>
+      </w:r>
+      <w:r>
+        <w:rPr>
+          <w:sz w:val="22"/>
+          <w:szCs w:val="22"/>
+        </w:rPr>
+        <w:t xml:space="preserve">Having the same value but written a different way is being </w:t>
+      </w:r>
+      <w:r>
+        <w:rPr>
+          <w:sz w:val="22"/>
+          <w:szCs w:val="22"/>
+        </w:rPr>
+        <w:t xml:space="preserve">________________</w:t>
+      </w:r>
+      <w:r>
+        <w:rPr>
+          <w:sz w:val="22"/>
+          <w:szCs w:val="22"/>
+        </w:rPr>
+        <w:t xml:space="preserve">.</w:t>
+      </w:r>
+    </w:p>
+    <w:p>
+      <w:pPr>
+        <w:keepLines/>
+        <w:spacing w:after="260" w:before="200"/>
+      </w:pPr>
+      <w:r>
+        <w:rPr>
+          <w:b/>
+          <w:bCs/>
+          <w:color w:val="12355B"/>
+          <w:sz w:val="22"/>
+          <w:szCs w:val="22"/>
+        </w:rPr>
+        <w:t xml:space="preserve">5.  </w:t>
+      </w:r>
+      <w:r>
+        <w:rPr>
+          <w:sz w:val="22"/>
+          <w:szCs w:val="22"/>
+        </w:rPr>
+        <w:t xml:space="preserve">A common, easy-to-remember value like 50% or 1/4 used for comparing is a </w:t>
+      </w:r>
+      <w:r>
+        <w:rPr>
+          <w:sz w:val="22"/>
+          <w:szCs w:val="22"/>
+        </w:rPr>
+        <w:t xml:space="preserve">________________</w:t>
+      </w:r>
+      <w:r>
+        <w:rPr>
+          <w:sz w:val="22"/>
+          <w:szCs w:val="22"/>
+        </w:rPr>
+        <w:t xml:space="preserve">.</w:t>
+      </w:r>
+    </w:p>
+    <w:p>
+      <w:pPr>
+        <w:keepLines/>
+        <w:spacing w:after="260" w:before="200"/>
+      </w:pPr>
+      <w:r>
+        <w:rPr>
+          <w:b/>
+          <w:bCs/>
+          <w:color w:val="12355B"/>
+          <w:sz w:val="22"/>
+          <w:szCs w:val="22"/>
+        </w:rPr>
+        <w:t xml:space="preserve">6.  </w:t>
+      </w:r>
+      <w:r>
+        <w:rPr>
+          <w:sz w:val="22"/>
+          <w:szCs w:val="22"/>
+        </w:rPr>
+        <w:t xml:space="preserve">An amount taken off a price, often given as a percent, is a </w:t>
+      </w:r>
+      <w:r>
+        <w:rPr>
+          <w:sz w:val="22"/>
+          <w:szCs w:val="22"/>
+        </w:rPr>
+        <w:t xml:space="preserve">________________</w:t>
+      </w:r>
+      <w:r>
+        <w:rPr>
+          <w:sz w:val="22"/>
+          <w:szCs w:val="22"/>
+        </w:rPr>
+        <w:t xml:space="preserve">.</w:t>
       </w:r>
     </w:p>
     <w:p>
       <w:pPr>
         <w:pStyle w:val="Heading1"/>
-        <w:pageBreakBefore/>
+        <w:keepNext/>
+        <w:keepLines/>
         <w:pBdr>
           <w:bottom w:val="single" w:color="1FA6A2" w:sz="14" w:space="6"/>
         </w:pBdr>
-        <w:spacing w:after="140" w:before="0"/>
+        <w:spacing w:after="140" w:before="300"/>
       </w:pPr>
       <w:r>
         <w:rPr>
@@ -2694,11 +2817,12 @@
     <w:p>
       <w:pPr>
         <w:pStyle w:val="Heading1"/>
-        <w:pageBreakBefore/>
+        <w:keepNext/>
+        <w:keepLines/>
         <w:pBdr>
           <w:bottom w:val="single" w:color="1FA6A2" w:sz="14" w:space="6"/>
         </w:pBdr>
-        <w:spacing w:after="140" w:before="0"/>
+        <w:spacing w:after="140" w:before="300"/>
       </w:pPr>
       <w:r>
         <w:rPr>
@@ -3040,11 +3164,12 @@
     <w:p>
       <w:pPr>
         <w:pStyle w:val="Heading1"/>
-        <w:pageBreakBefore/>
+        <w:keepNext/>
+        <w:keepLines/>
         <w:pBdr>
           <w:bottom w:val="single" w:color="1FA6A2" w:sz="14" w:space="6"/>
         </w:pBdr>
-        <w:spacing w:after="140" w:before="0"/>
+        <w:spacing w:after="140" w:before="300"/>
       </w:pPr>
       <w:r>
         <w:rPr>
@@ -3765,11 +3890,12 @@
     <w:p>
       <w:pPr>
         <w:pStyle w:val="Heading1"/>
-        <w:pageBreakBefore/>
+        <w:keepNext/>
+        <w:keepLines/>
         <w:pBdr>
           <w:bottom w:val="single" w:color="1FA6A2" w:sz="14" w:space="6"/>
         </w:pBdr>
-        <w:spacing w:after="140" w:before="0"/>
+        <w:spacing w:after="140" w:before="300"/>
       </w:pPr>
       <w:r>
         <w:rPr>
@@ -4268,11 +4394,12 @@
     <w:p>
       <w:pPr>
         <w:pStyle w:val="Heading1"/>
-        <w:pageBreakBefore/>
+        <w:keepNext/>
+        <w:keepLines/>
         <w:pBdr>
           <w:bottom w:val="single" w:color="1FA6A2" w:sz="14" w:space="6"/>
         </w:pBdr>
-        <w:spacing w:after="140" w:before="0"/>
+        <w:spacing w:after="140" w:before="300"/>
       </w:pPr>
       <w:r>
         <w:rPr>

--- a/lessons/4-2/downloads/4-2-notes.docx
+++ b/lessons/4-2/downloads/4-2-notes.docx
@@ -1549,47 +1549,6 @@
         <w:t xml:space="preserve">Write About the Math</w:t>
       </w:r>
     </w:p>
-    <w:p>
-      <w:pPr>
-        <w:spacing w:after="100"/>
-      </w:pPr>
-      <w:r>
-        <w:rPr>
-          <w:i/>
-          <w:iCs/>
-          <w:color w:val="5F6F80"/>
-          <w:sz w:val="19"/>
-          <w:szCs w:val="19"/>
-        </w:rPr>
-        <w:t xml:space="preserve">Use the support level you need. Every level answers the same math question.</w:t>
-      </w:r>
-    </w:p>
-    <w:p>
-      <w:pPr>
-        <w:pStyle w:val="Heading2"/>
-        <w:spacing w:after="80" w:before="180"/>
-      </w:pPr>
-      <w:r>
-        <w:rPr>
-          <w:b/>
-          <w:bCs/>
-          <w:color w:val="12355B"/>
-          <w:sz w:val="24"/>
-          <w:szCs w:val="24"/>
-        </w:rPr>
-        <w:t xml:space="preserve">1. Understand the Question</w:t>
-      </w:r>
-      <w:r>
-        <w:rPr>
-          <w:i/>
-          <w:iCs/>
-          <w:color w:val="B97A12"/>
-          <w:sz w:val="19"/>
-          <w:szCs w:val="19"/>
-        </w:rPr>
-        <w:t xml:space="preserve">   explain</w:t>
-      </w:r>
-    </w:p>
     <w:tbl>
       <w:tblPr>
         <w:tblW w:type="pct" w:w="100%"/>
@@ -1628,344 +1587,6 @@
               </w:rPr>
               <w:t xml:space="preserve">Who is correct, and how much would the game cost on sale?</w:t>
             </w:r>
-          </w:p>
-          <w:p>
-            <w:pPr>
-              <w:spacing w:after="0"/>
-            </w:pPr>
-            <w:r>
-              <w:rPr>
-                <w:b/>
-                <w:bCs/>
-                <w:color w:val="12355B"/>
-                <w:sz w:val="20"/>
-                <w:szCs w:val="20"/>
-              </w:rPr>
-              <w:t xml:space="preserve">Your job:  </w:t>
-            </w:r>
-            <w:r>
-              <w:rPr>
-                <w:sz w:val="20"/>
-                <w:szCs w:val="20"/>
-              </w:rPr>
-              <w:t xml:space="preserve">Answer the question. Use math evidence. Explain how the evidence proves your answer.</w:t>
-            </w:r>
-            <w:r>
-              <w:rPr>
-                <w:i/>
-                <w:iCs/>
-                <w:color w:val="5F6F80"/>
-                <w:sz w:val="18"/>
-                <w:szCs w:val="18"/>
-              </w:rPr>
-              <w:br/>
-              <w:t xml:space="preserve">Responde la pregunta. Usa evidencia matemática. Explica cómo la evidencia demuestra tu respuesta.</w:t>
-            </w:r>
-          </w:p>
-        </w:tc>
-      </w:tr>
-    </w:tbl>
-    <w:p>
-      <w:pPr>
-        <w:pStyle w:val="Heading2"/>
-        <w:spacing w:after="80" w:before="180"/>
-      </w:pPr>
-      <w:r>
-        <w:rPr>
-          <w:b/>
-          <w:bCs/>
-          <w:color w:val="12355B"/>
-          <w:sz w:val="24"/>
-          <w:szCs w:val="24"/>
-        </w:rPr>
-        <w:t xml:space="preserve">2. Plan Your Math Words</w:t>
-      </w:r>
-      <w:r>
-        <w:rPr>
-          <w:i/>
-          <w:iCs/>
-          <w:color w:val="1FA6A2"/>
-          <w:sz w:val="19"/>
-          <w:szCs w:val="19"/>
-        </w:rPr>
-        <w:t xml:space="preserve">   check at least two</w:t>
-      </w:r>
-    </w:p>
-    <w:p>
-      <w:pPr>
-        <w:spacing w:after="60"/>
-      </w:pPr>
-      <w:r>
-        <w:rPr>
-          <w:b/>
-          <w:bCs/>
-          <w:color w:val="1FA6A2"/>
-          <w:sz w:val="22"/>
-          <w:szCs w:val="22"/>
-        </w:rPr>
-        <w:t xml:space="preserve">☐  </w:t>
-      </w:r>
-      <w:r>
-        <w:rPr>
-          <w:b/>
-          <w:bCs/>
-          <w:color w:val="12355B"/>
-          <w:sz w:val="20"/>
-          <w:szCs w:val="20"/>
-        </w:rPr>
-        <w:t xml:space="preserve">Fractions, Decimals, and Percents — </w:t>
-      </w:r>
-      <w:r>
-        <w:rPr>
-          <w:sz w:val="20"/>
-          <w:szCs w:val="20"/>
-        </w:rPr>
-        <w:t xml:space="preserve">Three equivalent ways to name the same part of a whole.</w:t>
-      </w:r>
-      <w:r>
-        <w:rPr>
-          <w:i/>
-          <w:iCs/>
-          <w:color w:val="5F6F80"/>
-          <w:sz w:val="18"/>
-          <w:szCs w:val="18"/>
-        </w:rPr>
-        <w:br/>
-        <w:t xml:space="preserve">Fracciones, decimales y porcentajes — Tres maneras equivalentes de nombrar la misma parte de un todo.</w:t>
-      </w:r>
-    </w:p>
-    <w:p>
-      <w:pPr>
-        <w:spacing w:after="60"/>
-      </w:pPr>
-      <w:r>
-        <w:rPr>
-          <w:b/>
-          <w:bCs/>
-          <w:color w:val="1FA6A2"/>
-          <w:sz w:val="22"/>
-          <w:szCs w:val="22"/>
-        </w:rPr>
-        <w:t xml:space="preserve">☐  </w:t>
-      </w:r>
-      <w:r>
-        <w:rPr>
-          <w:b/>
-          <w:bCs/>
-          <w:color w:val="12355B"/>
-          <w:sz w:val="20"/>
-          <w:szCs w:val="20"/>
-        </w:rPr>
-        <w:t xml:space="preserve">Percent — </w:t>
-      </w:r>
-      <w:r>
-        <w:rPr>
-          <w:sz w:val="20"/>
-          <w:szCs w:val="20"/>
-        </w:rPr>
-        <w:t xml:space="preserve">A way to compare a number to 100, shown with the % sign.</w:t>
-      </w:r>
-      <w:r>
-        <w:rPr>
-          <w:i/>
-          <w:iCs/>
-          <w:color w:val="5F6F80"/>
-          <w:sz w:val="18"/>
-          <w:szCs w:val="18"/>
-        </w:rPr>
-        <w:br/>
-        <w:t xml:space="preserve">Porcentaje — Una manera de comparar un número con 100, con el signo %.</w:t>
-      </w:r>
-    </w:p>
-    <w:p>
-      <w:pPr>
-        <w:spacing w:after="60"/>
-      </w:pPr>
-      <w:r>
-        <w:rPr>
-          <w:b/>
-          <w:bCs/>
-          <w:color w:val="1FA6A2"/>
-          <w:sz w:val="22"/>
-          <w:szCs w:val="22"/>
-        </w:rPr>
-        <w:t xml:space="preserve">☐  </w:t>
-      </w:r>
-      <w:r>
-        <w:rPr>
-          <w:b/>
-          <w:bCs/>
-          <w:color w:val="12355B"/>
-          <w:sz w:val="20"/>
-          <w:szCs w:val="20"/>
-        </w:rPr>
-        <w:t xml:space="preserve">Decimal — </w:t>
-      </w:r>
-      <w:r>
-        <w:rPr>
-          <w:sz w:val="20"/>
-          <w:szCs w:val="20"/>
-        </w:rPr>
-        <w:t xml:space="preserve">A number with a dot, like 0.5, that shows a part less than one.</w:t>
-      </w:r>
-      <w:r>
-        <w:rPr>
-          <w:i/>
-          <w:iCs/>
-          <w:color w:val="5F6F80"/>
-          <w:sz w:val="18"/>
-          <w:szCs w:val="18"/>
-        </w:rPr>
-        <w:br/>
-        <w:t xml:space="preserve">Decimal — Un número con un punto, como 0.5, que muestra una parte menor que uno.</w:t>
-      </w:r>
-    </w:p>
-    <w:p>
-      <w:pPr>
-        <w:spacing w:after="60"/>
-      </w:pPr>
-      <w:r>
-        <w:rPr>
-          <w:b/>
-          <w:bCs/>
-          <w:color w:val="1FA6A2"/>
-          <w:sz w:val="22"/>
-          <w:szCs w:val="22"/>
-        </w:rPr>
-        <w:t xml:space="preserve">☐  </w:t>
-      </w:r>
-      <w:r>
-        <w:rPr>
-          <w:b/>
-          <w:bCs/>
-          <w:color w:val="12355B"/>
-          <w:sz w:val="20"/>
-          <w:szCs w:val="20"/>
-        </w:rPr>
-        <w:t xml:space="preserve">Equivalent — </w:t>
-      </w:r>
-      <w:r>
-        <w:rPr>
-          <w:sz w:val="20"/>
-          <w:szCs w:val="20"/>
-        </w:rPr>
-        <w:t xml:space="preserve">Having the same value, just written a different way.</w:t>
-      </w:r>
-      <w:r>
-        <w:rPr>
-          <w:i/>
-          <w:iCs/>
-          <w:color w:val="5F6F80"/>
-          <w:sz w:val="18"/>
-          <w:szCs w:val="18"/>
-        </w:rPr>
-        <w:br/>
-        <w:t xml:space="preserve">Equivalente — Tener el mismo valor, escrito de otra forma.</w:t>
-      </w:r>
-    </w:p>
-    <w:p>
-      <w:pPr>
-        <w:spacing w:after="60"/>
-      </w:pPr>
-      <w:r>
-        <w:rPr>
-          <w:b/>
-          <w:bCs/>
-          <w:color w:val="1FA6A2"/>
-          <w:sz w:val="22"/>
-          <w:szCs w:val="22"/>
-        </w:rPr>
-        <w:t xml:space="preserve">☐  </w:t>
-      </w:r>
-      <w:r>
-        <w:rPr>
-          <w:b/>
-          <w:bCs/>
-          <w:color w:val="12355B"/>
-          <w:sz w:val="20"/>
-          <w:szCs w:val="20"/>
-        </w:rPr>
-        <w:t xml:space="preserve">Benchmark — </w:t>
-      </w:r>
-      <w:r>
-        <w:rPr>
-          <w:sz w:val="20"/>
-          <w:szCs w:val="20"/>
-        </w:rPr>
-        <w:t xml:space="preserve">A familiar number you use to guess, like 50% or 1/2.</w:t>
-      </w:r>
-      <w:r>
-        <w:rPr>
-          <w:i/>
-          <w:iCs/>
-          <w:color w:val="5F6F80"/>
-          <w:sz w:val="18"/>
-          <w:szCs w:val="18"/>
-        </w:rPr>
-        <w:br/>
-        <w:t xml:space="preserve">Referencia — Un número conocido que usas para estimar, como 50% o 1/2.</w:t>
-      </w:r>
-    </w:p>
-    <w:tbl>
-      <w:tblPr>
-        <w:tblW w:type="pct" w:w="100%"/>
-        <w:tblBorders>
-          <w:top w:val="single" w:color="1FA6A2" w:sz="8"/>
-          <w:left w:val="single" w:color="1FA6A2" w:sz="8"/>
-          <w:bottom w:val="single" w:color="1FA6A2" w:sz="8"/>
-          <w:right w:val="single" w:color="1FA6A2" w:sz="8"/>
-          <w:insideH w:val="single" w:color="auto" w:sz="4"/>
-          <w:insideV w:val="single" w:color="auto" w:sz="4"/>
-        </w:tblBorders>
-      </w:tblPr>
-      <w:tblGrid>
-        <w:gridCol w:w="100"/>
-      </w:tblGrid>
-      <w:tr>
-        <w:tc>
-          <w:tcPr>
-            <w:shd w:fill="F7FFFD" w:color="auto" w:val="clear"/>
-            <w:tcMar>
-              <w:top w:type="dxa" w:w="120"/>
-              <w:left w:type="dxa" w:w="180"/>
-              <w:bottom w:type="dxa" w:w="120"/>
-              <w:right w:type="dxa" w:w="180"/>
-            </w:tcMar>
-          </w:tcPr>
-          <w:p>
-            <w:pPr>
-              <w:spacing w:after="50"/>
-            </w:pPr>
-            <w:r>
-              <w:rPr>
-                <w:b/>
-                <w:bCs/>
-                <w:color w:val="1FA6A2"/>
-                <w:sz w:val="20"/>
-                <w:szCs w:val="20"/>
-              </w:rPr>
-              <w:t xml:space="preserve">Say it first:  </w:t>
-            </w:r>
-            <w:r>
-              <w:rPr>
-                <w:sz w:val="20"/>
-                <w:szCs w:val="20"/>
-              </w:rPr>
-              <w:t xml:space="preserve">Say your idea to a partner or quietly to yourself before you write.</w:t>
-            </w:r>
-          </w:p>
-          <w:p>
-            <w:pPr>
-              <w:spacing w:after="60"/>
-            </w:pPr>
-            <w:r>
-              <w:rPr>
-                <w:color w:val="1A2733"/>
-                <w:sz w:val="21"/>
-                <w:szCs w:val="21"/>
-              </w:rPr>
-              <w:t xml:space="preserve">The friend who said ___% is correct because 3/5 = ___ = ___%. The sale price is $___.</w:t>
-            </w:r>
             <w:r>
               <w:rPr>
                 <w:i/>
@@ -1975,7 +1596,7 @@
                 <w:szCs w:val="19"/>
               </w:rPr>
               <w:br/>
-              <w:t xml:space="preserve">Di tu respuesta primero: Mi respuesta es ___ porque ___.</w:t>
+              <w:t xml:space="preserve">¿Quién tiene razón, y cuánto costaría el juego en oferta?</w:t>
             </w:r>
           </w:p>
         </w:tc>
@@ -1983,28 +1604,192 @@
     </w:tbl>
     <w:p>
       <w:pPr>
-        <w:pStyle w:val="Heading2"/>
-        <w:spacing w:after="80" w:before="180"/>
-      </w:pPr>
-      <w:r>
-        <w:rPr>
-          <w:b/>
-          <w:bCs/>
-          <w:color w:val="12355B"/>
-          <w:sz w:val="24"/>
-          <w:szCs w:val="24"/>
-        </w:rPr>
-        <w:t xml:space="preserve">3. Build Your Explanation</w:t>
-      </w:r>
+        <w:spacing w:after="100"/>
+      </w:pPr>
       <w:r>
         <w:rPr>
           <w:i/>
           <w:iCs/>
-          <w:color w:val="B97A12"/>
+          <w:color w:val="5F6F80"/>
           <w:sz w:val="19"/>
           <w:szCs w:val="19"/>
         </w:rPr>
-        <w:t xml:space="preserve">   choose your support</w:t>
+        <w:t xml:space="preserve">Say your answer to a partner first. Then write it, using at least two of these words:</w:t>
+      </w:r>
+    </w:p>
+    <w:p>
+      <w:pPr>
+        <w:spacing w:after="40"/>
+      </w:pPr>
+      <w:r>
+        <w:rPr>
+          <w:b/>
+          <w:bCs/>
+          <w:color w:val="1FA6A2"/>
+          <w:sz w:val="22"/>
+          <w:szCs w:val="22"/>
+        </w:rPr>
+        <w:t xml:space="preserve">☐  </w:t>
+      </w:r>
+      <w:r>
+        <w:rPr>
+          <w:b/>
+          <w:bCs/>
+          <w:color w:val="12355B"/>
+          <w:sz w:val="20"/>
+          <w:szCs w:val="20"/>
+        </w:rPr>
+        <w:t xml:space="preserve">Percent</w:t>
+      </w:r>
+      <w:r>
+        <w:rPr>
+          <w:i/>
+          <w:iCs/>
+          <w:color w:val="5F6F80"/>
+          <w:sz w:val="18"/>
+          <w:szCs w:val="18"/>
+        </w:rPr>
+        <w:t xml:space="preserve">  ·  Porcentaje</w:t>
+      </w:r>
+    </w:p>
+    <w:p>
+      <w:pPr>
+        <w:spacing w:after="40"/>
+      </w:pPr>
+      <w:r>
+        <w:rPr>
+          <w:b/>
+          <w:bCs/>
+          <w:color w:val="1FA6A2"/>
+          <w:sz w:val="22"/>
+          <w:szCs w:val="22"/>
+        </w:rPr>
+        <w:t xml:space="preserve">☐  </w:t>
+      </w:r>
+      <w:r>
+        <w:rPr>
+          <w:b/>
+          <w:bCs/>
+          <w:color w:val="12355B"/>
+          <w:sz w:val="20"/>
+          <w:szCs w:val="20"/>
+        </w:rPr>
+        <w:t xml:space="preserve">Decimal</w:t>
+      </w:r>
+      <w:r>
+        <w:rPr>
+          <w:i/>
+          <w:iCs/>
+          <w:color w:val="5F6F80"/>
+          <w:sz w:val="18"/>
+          <w:szCs w:val="18"/>
+        </w:rPr>
+        <w:t xml:space="preserve">  ·  Decimal</w:t>
+      </w:r>
+    </w:p>
+    <w:p>
+      <w:pPr>
+        <w:spacing w:after="40"/>
+      </w:pPr>
+      <w:r>
+        <w:rPr>
+          <w:b/>
+          <w:bCs/>
+          <w:color w:val="1FA6A2"/>
+          <w:sz w:val="22"/>
+          <w:szCs w:val="22"/>
+        </w:rPr>
+        <w:t xml:space="preserve">☐  </w:t>
+      </w:r>
+      <w:r>
+        <w:rPr>
+          <w:b/>
+          <w:bCs/>
+          <w:color w:val="12355B"/>
+          <w:sz w:val="20"/>
+          <w:szCs w:val="20"/>
+        </w:rPr>
+        <w:t xml:space="preserve">Equivalent</w:t>
+      </w:r>
+      <w:r>
+        <w:rPr>
+          <w:i/>
+          <w:iCs/>
+          <w:color w:val="5F6F80"/>
+          <w:sz w:val="18"/>
+          <w:szCs w:val="18"/>
+        </w:rPr>
+        <w:t xml:space="preserve">  ·  Equivalente</w:t>
+      </w:r>
+    </w:p>
+    <w:p>
+      <w:pPr>
+        <w:spacing w:after="40"/>
+      </w:pPr>
+      <w:r>
+        <w:rPr>
+          <w:b/>
+          <w:bCs/>
+          <w:color w:val="1FA6A2"/>
+          <w:sz w:val="22"/>
+          <w:szCs w:val="22"/>
+        </w:rPr>
+        <w:t xml:space="preserve">☐  </w:t>
+      </w:r>
+      <w:r>
+        <w:rPr>
+          <w:b/>
+          <w:bCs/>
+          <w:color w:val="12355B"/>
+          <w:sz w:val="20"/>
+          <w:szCs w:val="20"/>
+        </w:rPr>
+        <w:t xml:space="preserve">Benchmark</w:t>
+      </w:r>
+      <w:r>
+        <w:rPr>
+          <w:i/>
+          <w:iCs/>
+          <w:color w:val="5F6F80"/>
+          <w:sz w:val="18"/>
+          <w:szCs w:val="18"/>
+        </w:rPr>
+        <w:t xml:space="preserve">  ·  Referencia</w:t>
+      </w:r>
+    </w:p>
+    <w:p>
+      <w:pPr>
+        <w:spacing w:after="40"/>
+      </w:pPr>
+      <w:r>
+        <w:rPr>
+          <w:b/>
+          <w:bCs/>
+          <w:color w:val="1FA6A2"/>
+          <w:sz w:val="22"/>
+          <w:szCs w:val="22"/>
+        </w:rPr>
+        <w:t xml:space="preserve">☐  </w:t>
+      </w:r>
+      <w:r>
+        <w:rPr>
+          <w:b/>
+          <w:bCs/>
+          <w:color w:val="12355B"/>
+          <w:sz w:val="20"/>
+          <w:szCs w:val="20"/>
+        </w:rPr>
+        <w:t xml:space="preserve">Discount</w:t>
+      </w:r>
+      <w:r>
+        <w:rPr>
+          <w:i/>
+          <w:iCs/>
+          <w:color w:val="5F6F80"/>
+          <w:sz w:val="18"/>
+          <w:szCs w:val="18"/>
+        </w:rPr>
+        <w:t xml:space="preserve">  ·  Descuento</w:t>
       </w:r>
     </w:p>
     <w:tbl>
@@ -2035,21 +1820,6 @@
           </w:tcPr>
           <w:p>
             <w:pPr>
-              <w:spacing w:after="50"/>
-            </w:pPr>
-            <w:r>
-              <w:rPr>
-                <w:i/>
-                <w:iCs/>
-                <w:color w:val="5F6F80"/>
-                <w:sz w:val="19"/>
-                <w:szCs w:val="19"/>
-              </w:rPr>
-              <w:t xml:space="preserve">This model shows the parts of an explanation. It does not answer your writing question.</w:t>
-            </w:r>
-          </w:p>
-          <w:p>
-            <w:pPr>
               <w:spacing w:after="80"/>
             </w:pPr>
             <w:r>
@@ -2060,58 +1830,14 @@
                 <w:sz w:val="19"/>
                 <w:szCs w:val="19"/>
               </w:rPr>
-              <w:t xml:space="preserve">Claim:  </w:t>
+              <w:t xml:space="preserve">Model:  </w:t>
             </w:r>
             <w:r>
               <w:rPr>
                 <w:sz w:val="19"/>
                 <w:szCs w:val="19"/>
               </w:rPr>
-              <w:t xml:space="preserve">3/4, 0.75, and 75% all name the same score.</w:t>
-            </w:r>
-          </w:p>
-          <w:p>
-            <w:pPr>
-              <w:spacing w:after="80"/>
-            </w:pPr>
-            <w:r>
-              <w:rPr>
-                <w:b/>
-                <w:bCs/>
-                <w:color w:val="12355B"/>
-                <w:sz w:val="19"/>
-                <w:szCs w:val="19"/>
-              </w:rPr>
-              <w:t xml:space="preserve">Evidence:  </w:t>
-            </w:r>
-            <w:r>
-              <w:rPr>
-                <w:sz w:val="19"/>
-                <w:szCs w:val="19"/>
-              </w:rPr>
-              <w:t xml:space="preserve">Students give 3/4 = 0.75 = 75% and recognize these are three forms of one value, not three different scores.</w:t>
-            </w:r>
-          </w:p>
-          <w:p>
-            <w:pPr>
-              <w:spacing w:after="80"/>
-            </w:pPr>
-            <w:r>
-              <w:rPr>
-                <w:b/>
-                <w:bCs/>
-                <w:color w:val="12355B"/>
-                <w:sz w:val="19"/>
-                <w:szCs w:val="19"/>
-              </w:rPr>
-              <w:t xml:space="preserve">Reasoning:  </w:t>
-            </w:r>
-            <w:r>
-              <w:rPr>
-                <w:sz w:val="19"/>
-                <w:szCs w:val="19"/>
-              </w:rPr>
-              <w:t xml:space="preserve">This evidence connects the definition of percent to the mathematical claim.</w:t>
+              <w:t xml:space="preserve">3/4, 0.75, and 75% all name the same score. — Students give 3/4 = 0.75 = 75% and recognize these are three forms of one value, not three different scores.</w:t>
             </w:r>
           </w:p>
         </w:tc>
@@ -2190,7 +1916,7 @@
           <w:sz w:val="21"/>
           <w:szCs w:val="21"/>
         </w:rPr>
-        <w:t xml:space="preserve">My answer is ___.</w:t>
+        <w:t xml:space="preserve">My answer is ___ because ___.</w:t>
       </w:r>
       <w:r>
         <w:rPr>
@@ -2201,7 +1927,7 @@
           <w:szCs w:val="19"/>
         </w:rPr>
         <w:br/>
-        <w:t xml:space="preserve">Mi respuesta es ___.</w:t>
+        <w:t xml:space="preserve">Mi respuesta es ___ porque ___.</w:t>
       </w:r>
     </w:p>
     <w:tbl>
@@ -2341,7 +2067,7 @@
           <w:sz w:val="21"/>
           <w:szCs w:val="21"/>
         </w:rPr>
-        <w:t xml:space="preserve">I know because ___.</w:t>
+        <w:t xml:space="preserve">My evidence is ___, so ___.</w:t>
       </w:r>
       <w:r>
         <w:rPr>
@@ -2352,31 +2078,7 @@
           <w:szCs w:val="19"/>
         </w:rPr>
         <w:br/>
-        <w:t xml:space="preserve">Lo sé porque ___.</w:t>
-      </w:r>
-    </w:p>
-    <w:p>
-      <w:pPr>
-        <w:spacing w:after="60"/>
-      </w:pPr>
-      <w:r>
-        <w:rPr>
-          <w:color w:val="1A2733"/>
-          <w:sz w:val="21"/>
-          <w:szCs w:val="21"/>
-        </w:rPr>
-        <w:t xml:space="preserve">So ___.</w:t>
-      </w:r>
-      <w:r>
-        <w:rPr>
-          <w:i/>
-          <w:iCs/>
-          <w:color w:val="5F6F80"/>
-          <w:sz w:val="19"/>
-          <w:szCs w:val="19"/>
-        </w:rPr>
-        <w:br/>
-        <w:t xml:space="preserve">Entonces ___.</w:t>
+        <w:t xml:space="preserve">Mi evidencia es ___, entonces ___.</w:t>
       </w:r>
     </w:p>
     <w:tbl>
@@ -2482,78 +2184,6 @@
         <w:t xml:space="preserve">Escribe una afirmación, da evidencia matemática y explica tu razonamiento.</w:t>
       </w:r>
     </w:p>
-    <w:p>
-      <w:pPr>
-        <w:spacing w:after="60"/>
-      </w:pPr>
-      <w:r>
-        <w:rPr>
-          <w:color w:val="1A2733"/>
-          <w:sz w:val="21"/>
-          <w:szCs w:val="21"/>
-        </w:rPr>
-        <w:t xml:space="preserve">My claim is ___.</w:t>
-      </w:r>
-      <w:r>
-        <w:rPr>
-          <w:i/>
-          <w:iCs/>
-          <w:color w:val="5F6F80"/>
-          <w:sz w:val="19"/>
-          <w:szCs w:val="19"/>
-        </w:rPr>
-        <w:br/>
-        <w:t xml:space="preserve">Mi afirmación es ___.</w:t>
-      </w:r>
-    </w:p>
-    <w:p>
-      <w:pPr>
-        <w:spacing w:after="60"/>
-      </w:pPr>
-      <w:r>
-        <w:rPr>
-          <w:color w:val="1A2733"/>
-          <w:sz w:val="21"/>
-          <w:szCs w:val="21"/>
-        </w:rPr>
-        <w:t xml:space="preserve">My math evidence is ___.</w:t>
-      </w:r>
-      <w:r>
-        <w:rPr>
-          <w:i/>
-          <w:iCs/>
-          <w:color w:val="5F6F80"/>
-          <w:sz w:val="19"/>
-          <w:szCs w:val="19"/>
-        </w:rPr>
-        <w:br/>
-        <w:t xml:space="preserve">Mi evidencia matemática es ___.</w:t>
-      </w:r>
-    </w:p>
-    <w:p>
-      <w:pPr>
-        <w:spacing w:after="60"/>
-      </w:pPr>
-      <w:r>
-        <w:rPr>
-          <w:color w:val="1A2733"/>
-          <w:sz w:val="21"/>
-          <w:szCs w:val="21"/>
-        </w:rPr>
-        <w:t xml:space="preserve">This proves ___ because ___.</w:t>
-      </w:r>
-      <w:r>
-        <w:rPr>
-          <w:i/>
-          <w:iCs/>
-          <w:color w:val="5F6F80"/>
-          <w:sz w:val="19"/>
-          <w:szCs w:val="19"/>
-        </w:rPr>
-        <w:br/>
-        <w:t xml:space="preserve">Esto demuestra ___ porque ___.</w:t>
-      </w:r>
-    </w:p>
     <w:tbl>
       <w:tblPr>
         <w:tblW w:type="pct" w:w="100%"/>
@@ -2636,7 +2266,7 @@
           <w:sz w:val="24"/>
           <w:szCs w:val="24"/>
         </w:rPr>
-        <w:t xml:space="preserve">4. Check Your Explanation</w:t>
+        <w:t xml:space="preserve">Check Your Explanation</w:t>
       </w:r>
       <w:r>
         <w:rPr>
@@ -2646,7 +2276,7 @@
           <w:sz w:val="19"/>
           <w:szCs w:val="19"/>
         </w:rPr>
-        <w:t xml:space="preserve">   five quick checks</w:t>
+        <w:t xml:space="preserve">   three quick checks</w:t>
       </w:r>
     </w:p>
     <w:p>
@@ -2670,17 +2300,6 @@
         </w:rPr>
         <w:t xml:space="preserve">I answered the question.</w:t>
       </w:r>
-      <w:r>
-        <w:rPr>
-          <w:i/>
-          <w:iCs/>
-          <w:color w:val="5F6F80"/>
-          <w:sz w:val="18"/>
-          <w:szCs w:val="18"/>
-        </w:rPr>
-        <w:br/>
-        <w:t xml:space="preserve">Respondí la pregunta.</w:t>
-      </w:r>
     </w:p>
     <w:p>
       <w:pPr>
@@ -2701,18 +2320,7 @@
           <w:sz w:val="20"/>
           <w:szCs w:val="20"/>
         </w:rPr>
-        <w:t xml:space="preserve">I used math evidence: numbers, an equation, a model, or a comparison.</w:t>
-      </w:r>
-      <w:r>
-        <w:rPr>
-          <w:i/>
-          <w:iCs/>
-          <w:color w:val="5F6F80"/>
-          <w:sz w:val="18"/>
-          <w:szCs w:val="18"/>
-        </w:rPr>
-        <w:br/>
-        <w:t xml:space="preserve">Usé evidencia matemática: números, una ecuación, un modelo o una comparación.</w:t>
+        <w:t xml:space="preserve">I used math evidence: numbers, an equation, or a model.</w:t>
       </w:r>
     </w:p>
     <w:p>
@@ -2734,84 +2342,7 @@
           <w:sz w:val="20"/>
           <w:szCs w:val="20"/>
         </w:rPr>
-        <w:t xml:space="preserve">I explained how the evidence proves my answer.</w:t>
-      </w:r>
-      <w:r>
-        <w:rPr>
-          <w:i/>
-          <w:iCs/>
-          <w:color w:val="5F6F80"/>
-          <w:sz w:val="18"/>
-          <w:szCs w:val="18"/>
-        </w:rPr>
-        <w:br/>
-        <w:t xml:space="preserve">Expliqué cómo la evidencia demuestra mi respuesta.</w:t>
-      </w:r>
-    </w:p>
-    <w:p>
-      <w:pPr>
-        <w:spacing w:after="80"/>
-      </w:pPr>
-      <w:r>
-        <w:rPr>
-          <w:b/>
-          <w:bCs/>
-          <w:color w:val="1FA6A2"/>
-          <w:sz w:val="22"/>
-          <w:szCs w:val="22"/>
-        </w:rPr>
-        <w:t xml:space="preserve">☐  </w:t>
-      </w:r>
-      <w:r>
-        <w:rPr>
-          <w:sz w:val="20"/>
-          <w:szCs w:val="20"/>
-        </w:rPr>
         <w:t xml:space="preserve">I used at least two math words.</w:t>
-      </w:r>
-      <w:r>
-        <w:rPr>
-          <w:i/>
-          <w:iCs/>
-          <w:color w:val="5F6F80"/>
-          <w:sz w:val="18"/>
-          <w:szCs w:val="18"/>
-        </w:rPr>
-        <w:br/>
-        <w:t xml:space="preserve">Usé por lo menos dos palabras matemáticas.</w:t>
-      </w:r>
-    </w:p>
-    <w:p>
-      <w:pPr>
-        <w:spacing w:after="80"/>
-      </w:pPr>
-      <w:r>
-        <w:rPr>
-          <w:b/>
-          <w:bCs/>
-          <w:color w:val="1FA6A2"/>
-          <w:sz w:val="22"/>
-          <w:szCs w:val="22"/>
-        </w:rPr>
-        <w:t xml:space="preserve">☐  </w:t>
-      </w:r>
-      <w:r>
-        <w:rPr>
-          <w:sz w:val="20"/>
-          <w:szCs w:val="20"/>
-        </w:rPr>
-        <w:t xml:space="preserve">I reread complete sentences and punctuation.</w:t>
-      </w:r>
-      <w:r>
-        <w:rPr>
-          <w:i/>
-          <w:iCs/>
-          <w:color w:val="5F6F80"/>
-          <w:sz w:val="18"/>
-          <w:szCs w:val="18"/>
-        </w:rPr>
-        <w:br/>
-        <w:t xml:space="preserve">Volví a leer mis oraciones completas y la puntuación.</w:t>
       </w:r>
     </w:p>
     <w:p>
